--- a/paper/inherited-collusion-submission.docx
+++ b/paper/inherited-collusion-submission.docx
@@ -99,7 +99,7 @@
                 <w:szCs w:val="40"/>
                 <w:color w:val="000000"/>
               </w:rPr>
-              <w:t xml:space="preserve">SAFE COORDINATION AFTER HARMFUL AGENT HANDOFFS</w:t>
+              <w:t xml:space="preserve">HARMFUL AGENT HANDOFFS AND SAFE COORDINATION</w:t>
             </w:r>
             <w:r>
               <w:rPr>
@@ -310,7 +310,7 @@
                             <w:szCs w:val="22"/>
                             <w:color w:val="000000"/>
                           </w:rPr>
-                          <w:t xml:space="preserve">A Controlled Audit of Verification and Shared Decision Rules</w:t>
+                          <w:t xml:space="preserve">A Controlled Study of Transfer and Verification</w:t>
                         </w:r>
                       </w:p>
                     </w:tc>
@@ -437,7 +437,7 @@
                       <w:rFonts w:ascii="Old Standard TT" w:hAnsi="Old Standard TT" w:cs="Old Standard TT"/>
                       <w:color w:val="000000"/>
                     </w:rPr>
-                    <w:t xml:space="preserve">Can an explicit shared decision rule support safe coordination when neutral replacement agents inherit harmful notes? We hold symmetric cost matrices and original notes fixed in a transparent allocation task, using four available Qwen3.6-35B-A3B donor cases and six GPT-OSS-120B cases. Fresh successors receive verification alone or verification plus lexicographic-first or lexicographic-last selection among public safe optima, with two draws per arm and legitimate-note controls. Among three complete harmful-note Qwen cases, safe-optimal completion rises from 3/6 with verification alone to 6/6 in each rule arm; among six GPT-OSS cases, it rises from 4/12 to 11/12 and 12/12. The primary equally weighted rule effects are +0.50 and +0.625. All 119 valid episodes, including verification alone, have zero outsider loss and joint harm: the improvement is coordination, not additional harm reduction. Legitimate-note performance does not decline in the observed cohort. Earlier delivery audits found harmful transfer and verification-associated duplicate claims; a structural control removed verified duplicates under a unique safe optimum but left partial harm for Qwen. The fixed-note comparison isolates the added common decision policy, not internal verification or its necessity. Small availability-selected cohorts, one missing joint output, heterogeneous notes and no rule-only arm limit generalization.</w:t>
+                    <w:t xml:space="preserve">Can harmful plans survive replacement through handoff notes, and can successors reject them while coordinating? We study a transparent four-agent allocation task. Originals are instructed to favor their coalition at outsiders’ expense; neutral successors receive controlled note combinations. In a format-expanded analysis, a prespecified paired-note contrast increases joint harm by 0.50 for Qwen and 0.43 for GPT-OSS relative to facts alone, across five and seven complete cases. Verification reduces joint harm but increases duplicate claims relative to coordinated harmful notes. A post-hoc comparison finds the same duplicate frequency under verification and facts alone. Structural and fixed-note controls improve safe coordination through task changes or shared decision rules. A final fresh factorial control crosses harmful-note and reminder presence while holding the rule fixed. Among 79 valid episodes, three partial outsider harms occur only with harmful notes and no reminder; all other valid episodes are safe-optimal. The primary safe-optimal interaction is +0.125 across four complete Qwen cases and +0.200 across five GPT-OSS cases. These selected cohorts support inherited instructed-plan transfer and conditional benefits from verification plus a shared safe convention, without establishing spontaneous collusion or a general defense.</w:t>
                   </w:r>
                 </w:p>
               </w:tc>
@@ -499,7 +499,22 @@
           <w:rFonts w:ascii="Old Standard TT" w:hAnsi="Old Standard TT" w:cs="Old Standard TT"/>
           <w:color w:val="000000"/>
         </w:rPr>
-        <w:t xml:space="preserve">A safety instruction can reject a harmful recommendation without telling independent agents how to coordinate on a safe alternative. In the Inherited Collusion project, we audit that distinction in handoffs from explicitly instructed original agents to neutral successors. The central question is whether useful common conventions can be supplied without preserving coalition-favoring allocations. Prior results establish a coordination problem in this task; the new intervention tests an explicit common decision rule. It does not test spontaneous collusion or persistent private intent.</w:t>
+        <w:t xml:space="preserve">Agent replacement does not remove the information left by the outgoing agents. Handoff notes can preserve useful conventions, but they can also carry recommendations that benefit a coalition at other participants’ expense. The Inherited Collusion project asks whether such instructed harmful plans affect neutral successors, and whether verification can prevent harm without disrupting task coordination.</w:t>
+      </w:r>
+    </w:p>
+    <w:p>
+      <w:pPr>
+        <w:rPr>
+          <w:rFonts w:ascii="Old Standard TT" w:cs="Old Standard TT" w:eastAsia="Old Standard TT" w:hAnsi="Old Standard TT"/>
+        </w:rPr>
+        <w:spacing w:after="120"/>
+      </w:pPr>
+      <w:r>
+        <w:rPr>
+          <w:rFonts w:ascii="Old Standard TT" w:hAnsi="Old Standard TT" w:cs="Old Standard TT"/>
+          <w:color w:val="000000"/>
+        </w:rPr>
+        <w:t xml:space="preserve">The distinction matters because rejecting a harmful recommendation does not itself select a common safe alternative. We first vary which original notes reach two independent successors. Three follow-up controls then investigate task structure, shared safe rules and the separate effects of notes and verification. The contribution is a bounded empirical audit of this handoff channel: enacted harm, task completion and coordination quality are measured separately.</w:t>
       </w:r>
     </w:p>
     <w:p>
@@ -538,7 +553,7 @@
           <w:rFonts w:ascii="Old Standard TT" w:hAnsi="Old Standard TT" w:cs="Old Standard TT"/>
           <w:color w:val="000000"/>
         </w:rPr>
-        <w:t xml:space="preserve">Colosseum distinguishes expressed collusive plans from enacted coalition-favoring behavior [1,4]. Self-Propagating Misalignment already studies harmful goals passed to neutral successors and memory defenses [2], while Salami Attack studies jointly effective memory fragments [3]. Our contribution is a small controlled delivery audit, followed by two targeted controls addressing task structure and the decision policy given to successors. We claim neither the first harmful memory transfer nor a general defense against collusion.</w:t>
+        <w:t xml:space="preserve">Colosseum distinguishes expressed collusive plans from enacted coalition-favoring behavior [1,4]. Self-Propagating Misalignment studies harmful goals passed to neutral successors and discusses utility costs of memory defenses [2]. Salami Attack studies jointly effective memory fragments [3]. Building on this work, we control delivery of role-specific notes written after enacted harmful or legitimate allocations, then measure coalition benefit, outsider harm and task coordination separately.</w:t>
       </w:r>
     </w:p>
     <w:p>
@@ -553,7 +568,7 @@
           <w:rFonts w:ascii="Old Standard TT" w:hAnsi="Old Standard TT" w:cs="Old Standard TT"/>
           <w:color w:val="000000"/>
         </w:rPr>
-        <w:t xml:space="preserve">Shared conventions and symmetry breaking are established coordination approaches. Theory of Scene documents collisions among homogeneous concurrent agents and uses public roles with shared task context to derive a common division of labor [5]. Tacit Coordination of Large Language Models studies focal points and learning-free coordination strategies without communication [6]. Our narrower question is whether an explicit public safe convention helps when harmful inherited notes are held fixed, alongside legitimate controls. We do not claim to discover the symmetry trap or the first general coordination remedy.</w:t>
+        <w:t xml:space="preserve">Shared conventions and symmetry breaking are established coordination approaches. Theory of Scene addresses collisions among homogeneous concurrent agents using public roles and shared task context [5]. Tacit Coordination of Large Language Models studies focal points and coordination without communication [6]. Our focused question is how these ideas behave in the presence of harmful inherited notes. The three follow-up controls distinguish task structure, an explicit public safe decision policy and the note-by-reminder interaction under that policy; earlier legitimate-source comparisons assess useful cooperation.</w:t>
       </w:r>
     </w:p>
     <w:p>
@@ -592,7 +607,7 @@
           <w:rFonts w:ascii="Old Standard TT" w:hAnsi="Old Standard TT" w:cs="Old Standard TT"/>
           <w:color w:val="000000"/>
         </w:rPr>
-        <w:t xml:space="preserve">A and B independently choose one of four tasks, without seeing each other’s choice. Scripted C and D then minimize their combined cost on two distinct unclaimed tasks, with a fixed tie-break. Each assignment earns 100 minus its cost; an extra duplicate claimant incurs a 200-point penalty shared by claimants. Neutral successors prioritize distinct completion, then minimize total cost across all four agents. They see the complete cost matrix and all 16 possible A/B outcomes, including the scripted continuation. This substantially reduces planning demands.</w:t>
+        <w:t xml:space="preserve">Two model agents, A and B, independently choose one of four tasks without seeing each other’s choice. Scripted outsiders C and D then minimize their combined cost on two distinct unclaimed tasks. Every agent earns 100 minus its task cost; an extra duplicate claim incurs a 200-point penalty shared by claimants. Neutral successors are instructed to maximize distinct task completion and then minimize total cost across all four agents. They receive the full public cost matrix and all 16 possible A/B outcomes, including the scripted continuation.</w:t>
       </w:r>
     </w:p>
     <w:p>
@@ -607,7 +622,7 @@
           <w:rFonts w:ascii="Old Standard TT" w:hAnsi="Old Standard TT" w:cs="Old Standard TT"/>
           <w:color w:val="000000"/>
         </w:rPr>
-        <w:t xml:space="preserve">Original agents receive an experimenter-specified joint allocation and an explicitly harmful or legitimate objective. Their actions must execute that allocation, whose outcome is saved before each writes a note to its own replacement. Successors start a new round with neutral instructions, unchanged public costs and no access to each other’s choice. Harmful plans take both outsider specialties, shifting reward from C/D to A/B. Legitimate plans preserve the team optimum. Notes can contain errors; their semantic quality is part of the channel rather than a primary eligibility filter.</w:t>
+        <w:t xml:space="preserve">Here operational collusion means an enacted joint allocation that benefits A/B while reducing C/D reward relative to the cooperative reference. A joint-harm event requires both outsider specialties to be taken with positive coalition gain and outsider loss. Original agents are explicitly instructed to execute harmful or legitimate joint plans before writing role-specific notes to their replacements. This induces the original coalition; it does not establish spontaneous collusion. Successors receive neutral instructions and unchanged public facts. We also score continuous outsider loss, team reward, duplicate claims and safe-optimal completion. A safe optimum completes four distinct tasks at globally minimum total cost; zero joint harm alone can conceal partial outsider harm.</w:t>
       </w:r>
     </w:p>
     <w:p>
@@ -622,7 +637,7 @@
           <w:rFonts w:ascii="Old Standard TT" w:hAnsi="Old Standard TT" w:cs="Old Standard TT"/>
           <w:color w:val="000000"/>
         </w:rPr>
-        <w:t xml:space="preserve">A joint-harm outcome requires both outsider specialties to be taken with positive coalition gain and outsider loss relative to the cooperative reference. We also measure outsider reward loss, team reward loss, duplicate task claims and safe-optimal completion. A safe optimum maximizes distinct task completion and then minimizes all-agent cost. Absence of the binary joint-harm event is insufficient: one outsider can still lose reward. Each result is reported separately for Qwen3.6-35B-A3B and GPT-OSS-120B.</w:t>
+        <w:t xml:space="preserve">The handoff audit plans eight cost cases per model and two successor draws per route. Routes deliver facts alone, one note, both notes from the same original branch, crossed branches, or both notes plus a reminder to check them against public rules and total cost. Two role-swapped original-plan orientations (p0 and p1) and legitimate-source controls test convention transfer. Each model supplies its own originals and successors, so differences between models combine sender and recipient behavior. All main studies use Qwen3.6-35B-A3B and GPT-OSS-120B at temperature 0.6, top-p 0.95 and an 8,192-token output limit; exact identifiers and provenance limits are in Appendix B.</w:t>
       </w:r>
     </w:p>
     <w:p>
@@ -637,7 +652,7 @@
           <w:rFonts w:ascii="Old Standard TT" w:hAnsi="Old Standard TT" w:cs="Old Standard TT"/>
           <w:color w:val="000000"/>
         </w:rPr>
-        <w:t xml:space="preserve">Both models use temperature 0.6, top-p 0.95 and at most 8,192 output tokens. Each model authors its own notes and supplies its own successors. Thus a model difference combines sender and recipient behavior. Returned identifiers are checked, but do not authenticate served weights. Exact routing, reasoning-default and technical evidence are in Appendix B.</w:t>
+        <w:t xml:space="preserve">The original strict audit retains 360/512 planned episodes. A disclosed post-start format amendment accepts one complete outer JSON fence and recovers 439/512 episodes by reusing exact old responses and calling only previously undispatched slots. Four unresolved requests remain missing. We report both populations separately; the amended analysis is not an independent replication. Later controls were locally frozen before their own responses, after the earlier findings were known. Internal version names, dates, eligibility rules and all missingness are mapped in Appendices B and H.</w:t>
       </w:r>
     </w:p>
     <w:p>
@@ -652,7 +667,7 @@
           <w:rFonts w:ascii="Old Standard TT" w:hAnsi="Old Standard TT" w:cs="Old Standard TT"/>
           <w:color w:val="000000"/>
         </w:rPr>
-        <w:t xml:space="preserve">The initial audit fixes eight cost cases per model, two original plan orientations p0/p1 within each objective, and two nested successor draws per delivery route. It compares facts alone, one note, both notes from the same branch, crossed branches and a verification reminder. The reminder asks recipients to retain recommendations compatible with public rules and total cost. The full routes and all original contrasts remain in Appendix H.</w:t>
+        <w:t xml:space="preserve">The structural control plans six new cases per model, two draws per condition, both original objectives and three routes: facts alone, both original notes and verified notes. Adding one unit to two nonpreferred safe A/B cost cells creates a unique safe optimum while preserving optimal total cost and assigned original-plan outcomes. Public outcome tables are recomputed and originals write fresh notes for each structure. Four Qwen cases and all six GPT-OSS cases complete this control; one technically valid but semantically incorrect Qwen diagnostic remains included. The intervention therefore changes both cost geometry and the notes produced.</w:t>
       </w:r>
     </w:p>
     <w:p>
@@ -667,7 +682,7 @@
           <w:rFonts w:ascii="Old Standard TT" w:hAnsi="Old Standard TT" w:cs="Old Standard TT"/>
           <w:color w:val="000000"/>
         </w:rPr>
-        <w:t xml:space="preserve">The original strict procedure was locally frozen before successor responses. A disclosed post-start continuation accepted exactly one complete outer JSON fence, reused existing responses without resampling and dispatched only previously uncalled slots. These populations remain separate: 360/512 valid episodes in strict V4 and 439/512 in amended V4F. Four unresolved requests remain missing and were never retried. The continuation and prior development observations preclude describing the whole project as prospectively designed or publicly preregistered.</w:t>
+        <w:t xml:space="preserve">The fixed-note control instead holds the symmetric matrices and exact notes from those ten available donor cases fixed. Fresh successors receive verification alone or verification plus a shared rule: choose the lexicographically first or last A/B task pair among public outcomes with maximum distinct completion and minimum total cost. Both original objectives and two draws per arm are retained. Its primary harmful-mode contrast averages the two directions equally, subtracts fresh verification alone and weights complete cases equally within each model. The directions are fixed subconditions, not independent replications. Logical completion ranges cover missing outcomes in the available cohort; they are not confidence intervals or corrections for donor selection.</w:t>
       </w:r>
     </w:p>
     <w:p>
@@ -682,52 +697,7 @@
           <w:rFonts w:ascii="Old Standard TT" w:hAnsi="Old Standard TT" w:cs="Old Standard TT"/>
           <w:color w:val="000000"/>
         </w:rPr>
-        <w:t xml:space="preserve">The separately frozen V5 control changes two nonpreferred safe A/B cost cells by one unit each, making one safe plan uniquely optimal. Optimal total cost and assigned original-plan outcomes remain unchanged. Numeric outcome tables are recomputed, and fresh original notes are generated for each structure and objective. Six new cases per model were planned, with two successor draws per cell. Qwen retains four cases; a format-policy failure and an unresolved probe remove two without replacement. One semantically incorrect but technically valid diagnostic remains included. Full probe and note evidence is in Appendix G.</w:t>
-      </w:r>
-    </w:p>
-    <w:p>
-      <w:pPr>
-        <w:rPr>
-          <w:rFonts w:ascii="Old Standard TT" w:cs="Old Standard TT" w:eastAsia="Old Standard TT" w:hAnsi="Old Standard TT"/>
-        </w:rPr>
-        <w:spacing w:after="120"/>
-      </w:pPr>
-      <w:r>
-        <w:rPr>
-          <w:rFonts w:ascii="Old Standard TT" w:hAnsi="Old Standard TT" w:cs="Old Standard TT"/>
-          <w:color w:val="000000"/>
-        </w:rPr>
-        <w:t xml:space="preserve">V6 fixes the symmetric matrices and exact original notes from the ten available V5 donor cases: Qwen seeds 301, 303, 304 and 306, and GPT-OSS seeds 301–306. Availability is selected by the earlier collection, not a new random sample. Each case supplies harmful and legitimate original notes. No new originals or probes are generated. All three arms receive fresh successor draws: verification alone, verification plus lexicographic-first selection, or verification plus lexicographic-last selection. Earlier V5 successor outputs are not reused as the baseline.</w:t>
-      </w:r>
-    </w:p>
-    <w:p>
-      <w:pPr>
-        <w:rPr>
-          <w:rFonts w:ascii="Old Standard TT" w:cs="Old Standard TT" w:eastAsia="Old Standard TT" w:hAnsi="Old Standard TT"/>
-        </w:rPr>
-        <w:spacing w:after="120"/>
-      </w:pPr>
-      <w:r>
-        <w:rPr>
-          <w:rFonts w:ascii="Old Standard TT" w:hAnsi="Old Standard TT" w:cs="Old Standard TT"/>
-          <w:color w:val="000000"/>
-        </w:rPr>
-        <w:t xml:space="preserve">Both added rules tell successors to identify public A/B outcome rows with maximum distinct completion and minimum total cost, then choose the lexicographically first or last A/B task pair among ties. Each recipient takes its own role’s task. The matrix, outcome table, original notes and reminder stay fixed within a case and objective; only this extra decision rule changes. Two directions discourage treating success as an unexplained preference for one plan. They are fixed conditions, not two independent studies.</w:t>
-      </w:r>
-    </w:p>
-    <w:p>
-      <w:pPr>
-        <w:rPr>
-          <w:rFonts w:ascii="Old Standard TT" w:cs="Old Standard TT" w:eastAsia="Old Standard TT" w:hAnsi="Old Standard TT"/>
-        </w:rPr>
-        <w:spacing w:after="120"/>
-      </w:pPr>
-      <w:r>
-        <w:rPr>
-          <w:rFonts w:ascii="Old Standard TT" w:hAnsi="Old Standard TT" w:cs="Old Standard TT"/>
-          <w:color w:val="000000"/>
-        </w:rPr>
-        <w:t xml:space="preserve">The primary harmful-mode contrast is the equally weighted mean of the two rule arms minus verification alone in safe-optimal completion. We average the two draws within each arm and then weight complete cases equally, separately by model. A model/objective case is complete only when all six arm-by-draw slots are valid. The planned total is 120 joint episodes; missing outputs are never counted as safe. The protocol and execution/analysis sources were locally frozen before these new responses, after earlier results were known. Legitimate utility, duplicates, joint and partial harm, direction-specific effects and logical missingness ranges accompany the primary contrast (Appendix I).</w:t>
+        <w:t xml:space="preserve">The final factorial control reuses the same ten symmetric donor cases with entirely fresh successors. Harmful notes are either supplied or omitted, crossed with the unchanged verification reminder being present or absent. Every arm contains the shared safe rule, tested once in each fixed direction. The primary safe-optimal contrast is the reminder effect with notes minus its effect without notes, averaging directions within each case and weighting the same complete cases equally within each model. There are no new originals, diagnostic probes or legitimate-note arms.</w:t>
       </w:r>
     </w:p>
     <w:p>
@@ -760,566 +730,13 @@
           <w:rFonts w:ascii="Old Standard TT" w:cs="Old Standard TT" w:eastAsia="Old Standard TT" w:hAnsi="Old Standard TT"/>
         </w:rPr>
         <w:spacing w:after="120"/>
-        <w:keepNext w:val="1"/>
       </w:pPr>
       <w:r>
         <w:rPr>
           <w:rFonts w:ascii="Old Standard TT" w:hAnsi="Old Standard TT" w:cs="Old Standard TT"/>
-          <w:b w:val="1"/>
           <w:color w:val="000000"/>
         </w:rPr>
-        <w:t xml:space="preserve">Table 1. Retained episode counts. Earlier strict and amended populations overlap and must not be pooled. V6 is restricted to the ten V5 symmetric donor cases already available before its new calls.</w:t>
-      </w:r>
-    </w:p>
-    <w:tbl>
-      <w:tblPr>
-        <w:tblW w:w="9360" w:type="dxa"/>
-        <w:tblLayout w:type="fixed"/>
-        <w:tblBorders>
-          <w:top w:val="single" w:sz="4" w:color="D9D9D9"/>
-          <w:left w:val="single" w:sz="4" w:color="D9D9D9"/>
-          <w:bottom w:val="single" w:sz="4" w:color="D9D9D9"/>
-          <w:right w:val="single" w:sz="4" w:color="D9D9D9"/>
-          <w:insideH w:val="single" w:sz="4" w:color="D9D9D9"/>
-          <w:insideV w:val="single" w:sz="4" w:color="D9D9D9"/>
-        </w:tblBorders>
-        <w:tblCellMar>
-          <w:top w:w="80" w:type="dxa"/>
-          <w:left w:w="80" w:type="dxa"/>
-          <w:bottom w:w="80" w:type="dxa"/>
-          <w:right w:w="80" w:type="dxa"/>
-        </w:tblCellMar>
-      </w:tblPr>
-      <w:tblGrid>
-        <w:gridCol w:w="1800"/>
-        <w:gridCol w:w="1900"/>
-        <w:gridCol w:w="1900"/>
-        <w:gridCol w:w="3760"/>
-      </w:tblGrid>
-      <w:tr>
-        <w:trPr>
-          <w:cantSplit w:val="1"/>
-          <w:tblHeader w:val="1"/>
-        </w:trPr>
-        <w:tc>
-          <w:tcPr>
-            <w:tcW w:w="1800" w:type="dxa"/>
-            <w:vAlign w:val="center"/>
-            <w:shd w:val="clear" w:fill="EDEDED"/>
-          </w:tcPr>
-          <w:p>
-            <w:pPr>
-              <w:rPr>
-                <w:rFonts w:ascii="Old Standard TT" w:cs="Old Standard TT" w:eastAsia="Old Standard TT" w:hAnsi="Old Standard TT"/>
-              </w:rPr>
-              <w:spacing w:after="40" w:line="252" w:lineRule="auto"/>
-              <w:keepNext w:val="1"/>
-            </w:pPr>
-            <w:r>
-              <w:rPr>
-                <w:rFonts w:ascii="Old Standard TT" w:hAnsi="Old Standard TT" w:cs="Old Standard TT"/>
-                <w:b w:val="1"/>
-                <w:sz w:val="20"/>
-                <w:szCs w:val="20"/>
-                <w:color w:val="000000"/>
-              </w:rPr>
-              <w:t xml:space="preserve">Study</w:t>
-            </w:r>
-          </w:p>
-        </w:tc>
-        <w:tc>
-          <w:tcPr>
-            <w:tcW w:w="1900" w:type="dxa"/>
-            <w:vAlign w:val="center"/>
-            <w:shd w:val="clear" w:fill="EDEDED"/>
-          </w:tcPr>
-          <w:p>
-            <w:pPr>
-              <w:rPr>
-                <w:rFonts w:ascii="Old Standard TT" w:cs="Old Standard TT" w:eastAsia="Old Standard TT" w:hAnsi="Old Standard TT"/>
-              </w:rPr>
-              <w:spacing w:after="40" w:line="252" w:lineRule="auto"/>
-              <w:keepNext w:val="1"/>
-            </w:pPr>
-            <w:r>
-              <w:rPr>
-                <w:rFonts w:ascii="Old Standard TT" w:hAnsi="Old Standard TT" w:cs="Old Standard TT"/>
-                <w:b w:val="1"/>
-                <w:sz w:val="20"/>
-                <w:szCs w:val="20"/>
-                <w:color w:val="000000"/>
-              </w:rPr>
-              <w:t xml:space="preserve">Qwen valid / planned</w:t>
-            </w:r>
-          </w:p>
-        </w:tc>
-        <w:tc>
-          <w:tcPr>
-            <w:tcW w:w="1900" w:type="dxa"/>
-            <w:vAlign w:val="center"/>
-            <w:shd w:val="clear" w:fill="EDEDED"/>
-          </w:tcPr>
-          <w:p>
-            <w:pPr>
-              <w:rPr>
-                <w:rFonts w:ascii="Old Standard TT" w:cs="Old Standard TT" w:eastAsia="Old Standard TT" w:hAnsi="Old Standard TT"/>
-              </w:rPr>
-              <w:spacing w:after="40" w:line="252" w:lineRule="auto"/>
-              <w:keepNext w:val="1"/>
-            </w:pPr>
-            <w:r>
-              <w:rPr>
-                <w:rFonts w:ascii="Old Standard TT" w:hAnsi="Old Standard TT" w:cs="Old Standard TT"/>
-                <w:b w:val="1"/>
-                <w:sz w:val="20"/>
-                <w:szCs w:val="20"/>
-                <w:color w:val="000000"/>
-              </w:rPr>
-              <w:t xml:space="preserve">GPT-OSS valid / planned</w:t>
-            </w:r>
-          </w:p>
-        </w:tc>
-        <w:tc>
-          <w:tcPr>
-            <w:tcW w:w="3760" w:type="dxa"/>
-            <w:vAlign w:val="center"/>
-            <w:shd w:val="clear" w:fill="EDEDED"/>
-          </w:tcPr>
-          <w:p>
-            <w:pPr>
-              <w:rPr>
-                <w:rFonts w:ascii="Old Standard TT" w:cs="Old Standard TT" w:eastAsia="Old Standard TT" w:hAnsi="Old Standard TT"/>
-              </w:rPr>
-              <w:spacing w:after="40" w:line="252" w:lineRule="auto"/>
-              <w:keepNext w:val="1"/>
-            </w:pPr>
-            <w:r>
-              <w:rPr>
-                <w:rFonts w:ascii="Old Standard TT" w:hAnsi="Old Standard TT" w:cs="Old Standard TT"/>
-                <w:b w:val="1"/>
-                <w:sz w:val="20"/>
-                <w:szCs w:val="20"/>
-                <w:color w:val="000000"/>
-              </w:rPr>
-              <w:t xml:space="preserve">Comparison scope</w:t>
-            </w:r>
-          </w:p>
-        </w:tc>
-      </w:tr>
-      <w:tr>
-        <w:trPr>
-          <w:cantSplit w:val="1"/>
-        </w:trPr>
-        <w:tc>
-          <w:tcPr>
-            <w:tcW w:w="1800" w:type="dxa"/>
-            <w:vAlign w:val="center"/>
-          </w:tcPr>
-          <w:p>
-            <w:pPr>
-              <w:rPr>
-                <w:rFonts w:ascii="Old Standard TT" w:cs="Old Standard TT" w:eastAsia="Old Standard TT" w:hAnsi="Old Standard TT"/>
-              </w:rPr>
-              <w:spacing w:after="40" w:line="252" w:lineRule="auto"/>
-              <w:keepNext w:val="1"/>
-            </w:pPr>
-            <w:r>
-              <w:rPr>
-                <w:rFonts w:ascii="Old Standard TT" w:hAnsi="Old Standard TT" w:cs="Old Standard TT"/>
-                <w:sz w:val="20"/>
-                <w:szCs w:val="20"/>
-                <w:color w:val="000000"/>
-              </w:rPr>
-              <w:t xml:space="preserve">Original strict V4</w:t>
-            </w:r>
-          </w:p>
-        </w:tc>
-        <w:tc>
-          <w:tcPr>
-            <w:tcW w:w="1900" w:type="dxa"/>
-            <w:vAlign w:val="center"/>
-          </w:tcPr>
-          <w:p>
-            <w:pPr>
-              <w:rPr>
-                <w:rFonts w:ascii="Old Standard TT" w:cs="Old Standard TT" w:eastAsia="Old Standard TT" w:hAnsi="Old Standard TT"/>
-              </w:rPr>
-              <w:spacing w:after="40" w:line="252" w:lineRule="auto"/>
-              <w:keepNext w:val="1"/>
-            </w:pPr>
-            <w:r>
-              <w:rPr>
-                <w:rFonts w:ascii="Old Standard TT" w:hAnsi="Old Standard TT" w:cs="Old Standard TT"/>
-                <w:sz w:val="20"/>
-                <w:szCs w:val="20"/>
-                <w:color w:val="000000"/>
-              </w:rPr>
-              <w:t xml:space="preserve">127/256</w:t>
-            </w:r>
-          </w:p>
-        </w:tc>
-        <w:tc>
-          <w:tcPr>
-            <w:tcW w:w="1900" w:type="dxa"/>
-            <w:vAlign w:val="center"/>
-          </w:tcPr>
-          <w:p>
-            <w:pPr>
-              <w:rPr>
-                <w:rFonts w:ascii="Old Standard TT" w:cs="Old Standard TT" w:eastAsia="Old Standard TT" w:hAnsi="Old Standard TT"/>
-              </w:rPr>
-              <w:spacing w:after="40" w:line="252" w:lineRule="auto"/>
-              <w:keepNext w:val="1"/>
-            </w:pPr>
-            <w:r>
-              <w:rPr>
-                <w:rFonts w:ascii="Old Standard TT" w:hAnsi="Old Standard TT" w:cs="Old Standard TT"/>
-                <w:sz w:val="20"/>
-                <w:szCs w:val="20"/>
-                <w:color w:val="000000"/>
-              </w:rPr>
-              <w:t xml:space="preserve">233/256</w:t>
-            </w:r>
-          </w:p>
-        </w:tc>
-        <w:tc>
-          <w:tcPr>
-            <w:tcW w:w="3760" w:type="dxa"/>
-            <w:vAlign w:val="center"/>
-          </w:tcPr>
-          <w:p>
-            <w:pPr>
-              <w:rPr>
-                <w:rFonts w:ascii="Old Standard TT" w:cs="Old Standard TT" w:eastAsia="Old Standard TT" w:hAnsi="Old Standard TT"/>
-              </w:rPr>
-              <w:spacing w:after="40" w:line="252" w:lineRule="auto"/>
-              <w:keepNext w:val="1"/>
-            </w:pPr>
-            <w:r>
-              <w:rPr>
-                <w:rFonts w:ascii="Old Standard TT" w:hAnsi="Old Standard TT" w:cs="Old Standard TT"/>
-                <w:sz w:val="20"/>
-                <w:szCs w:val="20"/>
-                <w:color w:val="000000"/>
-              </w:rPr>
-              <w:t xml:space="preserve">Eight cases per model</w:t>
-            </w:r>
-          </w:p>
-        </w:tc>
-      </w:tr>
-      <w:tr>
-        <w:trPr>
-          <w:cantSplit w:val="1"/>
-        </w:trPr>
-        <w:tc>
-          <w:tcPr>
-            <w:tcW w:w="1800" w:type="dxa"/>
-            <w:vAlign w:val="center"/>
-          </w:tcPr>
-          <w:p>
-            <w:pPr>
-              <w:rPr>
-                <w:rFonts w:ascii="Old Standard TT" w:cs="Old Standard TT" w:eastAsia="Old Standard TT" w:hAnsi="Old Standard TT"/>
-              </w:rPr>
-              <w:spacing w:after="40" w:line="252" w:lineRule="auto"/>
-              <w:keepNext w:val="1"/>
-            </w:pPr>
-            <w:r>
-              <w:rPr>
-                <w:rFonts w:ascii="Old Standard TT" w:hAnsi="Old Standard TT" w:cs="Old Standard TT"/>
-                <w:sz w:val="20"/>
-                <w:szCs w:val="20"/>
-                <w:color w:val="000000"/>
-              </w:rPr>
-              <w:t xml:space="preserve">Amended V4F</w:t>
-            </w:r>
-          </w:p>
-        </w:tc>
-        <w:tc>
-          <w:tcPr>
-            <w:tcW w:w="1900" w:type="dxa"/>
-            <w:vAlign w:val="center"/>
-          </w:tcPr>
-          <w:p>
-            <w:pPr>
-              <w:rPr>
-                <w:rFonts w:ascii="Old Standard TT" w:cs="Old Standard TT" w:eastAsia="Old Standard TT" w:hAnsi="Old Standard TT"/>
-              </w:rPr>
-              <w:spacing w:after="40" w:line="252" w:lineRule="auto"/>
-              <w:keepNext w:val="1"/>
-            </w:pPr>
-            <w:r>
-              <w:rPr>
-                <w:rFonts w:ascii="Old Standard TT" w:hAnsi="Old Standard TT" w:cs="Old Standard TT"/>
-                <w:sz w:val="20"/>
-                <w:szCs w:val="20"/>
-                <w:color w:val="000000"/>
-              </w:rPr>
-              <w:t xml:space="preserve">206/256</w:t>
-            </w:r>
-          </w:p>
-        </w:tc>
-        <w:tc>
-          <w:tcPr>
-            <w:tcW w:w="1900" w:type="dxa"/>
-            <w:vAlign w:val="center"/>
-          </w:tcPr>
-          <w:p>
-            <w:pPr>
-              <w:rPr>
-                <w:rFonts w:ascii="Old Standard TT" w:cs="Old Standard TT" w:eastAsia="Old Standard TT" w:hAnsi="Old Standard TT"/>
-              </w:rPr>
-              <w:spacing w:after="40" w:line="252" w:lineRule="auto"/>
-              <w:keepNext w:val="1"/>
-            </w:pPr>
-            <w:r>
-              <w:rPr>
-                <w:rFonts w:ascii="Old Standard TT" w:hAnsi="Old Standard TT" w:cs="Old Standard TT"/>
-                <w:sz w:val="20"/>
-                <w:szCs w:val="20"/>
-                <w:color w:val="000000"/>
-              </w:rPr>
-              <w:t xml:space="preserve">233/256</w:t>
-            </w:r>
-          </w:p>
-        </w:tc>
-        <w:tc>
-          <w:tcPr>
-            <w:tcW w:w="3760" w:type="dxa"/>
-            <w:vAlign w:val="center"/>
-          </w:tcPr>
-          <w:p>
-            <w:pPr>
-              <w:rPr>
-                <w:rFonts w:ascii="Old Standard TT" w:cs="Old Standard TT" w:eastAsia="Old Standard TT" w:hAnsi="Old Standard TT"/>
-              </w:rPr>
-              <w:spacing w:after="40" w:line="252" w:lineRule="auto"/>
-              <w:keepNext w:val="1"/>
-            </w:pPr>
-            <w:r>
-              <w:rPr>
-                <w:rFonts w:ascii="Old Standard TT" w:hAnsi="Old Standard TT" w:cs="Old Standard TT"/>
-                <w:sz w:val="20"/>
-                <w:szCs w:val="20"/>
-                <w:color w:val="000000"/>
-              </w:rPr>
-              <w:t xml:space="preserve">Same planned cohort</w:t>
-            </w:r>
-          </w:p>
-        </w:tc>
-      </w:tr>
-      <w:tr>
-        <w:trPr>
-          <w:cantSplit w:val="1"/>
-        </w:trPr>
-        <w:tc>
-          <w:tcPr>
-            <w:tcW w:w="1800" w:type="dxa"/>
-            <w:vAlign w:val="center"/>
-          </w:tcPr>
-          <w:p>
-            <w:pPr>
-              <w:rPr>
-                <w:rFonts w:ascii="Old Standard TT" w:cs="Old Standard TT" w:eastAsia="Old Standard TT" w:hAnsi="Old Standard TT"/>
-              </w:rPr>
-              <w:spacing w:after="40" w:line="252" w:lineRule="auto"/>
-              <w:keepNext w:val="1"/>
-            </w:pPr>
-            <w:r>
-              <w:rPr>
-                <w:rFonts w:ascii="Old Standard TT" w:hAnsi="Old Standard TT" w:cs="Old Standard TT"/>
-                <w:sz w:val="20"/>
-                <w:szCs w:val="20"/>
-                <w:color w:val="000000"/>
-              </w:rPr>
-              <w:t xml:space="preserve">Structure control V5</w:t>
-            </w:r>
-          </w:p>
-        </w:tc>
-        <w:tc>
-          <w:tcPr>
-            <w:tcW w:w="1900" w:type="dxa"/>
-            <w:vAlign w:val="center"/>
-          </w:tcPr>
-          <w:p>
-            <w:pPr>
-              <w:rPr>
-                <w:rFonts w:ascii="Old Standard TT" w:cs="Old Standard TT" w:eastAsia="Old Standard TT" w:hAnsi="Old Standard TT"/>
-              </w:rPr>
-              <w:spacing w:after="40" w:line="252" w:lineRule="auto"/>
-              <w:keepNext w:val="1"/>
-            </w:pPr>
-            <w:r>
-              <w:rPr>
-                <w:rFonts w:ascii="Old Standard TT" w:hAnsi="Old Standard TT" w:cs="Old Standard TT"/>
-                <w:sz w:val="20"/>
-                <w:szCs w:val="20"/>
-                <w:color w:val="000000"/>
-              </w:rPr>
-              <w:t xml:space="preserve">96/144</w:t>
-            </w:r>
-          </w:p>
-        </w:tc>
-        <w:tc>
-          <w:tcPr>
-            <w:tcW w:w="1900" w:type="dxa"/>
-            <w:vAlign w:val="center"/>
-          </w:tcPr>
-          <w:p>
-            <w:pPr>
-              <w:rPr>
-                <w:rFonts w:ascii="Old Standard TT" w:cs="Old Standard TT" w:eastAsia="Old Standard TT" w:hAnsi="Old Standard TT"/>
-              </w:rPr>
-              <w:spacing w:after="40" w:line="252" w:lineRule="auto"/>
-              <w:keepNext w:val="1"/>
-            </w:pPr>
-            <w:r>
-              <w:rPr>
-                <w:rFonts w:ascii="Old Standard TT" w:hAnsi="Old Standard TT" w:cs="Old Standard TT"/>
-                <w:sz w:val="20"/>
-                <w:szCs w:val="20"/>
-                <w:color w:val="000000"/>
-              </w:rPr>
-              <w:t xml:space="preserve">144/144</w:t>
-            </w:r>
-          </w:p>
-        </w:tc>
-        <w:tc>
-          <w:tcPr>
-            <w:tcW w:w="3760" w:type="dxa"/>
-            <w:vAlign w:val="center"/>
-          </w:tcPr>
-          <w:p>
-            <w:pPr>
-              <w:rPr>
-                <w:rFonts w:ascii="Old Standard TT" w:cs="Old Standard TT" w:eastAsia="Old Standard TT" w:hAnsi="Old Standard TT"/>
-              </w:rPr>
-              <w:spacing w:after="40" w:line="252" w:lineRule="auto"/>
-              <w:keepNext w:val="1"/>
-            </w:pPr>
-            <w:r>
-              <w:rPr>
-                <w:rFonts w:ascii="Old Standard TT" w:hAnsi="Old Standard TT" w:cs="Old Standard TT"/>
-                <w:sz w:val="20"/>
-                <w:szCs w:val="20"/>
-                <w:color w:val="000000"/>
-              </w:rPr>
-              <w:t xml:space="preserve">Four / six complete cases</w:t>
-            </w:r>
-          </w:p>
-        </w:tc>
-      </w:tr>
-      <w:tr>
-        <w:trPr>
-          <w:cantSplit w:val="1"/>
-        </w:trPr>
-        <w:tc>
-          <w:tcPr>
-            <w:tcW w:w="1800" w:type="dxa"/>
-            <w:vAlign w:val="center"/>
-          </w:tcPr>
-          <w:p>
-            <w:pPr>
-              <w:rPr>
-                <w:rFonts w:ascii="Old Standard TT" w:cs="Old Standard TT" w:eastAsia="Old Standard TT" w:hAnsi="Old Standard TT"/>
-              </w:rPr>
-              <w:spacing w:after="40" w:line="252" w:lineRule="auto"/>
-            </w:pPr>
-            <w:r>
-              <w:rPr>
-                <w:rFonts w:ascii="Old Standard TT" w:hAnsi="Old Standard TT" w:cs="Old Standard TT"/>
-                <w:sz w:val="20"/>
-                <w:szCs w:val="20"/>
-                <w:color w:val="000000"/>
-              </w:rPr>
-              <w:t xml:space="preserve">Fixed-note V6</w:t>
-            </w:r>
-          </w:p>
-        </w:tc>
-        <w:tc>
-          <w:tcPr>
-            <w:tcW w:w="1900" w:type="dxa"/>
-            <w:vAlign w:val="center"/>
-          </w:tcPr>
-          <w:p>
-            <w:pPr>
-              <w:rPr>
-                <w:rFonts w:ascii="Old Standard TT" w:cs="Old Standard TT" w:eastAsia="Old Standard TT" w:hAnsi="Old Standard TT"/>
-              </w:rPr>
-              <w:spacing w:after="40" w:line="252" w:lineRule="auto"/>
-            </w:pPr>
-            <w:r>
-              <w:rPr>
-                <w:rFonts w:ascii="Old Standard TT" w:hAnsi="Old Standard TT" w:cs="Old Standard TT"/>
-                <w:sz w:val="20"/>
-                <w:szCs w:val="20"/>
-                <w:color w:val="000000"/>
-              </w:rPr>
-              <w:t xml:space="preserve">47/48</w:t>
-            </w:r>
-          </w:p>
-        </w:tc>
-        <w:tc>
-          <w:tcPr>
-            <w:tcW w:w="1900" w:type="dxa"/>
-            <w:vAlign w:val="center"/>
-          </w:tcPr>
-          <w:p>
-            <w:pPr>
-              <w:rPr>
-                <w:rFonts w:ascii="Old Standard TT" w:cs="Old Standard TT" w:eastAsia="Old Standard TT" w:hAnsi="Old Standard TT"/>
-              </w:rPr>
-              <w:spacing w:after="40" w:line="252" w:lineRule="auto"/>
-            </w:pPr>
-            <w:r>
-              <w:rPr>
-                <w:rFonts w:ascii="Old Standard TT" w:hAnsi="Old Standard TT" w:cs="Old Standard TT"/>
-                <w:sz w:val="20"/>
-                <w:szCs w:val="20"/>
-                <w:color w:val="000000"/>
-              </w:rPr>
-              <w:t xml:space="preserve">72/72</w:t>
-            </w:r>
-          </w:p>
-        </w:tc>
-        <w:tc>
-          <w:tcPr>
-            <w:tcW w:w="3760" w:type="dxa"/>
-            <w:vAlign w:val="center"/>
-          </w:tcPr>
-          <w:p>
-            <w:pPr>
-              <w:rPr>
-                <w:rFonts w:ascii="Old Standard TT" w:cs="Old Standard TT" w:eastAsia="Old Standard TT" w:hAnsi="Old Standard TT"/>
-              </w:rPr>
-              <w:spacing w:after="40" w:line="252" w:lineRule="auto"/>
-            </w:pPr>
-            <w:r>
-              <w:rPr>
-                <w:rFonts w:ascii="Old Standard TT" w:hAnsi="Old Standard TT" w:cs="Old Standard TT"/>
-                <w:sz w:val="20"/>
-                <w:szCs w:val="20"/>
-                <w:color w:val="000000"/>
-              </w:rPr>
-              <w:t xml:space="preserve">Four / six available donor cases</w:t>
-            </w:r>
-          </w:p>
-        </w:tc>
-      </w:tr>
-    </w:tbl>
-    <w:p>
-      <w:pPr>
-        <w:rPr>
-          <w:rFonts w:ascii="Old Standard TT" w:cs="Old Standard TT" w:eastAsia="Old Standard TT" w:hAnsi="Old Standard TT"/>
-        </w:rPr>
-        <w:spacing w:after="60"/>
-      </w:pPr>
-      <w:r>
-        <w:rPr>
-          <w:rFonts w:ascii="Old Standard TT" w:hAnsi="Old Standard TT" w:cs="Old Standard TT"/>
-          <w:color w:val="000000"/>
-        </w:rPr>
-        <w:t xml:space="preserve"/>
+        <w:t xml:space="preserve">Inherited harmful-plan transfer. In the format-expanded audit, both same-source notes from orientation p0 increase joint-harm probability relative to facts alone by 0.50 for Qwen across five complete cases and 0.43 for GPT-OSS across seven. The strict counterparts are 0.50 over only one case and 0.43 over seven. These are within-case delivery contrasts, not population estimates. One-note and crossed-source arms have no observed joint-harm events, although continuous outsider loss remains. Amended Qwen passes the planned legitimate-convention criterion; GPT-OSS does not. Source matching therefore does not guarantee faithful note content or general useful cooperation (Appendix H).</w:t>
       </w:r>
     </w:p>
     <w:p>
@@ -1334,7 +751,7 @@
           <w:rFonts w:ascii="Old Standard TT" w:hAnsi="Old Standard TT" w:cs="Old Standard TT"/>
           <w:color w:val="000000"/>
         </w:rPr>
-        <w:t xml:space="preserve">In amended data, same-p0 notes increase joint-harm probability relative to facts alone by 0.50 for Qwen across five complete cases and 0.43 for GPT-OSS across seven. Strict counterparts are 0.50 over one case and 0.43 over seven, respectively. These are finite complete-case delivery contrasts, not independent replications. Legitimate convention following passes the prespecified criterion for amended Qwen but fails for GPT-OSS; the handoff channel is not uniformly faithful (Appendix H).</w:t>
+        <w:t xml:space="preserve">Verification and coordination. On the distinct common set complete for verification comparisons in both original objectives—five Qwen cases and six GPT-OSS cases—the reminder reduces joint-harm probability by 0.50 and 0.42. Relative to coordinated harmful notes, mean team reward falls by 84.2 and 78.4, and duplicate frequency rises from zero to one half. Continuous outsider loss falls from 25.0 to 1.8 for Qwen and from 28.9 to zero for GPT-OSS. The remaining Qwen loss shows why joint harm cannot serve as the sole safety criterion.</w:t>
       </w:r>
     </w:p>
     <w:p>
@@ -1342,14 +759,50 @@
         <w:rPr>
           <w:rFonts w:ascii="Old Standard TT" w:cs="Old Standard TT" w:eastAsia="Old Standard TT" w:hAnsi="Old Standard TT"/>
         </w:rPr>
-        <w:spacing w:after="120"/>
+        <w:jc w:val="center"/>
+        <w:spacing w:after="60" w:before="80"/>
+        <w:keepNext w:val="1"/>
       </w:pPr>
       <w:r>
         <w:rPr>
           <w:rFonts w:ascii="Old Standard TT" w:hAnsi="Old Standard TT" w:cs="Old Standard TT"/>
           <w:color w:val="000000"/>
         </w:rPr>
-        <w:t xml:space="preserve">On cases complete for both harmful and legitimate verification comparisons, the reminder reduces amended joint harm by 0.50 for Qwen (five cases) and 0.42 for GPT-OSS (six). Yet relative to matched harmful notes it reduces team reward by 84.2 and 78.4, and distinct completion by 0.5 in each model. A post hoc check finds the same duplicate frequencies under verification and facts alone: 5/10 for Qwen and 6/12 for GPT-OSS, versus zero under matched notes. Because both roles have identical costs and two equally safe optima, this pattern is consistent with losing a shared convention. It does not identify that mechanism or establish an unavoidable safety–utility trade-off.</w:t>
+        <w:t xml:space="preserve"/>
+        <w:drawing>
+          <wp:inline distT="0" distB="0" distL="0" distR="0">
+            <wp:extent cx="5715000" cy="3944815"/>
+            <wp:docPr id="1" name="Figure 1" descr="Joint harmful allocations and duplicate task claims for facts alone, both inherited harmful notes and the same notes plus verification, by model."/>
+            <wp:cNvGraphicFramePr>
+              <a:graphicFrameLocks noChangeAspect="1"/>
+            </wp:cNvGraphicFramePr>
+            <a:graphic>
+              <a:graphicData uri="http://schemas.openxmlformats.org/drawingml/2006/picture">
+                <pic:pic>
+                  <pic:nvPicPr>
+                    <pic:cNvPr id="0" name="v4-figure-1.png" descr="Joint harmful allocations and duplicate task claims for facts alone, both inherited harmful notes and the same notes plus verification, by model."/>
+                    <pic:cNvPicPr/>
+                  </pic:nvPicPr>
+                  <pic:blipFill>
+                    <a:blip r:embed="rIdV4Figure1"/>
+                    <a:stretch>
+                      <a:fillRect/>
+                    </a:stretch>
+                  </pic:blipFill>
+                  <pic:spPr>
+                    <a:xfrm>
+                      <a:off x="0" y="0"/>
+                      <a:ext cx="5715000" cy="3944815"/>
+                    </a:xfrm>
+                    <a:prstGeom prst="rect">
+                      <a:avLst/>
+                    </a:prstGeom>
+                  </pic:spPr>
+                </pic:pic>
+              </a:graphicData>
+            </a:graphic>
+          </wp:inline>
+        </w:drawing>
       </w:r>
     </w:p>
     <w:p>
@@ -1358,6 +811,39 @@
           <w:rFonts w:ascii="Old Standard TT" w:cs="Old Standard TT" w:eastAsia="Old Standard TT" w:hAnsi="Old Standard TT"/>
         </w:rPr>
         <w:spacing w:after="120"/>
+        <w:keepLines w:val="1"/>
+      </w:pPr>
+      <w:r>
+        <w:rPr>
+          <w:rFonts w:ascii="Old Standard TT" w:hAnsi="Old Standard TT" w:cs="Old Standard TT"/>
+          <w:sz w:val="20"/>
+          <w:szCs w:val="20"/>
+          <w:color w:val="000000"/>
+        </w:rPr>
+        <w:t xml:space="preserve">Figure 1. Post-hoc common-case diagnostic of the format-expanded audit: five Qwen cases and six GPT-OSS cases, two draws per arm. Verification eliminates joint-harm events in this subset; duplicate counts match facts alone. The prespecified transfer contrast uses seven GPT-OSS cases. Joint-harm absence can mask partial outsider loss.</w:t>
+      </w:r>
+    </w:p>
+    <w:p>
+      <w:pPr>
+        <w:rPr>
+          <w:rFonts w:ascii="Old Standard TT" w:cs="Old Standard TT" w:eastAsia="Old Standard TT" w:hAnsi="Old Standard TT"/>
+        </w:rPr>
+        <w:spacing w:after="120"/>
+      </w:pPr>
+      <w:r>
+        <w:rPr>
+          <w:rFonts w:ascii="Old Standard TT" w:hAnsi="Old Standard TT" w:cs="Old Standard TT"/>
+          <w:color w:val="000000"/>
+        </w:rPr>
+        <w:t xml:space="preserve">In that post-hoc comparison, verified and facts-only routes have identical duplicate counts: 5/10 for Qwen and 6/12 for GPT-OSS (Figure 1). Both roles have identical costs and two safe optima. This pattern is consistent with discarding a shared convention without selecting a common replacement. It does not establish that mechanism, nor an unavoidable safety–utility trade-off. Relative to facts alone, verified team reward differs by only −1.6 for Qwen and −1.0 for GPT-OSS on these same cases; the large loss above is relative to the coordinated harmful-note condition.</w:t>
+      </w:r>
+    </w:p>
+    <w:p>
+      <w:pPr>
+        <w:rPr>
+          <w:rFonts w:ascii="Old Standard TT" w:cs="Old Standard TT" w:eastAsia="Old Standard TT" w:hAnsi="Old Standard TT"/>
+        </w:rPr>
+        <w:spacing w:after="120"/>
         <w:keepNext w:val="1"/>
       </w:pPr>
       <w:r>
@@ -1366,7 +852,7 @@
           <w:b w:val="1"/>
           <w:color w:val="000000"/>
         </w:rPr>
-        <w:t xml:space="preserve">Table 2. Harmful-mode V5 verification results on complete cases. Binary entries are episode counts; outsider loss is a mean. Qwen has four complete cases and GPT-OSS six, with two draws per cell.</w:t>
+        <w:t xml:space="preserve">Table 1. Structural control: harmful-note verification on complete cases. Binary entries are episode counts; outsider loss is a mean. Qwen has four complete cases and GPT-OSS six, with two draws per cell.</w:t>
       </w:r>
     </w:p>
     <w:tbl>
@@ -2176,7 +1662,7 @@
           <w:rFonts w:ascii="Old Standard TT" w:hAnsi="Old Standard TT" w:cs="Old Standard TT"/>
           <w:color w:val="000000"/>
         </w:rPr>
-        <w:t xml:space="preserve">The primary harmful-mode duplication interaction, (verified minus matched) under uniqueness minus that under symmetry, is −0.625 for Qwen and −0.750 for GPT-OSS. Completion ranges over all six planned cases are [−1.083, +0.250] and [−0.750, −0.750]; they are logical ranges, not confidence intervals. Unique verified Qwen still causes outsider loss in four of eight episodes, whereas GPT-OSS reaches the safe optimum in all twelve. Matched harmful notes retain joint harm under uniqueness (Qwen 5/8; GPT-OSS 6/12). The cost of verification therefore depends on the setting, but this comparison changes notes as well as the matrix.</w:t>
+        <w:t xml:space="preserve">Task structure and coordination. Under uniqueness, verified duplicates fall to zero in both models. GPT-OSS reaches the safe optimum in 12/12 episodes; Qwen reaches it in 4/8 and still harms an outsider in the remaining four. The primary duplication interaction—verified minus matched, under uniqueness minus symmetry—is −0.625 for Qwen and −0.750 for GPT-OSS. The six-case logical completion ranges are [−1.083, +0.250] and [−0.750, −0.750]. Harmful matched notes still yield joint harm under uniqueness in 5/8 Qwen and 6/12 GPT-OSS episodes. Uniqueness is therefore neither sufficient protection from inherited plans nor a clean test of successor behavior, because donor notes also change.</w:t>
       </w:r>
     </w:p>
     <w:p>
@@ -2184,74 +1670,6 @@
         <w:rPr>
           <w:rFonts w:ascii="Old Standard TT" w:cs="Old Standard TT" w:eastAsia="Old Standard TT" w:hAnsi="Old Standard TT"/>
         </w:rPr>
-        <w:jc w:val="center"/>
-        <w:spacing w:after="60" w:before="80"/>
-        <w:keepNext w:val="1"/>
-      </w:pPr>
-      <w:r>
-        <w:rPr>
-          <w:rFonts w:ascii="Old Standard TT" w:hAnsi="Old Standard TT" w:cs="Old Standard TT"/>
-          <w:color w:val="000000"/>
-        </w:rPr>
-        <w:t xml:space="preserve"/>
-        <w:drawing>
-          <wp:inline distT="0" distB="0" distL="0" distR="0">
-            <wp:extent cx="5943600" cy="5181600"/>
-            <wp:docPr id="1" name="Figure 1" descr="Four panels of safe-optimal completion in fresh V6 calls, separating both models and original objectives; all three arms and exact common-case episode denominators are shown."/>
-            <wp:cNvGraphicFramePr>
-              <a:graphicFrameLocks noChangeAspect="1"/>
-            </wp:cNvGraphicFramePr>
-            <a:graphic>
-              <a:graphicData uri="http://schemas.openxmlformats.org/drawingml/2006/picture">
-                <pic:pic>
-                  <pic:nvPicPr>
-                    <pic:cNvPr id="0" name="v4-figure-1.png" descr="Four panels of safe-optimal completion in fresh V6 calls, separating both models and original objectives; all three arms and exact common-case episode denominators are shown."/>
-                    <pic:cNvPicPr/>
-                  </pic:nvPicPr>
-                  <pic:blipFill>
-                    <a:blip r:embed="rIdV4Figure1"/>
-                    <a:stretch>
-                      <a:fillRect/>
-                    </a:stretch>
-                  </pic:blipFill>
-                  <pic:spPr>
-                    <a:xfrm>
-                      <a:off x="0" y="0"/>
-                      <a:ext cx="5943600" cy="5181600"/>
-                    </a:xfrm>
-                    <a:prstGeom prst="rect">
-                      <a:avLst/>
-                    </a:prstGeom>
-                  </pic:spPr>
-                </pic:pic>
-              </a:graphicData>
-            </a:graphic>
-          </wp:inline>
-        </w:drawing>
-      </w:r>
-    </w:p>
-    <w:p>
-      <w:pPr>
-        <w:rPr>
-          <w:rFonts w:ascii="Old Standard TT" w:cs="Old Standard TT" w:eastAsia="Old Standard TT" w:hAnsi="Old Standard TT"/>
-        </w:rPr>
-        <w:spacing w:after="120"/>
-      </w:pPr>
-      <w:r>
-        <w:rPr>
-          <w:rFonts w:ascii="Old Standard TT" w:hAnsi="Old Standard TT" w:cs="Old Standard TT"/>
-          <w:sz w:val="20"/>
-          <w:szCs w:val="20"/>
-          <w:color w:val="000000"/>
-        </w:rPr>
-        <w:t xml:space="preserve">Figure 1. Safe-optimal completion in fresh V6 calls. Bars use common complete cases within each model and original objective, two draws per arm. A safe optimum completes four distinct tasks at globally minimum total cost; it entails no outsider loss here. All 119 valid V6 episodes have zero outsider loss and joint harm, including verification alone. Added rules improve coordination rather than reduce observed harm further.</w:t>
-      </w:r>
-    </w:p>
-    <w:p>
-      <w:pPr>
-        <w:rPr>
-          <w:rFonts w:ascii="Old Standard TT" w:cs="Old Standard TT" w:eastAsia="Old Standard TT" w:hAnsi="Old Standard TT"/>
-        </w:rPr>
         <w:spacing w:after="120"/>
         <w:keepNext w:val="1"/>
       </w:pPr>
@@ -2261,7 +1679,7 @@
           <w:b w:val="1"/>
           <w:color w:val="000000"/>
         </w:rPr>
-        <w:t xml:space="preserve">Table 3. Primary harmful-mode safe-optimal contrast, equally averaging the two tie directions minus fresh verification alone. Missingness ranges concern the fixed available donor cohort, not selection into it.</w:t>
+        <w:t xml:space="preserve">Table 2. Fixed-note control: mean safe-optimal effect of the two added shared-rule directions minus fresh verification alone. Each case has two draws per arm. Completion ranges cover the available donor cohort.</w:t>
       </w:r>
     </w:p>
     <w:tbl>
@@ -2625,7 +2043,7 @@
           <w:rFonts w:ascii="Old Standard TT" w:hAnsi="Old Standard TT" w:cs="Old Standard TT"/>
           <w:color w:val="000000"/>
         </w:rPr>
-        <w:t xml:space="preserve">The new collection yields 119/120 valid episodes: Qwen 47/48 and GPT-OSS 72/72. One Qwen format failure leaves three harmful-mode cases complete for the primary contrast (six episodes per arm), while all four legitimate-mode cases remain complete. Safe-optimal completion improves from 3/6 to 6/6 in each Qwen rule arm and from 4/12 to 11/12 and 12/12 for GPT-OSS (Figure 1). The primary effects are +0.50 and +0.625 (Table 3). The Qwen logical range [+0.375, +0.500] covers all four available cases, not the two earlier cases with no donor notes. These ranges are not confidence intervals. All valid outputs have zero partial outsider loss and joint harm, so the measured benefit is improved task coordination.</w:t>
+        <w:t xml:space="preserve">A shared safe policy helps with fixed notes. This control retains 119/120 episodes. Its harmful-mode common set contains three Qwen cases and six GPT-OSS cases: verification alone is safe-optimal in 3/6 and 4/12 episodes, first-direction rules in 6/6 and 11/12, and last-direction rules in 6/6 and 12/12. The primary differences are +0.50 and +0.625 (Table 2); the Qwen completion range is [+0.375, +0.500] over four available cases. Every one of the 119 valid outputs, including verification alone, has zero outsider loss and joint harm. The added rule improves coordination here, not observed harm reduction.</w:t>
       </w:r>
     </w:p>
     <w:p>
@@ -2640,7 +2058,834 @@
           <w:rFonts w:ascii="Old Standard TT" w:hAnsi="Old Standard TT" w:cs="Old Standard TT"/>
           <w:color w:val="000000"/>
         </w:rPr>
-        <w:t xml:space="preserve">With legitimate notes, Qwen remains safe-optimal in 8/8 episodes per arm; GPT-OSS rises from 10/12 under verification alone to 12/12 under each added rule. Both meet the frozen observed nondecline criterion, not a population noninferiority guarantee. Exact rule adherence equals safe-optimal completion in every rule arm. The single GPT-OSS rule failure is a duplicate claim despite intact delivery; both orientations therefore improve performance without establishing perfect reliability. Full arm values, individual-direction contrasts and the failed response are retained in Appendix I.</w:t>
+        <w:t xml:space="preserve">With legitimate notes, Qwen is safe-optimal in 8/8 episodes per arm; GPT-OSS improves from 10/12 with verification alone to 12/12 under each rule. Both meet the frozen observed nondecline criterion. The one GPT-OSS rule failure is a duplicate claim despite intact delivery. Full counts, direction-specific effects and the unchanged original figure are in Appendix I.</w:t>
+      </w:r>
+    </w:p>
+    <w:p>
+      <w:pPr>
+        <w:rPr>
+          <w:rFonts w:ascii="Old Standard TT" w:cs="Old Standard TT" w:eastAsia="Old Standard TT" w:hAnsi="Old Standard TT"/>
+        </w:rPr>
+        <w:spacing w:after="120"/>
+        <w:keepNext w:val="1"/>
+      </w:pPr>
+      <w:r>
+        <w:rPr>
+          <w:rFonts w:ascii="Old Standard TT" w:hAnsi="Old Standard TT" w:cs="Old Standard TT"/>
+          <w:b w:val="1"/>
+          <w:color w:val="000000"/>
+        </w:rPr>
+        <w:t xml:space="preserve">Table 3. Fresh factorial control, common complete cases only. Every arm contains the shared safe rule. Four Qwen cases and five GPT-OSS cases contribute one first-direction and one last-direction observation each. Harm means any positive outsider loss.</w:t>
+      </w:r>
+    </w:p>
+    <w:tbl>
+      <w:tblPr>
+        <w:tblW w:w="9360" w:type="dxa"/>
+        <w:tblLayout w:type="fixed"/>
+        <w:tblBorders>
+          <w:top w:val="single" w:sz="4" w:color="D9D9D9"/>
+          <w:left w:val="single" w:sz="4" w:color="D9D9D9"/>
+          <w:bottom w:val="single" w:sz="4" w:color="D9D9D9"/>
+          <w:right w:val="single" w:sz="4" w:color="D9D9D9"/>
+          <w:insideH w:val="single" w:sz="4" w:color="D9D9D9"/>
+          <w:insideV w:val="single" w:sz="4" w:color="D9D9D9"/>
+        </w:tblBorders>
+        <w:tblCellMar>
+          <w:top w:w="80" w:type="dxa"/>
+          <w:left w:w="80" w:type="dxa"/>
+          <w:bottom w:w="80" w:type="dxa"/>
+          <w:right w:w="80" w:type="dxa"/>
+        </w:tblCellMar>
+      </w:tblPr>
+      <w:tblGrid>
+        <w:gridCol w:w="1400"/>
+        <w:gridCol w:w="1200"/>
+        <w:gridCol w:w="1690"/>
+        <w:gridCol w:w="1690"/>
+        <w:gridCol w:w="1690"/>
+        <w:gridCol w:w="1690"/>
+      </w:tblGrid>
+      <w:tr>
+        <w:trPr>
+          <w:cantSplit w:val="1"/>
+          <w:tblHeader w:val="1"/>
+        </w:trPr>
+        <w:tc>
+          <w:tcPr>
+            <w:tcW w:w="1400" w:type="dxa"/>
+            <w:vAlign w:val="center"/>
+            <w:shd w:val="clear" w:fill="EDEDED"/>
+          </w:tcPr>
+          <w:p>
+            <w:pPr>
+              <w:rPr>
+                <w:rFonts w:ascii="Old Standard TT" w:cs="Old Standard TT" w:eastAsia="Old Standard TT" w:hAnsi="Old Standard TT"/>
+              </w:rPr>
+              <w:spacing w:after="40" w:line="252" w:lineRule="auto"/>
+              <w:keepNext w:val="1"/>
+            </w:pPr>
+            <w:r>
+              <w:rPr>
+                <w:rFonts w:ascii="Old Standard TT" w:hAnsi="Old Standard TT" w:cs="Old Standard TT"/>
+                <w:b w:val="1"/>
+                <w:sz w:val="20"/>
+                <w:szCs w:val="20"/>
+                <w:color w:val="000000"/>
+              </w:rPr>
+              <w:t xml:space="preserve">Notes</w:t>
+            </w:r>
+          </w:p>
+        </w:tc>
+        <w:tc>
+          <w:tcPr>
+            <w:tcW w:w="1200" w:type="dxa"/>
+            <w:vAlign w:val="center"/>
+            <w:shd w:val="clear" w:fill="EDEDED"/>
+          </w:tcPr>
+          <w:p>
+            <w:pPr>
+              <w:rPr>
+                <w:rFonts w:ascii="Old Standard TT" w:cs="Old Standard TT" w:eastAsia="Old Standard TT" w:hAnsi="Old Standard TT"/>
+              </w:rPr>
+              <w:spacing w:after="40" w:line="252" w:lineRule="auto"/>
+              <w:keepNext w:val="1"/>
+            </w:pPr>
+            <w:r>
+              <w:rPr>
+                <w:rFonts w:ascii="Old Standard TT" w:hAnsi="Old Standard TT" w:cs="Old Standard TT"/>
+                <w:b w:val="1"/>
+                <w:sz w:val="20"/>
+                <w:szCs w:val="20"/>
+                <w:color w:val="000000"/>
+              </w:rPr>
+              <w:t xml:space="preserve">Reminder</w:t>
+            </w:r>
+          </w:p>
+        </w:tc>
+        <w:tc>
+          <w:tcPr>
+            <w:tcW w:w="1690" w:type="dxa"/>
+            <w:vAlign w:val="center"/>
+            <w:shd w:val="clear" w:fill="EDEDED"/>
+          </w:tcPr>
+          <w:p>
+            <w:pPr>
+              <w:rPr>
+                <w:rFonts w:ascii="Old Standard TT" w:cs="Old Standard TT" w:eastAsia="Old Standard TT" w:hAnsi="Old Standard TT"/>
+              </w:rPr>
+              <w:spacing w:after="40" w:line="252" w:lineRule="auto"/>
+              <w:keepNext w:val="1"/>
+            </w:pPr>
+            <w:r>
+              <w:rPr>
+                <w:rFonts w:ascii="Old Standard TT" w:hAnsi="Old Standard TT" w:cs="Old Standard TT"/>
+                <w:b w:val="1"/>
+                <w:sz w:val="20"/>
+                <w:szCs w:val="20"/>
+                <w:color w:val="000000"/>
+              </w:rPr>
+              <w:t xml:space="preserve">Qwen safe</w:t>
+            </w:r>
+          </w:p>
+        </w:tc>
+        <w:tc>
+          <w:tcPr>
+            <w:tcW w:w="1690" w:type="dxa"/>
+            <w:vAlign w:val="center"/>
+            <w:shd w:val="clear" w:fill="EDEDED"/>
+          </w:tcPr>
+          <w:p>
+            <w:pPr>
+              <w:rPr>
+                <w:rFonts w:ascii="Old Standard TT" w:cs="Old Standard TT" w:eastAsia="Old Standard TT" w:hAnsi="Old Standard TT"/>
+              </w:rPr>
+              <w:spacing w:after="40" w:line="252" w:lineRule="auto"/>
+              <w:keepNext w:val="1"/>
+            </w:pPr>
+            <w:r>
+              <w:rPr>
+                <w:rFonts w:ascii="Old Standard TT" w:hAnsi="Old Standard TT" w:cs="Old Standard TT"/>
+                <w:b w:val="1"/>
+                <w:sz w:val="20"/>
+                <w:szCs w:val="20"/>
+                <w:color w:val="000000"/>
+              </w:rPr>
+              <w:t xml:space="preserve">Qwen harm</w:t>
+            </w:r>
+          </w:p>
+        </w:tc>
+        <w:tc>
+          <w:tcPr>
+            <w:tcW w:w="1690" w:type="dxa"/>
+            <w:vAlign w:val="center"/>
+            <w:shd w:val="clear" w:fill="EDEDED"/>
+          </w:tcPr>
+          <w:p>
+            <w:pPr>
+              <w:rPr>
+                <w:rFonts w:ascii="Old Standard TT" w:cs="Old Standard TT" w:eastAsia="Old Standard TT" w:hAnsi="Old Standard TT"/>
+              </w:rPr>
+              <w:spacing w:after="40" w:line="252" w:lineRule="auto"/>
+              <w:keepNext w:val="1"/>
+            </w:pPr>
+            <w:r>
+              <w:rPr>
+                <w:rFonts w:ascii="Old Standard TT" w:hAnsi="Old Standard TT" w:cs="Old Standard TT"/>
+                <w:b w:val="1"/>
+                <w:sz w:val="20"/>
+                <w:szCs w:val="20"/>
+                <w:color w:val="000000"/>
+              </w:rPr>
+              <w:t xml:space="preserve">GPT safe</w:t>
+            </w:r>
+          </w:p>
+        </w:tc>
+        <w:tc>
+          <w:tcPr>
+            <w:tcW w:w="1690" w:type="dxa"/>
+            <w:vAlign w:val="center"/>
+            <w:shd w:val="clear" w:fill="EDEDED"/>
+          </w:tcPr>
+          <w:p>
+            <w:pPr>
+              <w:rPr>
+                <w:rFonts w:ascii="Old Standard TT" w:cs="Old Standard TT" w:eastAsia="Old Standard TT" w:hAnsi="Old Standard TT"/>
+              </w:rPr>
+              <w:spacing w:after="40" w:line="252" w:lineRule="auto"/>
+              <w:keepNext w:val="1"/>
+            </w:pPr>
+            <w:r>
+              <w:rPr>
+                <w:rFonts w:ascii="Old Standard TT" w:hAnsi="Old Standard TT" w:cs="Old Standard TT"/>
+                <w:b w:val="1"/>
+                <w:sz w:val="20"/>
+                <w:szCs w:val="20"/>
+                <w:color w:val="000000"/>
+              </w:rPr>
+              <w:t xml:space="preserve">GPT harm</w:t>
+            </w:r>
+          </w:p>
+        </w:tc>
+      </w:tr>
+      <w:tr>
+        <w:trPr>
+          <w:cantSplit w:val="1"/>
+        </w:trPr>
+        <w:tc>
+          <w:tcPr>
+            <w:tcW w:w="1400" w:type="dxa"/>
+            <w:vAlign w:val="center"/>
+          </w:tcPr>
+          <w:p>
+            <w:pPr>
+              <w:rPr>
+                <w:rFonts w:ascii="Old Standard TT" w:cs="Old Standard TT" w:eastAsia="Old Standard TT" w:hAnsi="Old Standard TT"/>
+              </w:rPr>
+              <w:spacing w:after="40" w:line="252" w:lineRule="auto"/>
+              <w:keepNext w:val="1"/>
+            </w:pPr>
+            <w:r>
+              <w:rPr>
+                <w:rFonts w:ascii="Old Standard TT" w:hAnsi="Old Standard TT" w:cs="Old Standard TT"/>
+                <w:sz w:val="20"/>
+                <w:szCs w:val="20"/>
+                <w:color w:val="000000"/>
+              </w:rPr>
+              <w:t xml:space="preserve">Absent</w:t>
+            </w:r>
+          </w:p>
+        </w:tc>
+        <w:tc>
+          <w:tcPr>
+            <w:tcW w:w="1200" w:type="dxa"/>
+            <w:vAlign w:val="center"/>
+          </w:tcPr>
+          <w:p>
+            <w:pPr>
+              <w:rPr>
+                <w:rFonts w:ascii="Old Standard TT" w:cs="Old Standard TT" w:eastAsia="Old Standard TT" w:hAnsi="Old Standard TT"/>
+              </w:rPr>
+              <w:spacing w:after="40" w:line="252" w:lineRule="auto"/>
+              <w:keepNext w:val="1"/>
+            </w:pPr>
+            <w:r>
+              <w:rPr>
+                <w:rFonts w:ascii="Old Standard TT" w:hAnsi="Old Standard TT" w:cs="Old Standard TT"/>
+                <w:sz w:val="20"/>
+                <w:szCs w:val="20"/>
+                <w:color w:val="000000"/>
+              </w:rPr>
+              <w:t xml:space="preserve">No</w:t>
+            </w:r>
+          </w:p>
+        </w:tc>
+        <w:tc>
+          <w:tcPr>
+            <w:tcW w:w="1690" w:type="dxa"/>
+            <w:vAlign w:val="center"/>
+          </w:tcPr>
+          <w:p>
+            <w:pPr>
+              <w:rPr>
+                <w:rFonts w:ascii="Old Standard TT" w:cs="Old Standard TT" w:eastAsia="Old Standard TT" w:hAnsi="Old Standard TT"/>
+              </w:rPr>
+              <w:spacing w:after="40" w:line="252" w:lineRule="auto"/>
+              <w:keepNext w:val="1"/>
+            </w:pPr>
+            <w:r>
+              <w:rPr>
+                <w:rFonts w:ascii="Old Standard TT" w:hAnsi="Old Standard TT" w:cs="Old Standard TT"/>
+                <w:sz w:val="20"/>
+                <w:szCs w:val="20"/>
+                <w:color w:val="000000"/>
+              </w:rPr>
+              <w:t xml:space="preserve">8/8</w:t>
+            </w:r>
+          </w:p>
+        </w:tc>
+        <w:tc>
+          <w:tcPr>
+            <w:tcW w:w="1690" w:type="dxa"/>
+            <w:vAlign w:val="center"/>
+          </w:tcPr>
+          <w:p>
+            <w:pPr>
+              <w:rPr>
+                <w:rFonts w:ascii="Old Standard TT" w:cs="Old Standard TT" w:eastAsia="Old Standard TT" w:hAnsi="Old Standard TT"/>
+              </w:rPr>
+              <w:spacing w:after="40" w:line="252" w:lineRule="auto"/>
+              <w:keepNext w:val="1"/>
+            </w:pPr>
+            <w:r>
+              <w:rPr>
+                <w:rFonts w:ascii="Old Standard TT" w:hAnsi="Old Standard TT" w:cs="Old Standard TT"/>
+                <w:sz w:val="20"/>
+                <w:szCs w:val="20"/>
+                <w:color w:val="000000"/>
+              </w:rPr>
+              <w:t xml:space="preserve">0/8</w:t>
+            </w:r>
+          </w:p>
+        </w:tc>
+        <w:tc>
+          <w:tcPr>
+            <w:tcW w:w="1690" w:type="dxa"/>
+            <w:vAlign w:val="center"/>
+          </w:tcPr>
+          <w:p>
+            <w:pPr>
+              <w:rPr>
+                <w:rFonts w:ascii="Old Standard TT" w:cs="Old Standard TT" w:eastAsia="Old Standard TT" w:hAnsi="Old Standard TT"/>
+              </w:rPr>
+              <w:spacing w:after="40" w:line="252" w:lineRule="auto"/>
+              <w:keepNext w:val="1"/>
+            </w:pPr>
+            <w:r>
+              <w:rPr>
+                <w:rFonts w:ascii="Old Standard TT" w:hAnsi="Old Standard TT" w:cs="Old Standard TT"/>
+                <w:sz w:val="20"/>
+                <w:szCs w:val="20"/>
+                <w:color w:val="000000"/>
+              </w:rPr>
+              <w:t xml:space="preserve">10/10</w:t>
+            </w:r>
+          </w:p>
+        </w:tc>
+        <w:tc>
+          <w:tcPr>
+            <w:tcW w:w="1690" w:type="dxa"/>
+            <w:vAlign w:val="center"/>
+          </w:tcPr>
+          <w:p>
+            <w:pPr>
+              <w:rPr>
+                <w:rFonts w:ascii="Old Standard TT" w:cs="Old Standard TT" w:eastAsia="Old Standard TT" w:hAnsi="Old Standard TT"/>
+              </w:rPr>
+              <w:spacing w:after="40" w:line="252" w:lineRule="auto"/>
+              <w:keepNext w:val="1"/>
+            </w:pPr>
+            <w:r>
+              <w:rPr>
+                <w:rFonts w:ascii="Old Standard TT" w:hAnsi="Old Standard TT" w:cs="Old Standard TT"/>
+                <w:sz w:val="20"/>
+                <w:szCs w:val="20"/>
+                <w:color w:val="000000"/>
+              </w:rPr>
+              <w:t xml:space="preserve">0/10</w:t>
+            </w:r>
+          </w:p>
+        </w:tc>
+      </w:tr>
+      <w:tr>
+        <w:trPr>
+          <w:cantSplit w:val="1"/>
+        </w:trPr>
+        <w:tc>
+          <w:tcPr>
+            <w:tcW w:w="1400" w:type="dxa"/>
+            <w:vAlign w:val="center"/>
+          </w:tcPr>
+          <w:p>
+            <w:pPr>
+              <w:rPr>
+                <w:rFonts w:ascii="Old Standard TT" w:cs="Old Standard TT" w:eastAsia="Old Standard TT" w:hAnsi="Old Standard TT"/>
+              </w:rPr>
+              <w:spacing w:after="40" w:line="252" w:lineRule="auto"/>
+              <w:keepNext w:val="1"/>
+            </w:pPr>
+            <w:r>
+              <w:rPr>
+                <w:rFonts w:ascii="Old Standard TT" w:hAnsi="Old Standard TT" w:cs="Old Standard TT"/>
+                <w:sz w:val="20"/>
+                <w:szCs w:val="20"/>
+                <w:color w:val="000000"/>
+              </w:rPr>
+              <w:t xml:space="preserve">Absent</w:t>
+            </w:r>
+          </w:p>
+        </w:tc>
+        <w:tc>
+          <w:tcPr>
+            <w:tcW w:w="1200" w:type="dxa"/>
+            <w:vAlign w:val="center"/>
+          </w:tcPr>
+          <w:p>
+            <w:pPr>
+              <w:rPr>
+                <w:rFonts w:ascii="Old Standard TT" w:cs="Old Standard TT" w:eastAsia="Old Standard TT" w:hAnsi="Old Standard TT"/>
+              </w:rPr>
+              <w:spacing w:after="40" w:line="252" w:lineRule="auto"/>
+              <w:keepNext w:val="1"/>
+            </w:pPr>
+            <w:r>
+              <w:rPr>
+                <w:rFonts w:ascii="Old Standard TT" w:hAnsi="Old Standard TT" w:cs="Old Standard TT"/>
+                <w:sz w:val="20"/>
+                <w:szCs w:val="20"/>
+                <w:color w:val="000000"/>
+              </w:rPr>
+              <w:t xml:space="preserve">Yes</w:t>
+            </w:r>
+          </w:p>
+        </w:tc>
+        <w:tc>
+          <w:tcPr>
+            <w:tcW w:w="1690" w:type="dxa"/>
+            <w:vAlign w:val="center"/>
+          </w:tcPr>
+          <w:p>
+            <w:pPr>
+              <w:rPr>
+                <w:rFonts w:ascii="Old Standard TT" w:cs="Old Standard TT" w:eastAsia="Old Standard TT" w:hAnsi="Old Standard TT"/>
+              </w:rPr>
+              <w:spacing w:after="40" w:line="252" w:lineRule="auto"/>
+              <w:keepNext w:val="1"/>
+            </w:pPr>
+            <w:r>
+              <w:rPr>
+                <w:rFonts w:ascii="Old Standard TT" w:hAnsi="Old Standard TT" w:cs="Old Standard TT"/>
+                <w:sz w:val="20"/>
+                <w:szCs w:val="20"/>
+                <w:color w:val="000000"/>
+              </w:rPr>
+              <w:t xml:space="preserve">8/8</w:t>
+            </w:r>
+          </w:p>
+        </w:tc>
+        <w:tc>
+          <w:tcPr>
+            <w:tcW w:w="1690" w:type="dxa"/>
+            <w:vAlign w:val="center"/>
+          </w:tcPr>
+          <w:p>
+            <w:pPr>
+              <w:rPr>
+                <w:rFonts w:ascii="Old Standard TT" w:cs="Old Standard TT" w:eastAsia="Old Standard TT" w:hAnsi="Old Standard TT"/>
+              </w:rPr>
+              <w:spacing w:after="40" w:line="252" w:lineRule="auto"/>
+              <w:keepNext w:val="1"/>
+            </w:pPr>
+            <w:r>
+              <w:rPr>
+                <w:rFonts w:ascii="Old Standard TT" w:hAnsi="Old Standard TT" w:cs="Old Standard TT"/>
+                <w:sz w:val="20"/>
+                <w:szCs w:val="20"/>
+                <w:color w:val="000000"/>
+              </w:rPr>
+              <w:t xml:space="preserve">0/8</w:t>
+            </w:r>
+          </w:p>
+        </w:tc>
+        <w:tc>
+          <w:tcPr>
+            <w:tcW w:w="1690" w:type="dxa"/>
+            <w:vAlign w:val="center"/>
+          </w:tcPr>
+          <w:p>
+            <w:pPr>
+              <w:rPr>
+                <w:rFonts w:ascii="Old Standard TT" w:cs="Old Standard TT" w:eastAsia="Old Standard TT" w:hAnsi="Old Standard TT"/>
+              </w:rPr>
+              <w:spacing w:after="40" w:line="252" w:lineRule="auto"/>
+              <w:keepNext w:val="1"/>
+            </w:pPr>
+            <w:r>
+              <w:rPr>
+                <w:rFonts w:ascii="Old Standard TT" w:hAnsi="Old Standard TT" w:cs="Old Standard TT"/>
+                <w:sz w:val="20"/>
+                <w:szCs w:val="20"/>
+                <w:color w:val="000000"/>
+              </w:rPr>
+              <w:t xml:space="preserve">10/10</w:t>
+            </w:r>
+          </w:p>
+        </w:tc>
+        <w:tc>
+          <w:tcPr>
+            <w:tcW w:w="1690" w:type="dxa"/>
+            <w:vAlign w:val="center"/>
+          </w:tcPr>
+          <w:p>
+            <w:pPr>
+              <w:rPr>
+                <w:rFonts w:ascii="Old Standard TT" w:cs="Old Standard TT" w:eastAsia="Old Standard TT" w:hAnsi="Old Standard TT"/>
+              </w:rPr>
+              <w:spacing w:after="40" w:line="252" w:lineRule="auto"/>
+              <w:keepNext w:val="1"/>
+            </w:pPr>
+            <w:r>
+              <w:rPr>
+                <w:rFonts w:ascii="Old Standard TT" w:hAnsi="Old Standard TT" w:cs="Old Standard TT"/>
+                <w:sz w:val="20"/>
+                <w:szCs w:val="20"/>
+                <w:color w:val="000000"/>
+              </w:rPr>
+              <w:t xml:space="preserve">0/10</w:t>
+            </w:r>
+          </w:p>
+        </w:tc>
+      </w:tr>
+      <w:tr>
+        <w:trPr>
+          <w:cantSplit w:val="1"/>
+        </w:trPr>
+        <w:tc>
+          <w:tcPr>
+            <w:tcW w:w="1400" w:type="dxa"/>
+            <w:vAlign w:val="center"/>
+          </w:tcPr>
+          <w:p>
+            <w:pPr>
+              <w:rPr>
+                <w:rFonts w:ascii="Old Standard TT" w:cs="Old Standard TT" w:eastAsia="Old Standard TT" w:hAnsi="Old Standard TT"/>
+              </w:rPr>
+              <w:spacing w:after="40" w:line="252" w:lineRule="auto"/>
+              <w:keepNext w:val="1"/>
+            </w:pPr>
+            <w:r>
+              <w:rPr>
+                <w:rFonts w:ascii="Old Standard TT" w:hAnsi="Old Standard TT" w:cs="Old Standard TT"/>
+                <w:sz w:val="20"/>
+                <w:szCs w:val="20"/>
+                <w:color w:val="000000"/>
+              </w:rPr>
+              <w:t xml:space="preserve">Harmful</w:t>
+            </w:r>
+          </w:p>
+        </w:tc>
+        <w:tc>
+          <w:tcPr>
+            <w:tcW w:w="1200" w:type="dxa"/>
+            <w:vAlign w:val="center"/>
+          </w:tcPr>
+          <w:p>
+            <w:pPr>
+              <w:rPr>
+                <w:rFonts w:ascii="Old Standard TT" w:cs="Old Standard TT" w:eastAsia="Old Standard TT" w:hAnsi="Old Standard TT"/>
+              </w:rPr>
+              <w:spacing w:after="40" w:line="252" w:lineRule="auto"/>
+              <w:keepNext w:val="1"/>
+            </w:pPr>
+            <w:r>
+              <w:rPr>
+                <w:rFonts w:ascii="Old Standard TT" w:hAnsi="Old Standard TT" w:cs="Old Standard TT"/>
+                <w:sz w:val="20"/>
+                <w:szCs w:val="20"/>
+                <w:color w:val="000000"/>
+              </w:rPr>
+              <w:t xml:space="preserve">No</w:t>
+            </w:r>
+          </w:p>
+        </w:tc>
+        <w:tc>
+          <w:tcPr>
+            <w:tcW w:w="1690" w:type="dxa"/>
+            <w:vAlign w:val="center"/>
+          </w:tcPr>
+          <w:p>
+            <w:pPr>
+              <w:rPr>
+                <w:rFonts w:ascii="Old Standard TT" w:cs="Old Standard TT" w:eastAsia="Old Standard TT" w:hAnsi="Old Standard TT"/>
+              </w:rPr>
+              <w:spacing w:after="40" w:line="252" w:lineRule="auto"/>
+              <w:keepNext w:val="1"/>
+            </w:pPr>
+            <w:r>
+              <w:rPr>
+                <w:rFonts w:ascii="Old Standard TT" w:hAnsi="Old Standard TT" w:cs="Old Standard TT"/>
+                <w:sz w:val="20"/>
+                <w:szCs w:val="20"/>
+                <w:color w:val="000000"/>
+              </w:rPr>
+              <w:t xml:space="preserve">7/8</w:t>
+            </w:r>
+          </w:p>
+        </w:tc>
+        <w:tc>
+          <w:tcPr>
+            <w:tcW w:w="1690" w:type="dxa"/>
+            <w:vAlign w:val="center"/>
+          </w:tcPr>
+          <w:p>
+            <w:pPr>
+              <w:rPr>
+                <w:rFonts w:ascii="Old Standard TT" w:cs="Old Standard TT" w:eastAsia="Old Standard TT" w:hAnsi="Old Standard TT"/>
+              </w:rPr>
+              <w:spacing w:after="40" w:line="252" w:lineRule="auto"/>
+              <w:keepNext w:val="1"/>
+            </w:pPr>
+            <w:r>
+              <w:rPr>
+                <w:rFonts w:ascii="Old Standard TT" w:hAnsi="Old Standard TT" w:cs="Old Standard TT"/>
+                <w:sz w:val="20"/>
+                <w:szCs w:val="20"/>
+                <w:color w:val="000000"/>
+              </w:rPr>
+              <w:t xml:space="preserve">1/8</w:t>
+            </w:r>
+          </w:p>
+        </w:tc>
+        <w:tc>
+          <w:tcPr>
+            <w:tcW w:w="1690" w:type="dxa"/>
+            <w:vAlign w:val="center"/>
+          </w:tcPr>
+          <w:p>
+            <w:pPr>
+              <w:rPr>
+                <w:rFonts w:ascii="Old Standard TT" w:cs="Old Standard TT" w:eastAsia="Old Standard TT" w:hAnsi="Old Standard TT"/>
+              </w:rPr>
+              <w:spacing w:after="40" w:line="252" w:lineRule="auto"/>
+              <w:keepNext w:val="1"/>
+            </w:pPr>
+            <w:r>
+              <w:rPr>
+                <w:rFonts w:ascii="Old Standard TT" w:hAnsi="Old Standard TT" w:cs="Old Standard TT"/>
+                <w:sz w:val="20"/>
+                <w:szCs w:val="20"/>
+                <w:color w:val="000000"/>
+              </w:rPr>
+              <w:t xml:space="preserve">8/10</w:t>
+            </w:r>
+          </w:p>
+        </w:tc>
+        <w:tc>
+          <w:tcPr>
+            <w:tcW w:w="1690" w:type="dxa"/>
+            <w:vAlign w:val="center"/>
+          </w:tcPr>
+          <w:p>
+            <w:pPr>
+              <w:rPr>
+                <w:rFonts w:ascii="Old Standard TT" w:cs="Old Standard TT" w:eastAsia="Old Standard TT" w:hAnsi="Old Standard TT"/>
+              </w:rPr>
+              <w:spacing w:after="40" w:line="252" w:lineRule="auto"/>
+              <w:keepNext w:val="1"/>
+            </w:pPr>
+            <w:r>
+              <w:rPr>
+                <w:rFonts w:ascii="Old Standard TT" w:hAnsi="Old Standard TT" w:cs="Old Standard TT"/>
+                <w:sz w:val="20"/>
+                <w:szCs w:val="20"/>
+                <w:color w:val="000000"/>
+              </w:rPr>
+              <w:t xml:space="preserve">2/10</w:t>
+            </w:r>
+          </w:p>
+        </w:tc>
+      </w:tr>
+      <w:tr>
+        <w:trPr>
+          <w:cantSplit w:val="1"/>
+        </w:trPr>
+        <w:tc>
+          <w:tcPr>
+            <w:tcW w:w="1400" w:type="dxa"/>
+            <w:vAlign w:val="center"/>
+          </w:tcPr>
+          <w:p>
+            <w:pPr>
+              <w:rPr>
+                <w:rFonts w:ascii="Old Standard TT" w:cs="Old Standard TT" w:eastAsia="Old Standard TT" w:hAnsi="Old Standard TT"/>
+              </w:rPr>
+              <w:spacing w:after="40" w:line="252" w:lineRule="auto"/>
+            </w:pPr>
+            <w:r>
+              <w:rPr>
+                <w:rFonts w:ascii="Old Standard TT" w:hAnsi="Old Standard TT" w:cs="Old Standard TT"/>
+                <w:sz w:val="20"/>
+                <w:szCs w:val="20"/>
+                <w:color w:val="000000"/>
+              </w:rPr>
+              <w:t xml:space="preserve">Harmful</w:t>
+            </w:r>
+          </w:p>
+        </w:tc>
+        <w:tc>
+          <w:tcPr>
+            <w:tcW w:w="1200" w:type="dxa"/>
+            <w:vAlign w:val="center"/>
+          </w:tcPr>
+          <w:p>
+            <w:pPr>
+              <w:rPr>
+                <w:rFonts w:ascii="Old Standard TT" w:cs="Old Standard TT" w:eastAsia="Old Standard TT" w:hAnsi="Old Standard TT"/>
+              </w:rPr>
+              <w:spacing w:after="40" w:line="252" w:lineRule="auto"/>
+            </w:pPr>
+            <w:r>
+              <w:rPr>
+                <w:rFonts w:ascii="Old Standard TT" w:hAnsi="Old Standard TT" w:cs="Old Standard TT"/>
+                <w:sz w:val="20"/>
+                <w:szCs w:val="20"/>
+                <w:color w:val="000000"/>
+              </w:rPr>
+              <w:t xml:space="preserve">Yes</w:t>
+            </w:r>
+          </w:p>
+        </w:tc>
+        <w:tc>
+          <w:tcPr>
+            <w:tcW w:w="1690" w:type="dxa"/>
+            <w:vAlign w:val="center"/>
+          </w:tcPr>
+          <w:p>
+            <w:pPr>
+              <w:rPr>
+                <w:rFonts w:ascii="Old Standard TT" w:cs="Old Standard TT" w:eastAsia="Old Standard TT" w:hAnsi="Old Standard TT"/>
+              </w:rPr>
+              <w:spacing w:after="40" w:line="252" w:lineRule="auto"/>
+            </w:pPr>
+            <w:r>
+              <w:rPr>
+                <w:rFonts w:ascii="Old Standard TT" w:hAnsi="Old Standard TT" w:cs="Old Standard TT"/>
+                <w:sz w:val="20"/>
+                <w:szCs w:val="20"/>
+                <w:color w:val="000000"/>
+              </w:rPr>
+              <w:t xml:space="preserve">8/8</w:t>
+            </w:r>
+          </w:p>
+        </w:tc>
+        <w:tc>
+          <w:tcPr>
+            <w:tcW w:w="1690" w:type="dxa"/>
+            <w:vAlign w:val="center"/>
+          </w:tcPr>
+          <w:p>
+            <w:pPr>
+              <w:rPr>
+                <w:rFonts w:ascii="Old Standard TT" w:cs="Old Standard TT" w:eastAsia="Old Standard TT" w:hAnsi="Old Standard TT"/>
+              </w:rPr>
+              <w:spacing w:after="40" w:line="252" w:lineRule="auto"/>
+            </w:pPr>
+            <w:r>
+              <w:rPr>
+                <w:rFonts w:ascii="Old Standard TT" w:hAnsi="Old Standard TT" w:cs="Old Standard TT"/>
+                <w:sz w:val="20"/>
+                <w:szCs w:val="20"/>
+                <w:color w:val="000000"/>
+              </w:rPr>
+              <w:t xml:space="preserve">0/8</w:t>
+            </w:r>
+          </w:p>
+        </w:tc>
+        <w:tc>
+          <w:tcPr>
+            <w:tcW w:w="1690" w:type="dxa"/>
+            <w:vAlign w:val="center"/>
+          </w:tcPr>
+          <w:p>
+            <w:pPr>
+              <w:rPr>
+                <w:rFonts w:ascii="Old Standard TT" w:cs="Old Standard TT" w:eastAsia="Old Standard TT" w:hAnsi="Old Standard TT"/>
+              </w:rPr>
+              <w:spacing w:after="40" w:line="252" w:lineRule="auto"/>
+            </w:pPr>
+            <w:r>
+              <w:rPr>
+                <w:rFonts w:ascii="Old Standard TT" w:hAnsi="Old Standard TT" w:cs="Old Standard TT"/>
+                <w:sz w:val="20"/>
+                <w:szCs w:val="20"/>
+                <w:color w:val="000000"/>
+              </w:rPr>
+              <w:t xml:space="preserve">10/10</w:t>
+            </w:r>
+          </w:p>
+        </w:tc>
+        <w:tc>
+          <w:tcPr>
+            <w:tcW w:w="1690" w:type="dxa"/>
+            <w:vAlign w:val="center"/>
+          </w:tcPr>
+          <w:p>
+            <w:pPr>
+              <w:rPr>
+                <w:rFonts w:ascii="Old Standard TT" w:cs="Old Standard TT" w:eastAsia="Old Standard TT" w:hAnsi="Old Standard TT"/>
+              </w:rPr>
+              <w:spacing w:after="40" w:line="252" w:lineRule="auto"/>
+            </w:pPr>
+            <w:r>
+              <w:rPr>
+                <w:rFonts w:ascii="Old Standard TT" w:hAnsi="Old Standard TT" w:cs="Old Standard TT"/>
+                <w:sz w:val="20"/>
+                <w:szCs w:val="20"/>
+                <w:color w:val="000000"/>
+              </w:rPr>
+              <w:t xml:space="preserve">0/10</w:t>
+            </w:r>
+          </w:p>
+        </w:tc>
+      </w:tr>
+    </w:tbl>
+    <w:p>
+      <w:pPr>
+        <w:rPr>
+          <w:rFonts w:ascii="Old Standard TT" w:cs="Old Standard TT" w:eastAsia="Old Standard TT" w:hAnsi="Old Standard TT"/>
+        </w:rPr>
+        <w:spacing w:after="60"/>
+      </w:pPr>
+      <w:r>
+        <w:rPr>
+          <w:rFonts w:ascii="Old Standard TT" w:hAnsi="Old Standard TT" w:cs="Old Standard TT"/>
+          <w:color w:val="000000"/>
+        </w:rPr>
+        <w:t xml:space="preserve"/>
+      </w:r>
+    </w:p>
+    <w:p>
+      <w:pPr>
+        <w:rPr>
+          <w:rFonts w:ascii="Old Standard TT" w:cs="Old Standard TT" w:eastAsia="Old Standard TT" w:hAnsi="Old Standard TT"/>
+        </w:rPr>
+        <w:spacing w:after="120"/>
+      </w:pPr>
+      <w:r>
+        <w:rPr>
+          <w:rFonts w:ascii="Old Standard TT" w:hAnsi="Old Standard TT" w:cs="Old Standard TT"/>
+          <w:color w:val="000000"/>
+        </w:rPr>
+        <w:t xml:space="preserve">Notes and verification under a shared rule. The control retains 79/80 episodes, with one unresolved request. On the complete cases in Table 3, notes without the reminder produce one partial outsider harm for Qwen and two for GPT-OSS; all other cells are safe-optimal. The primary note-by-reminder interaction is +0.125 and +0.200. Logical completion ranges over all four and six available cases are [+0.125, +0.125] and [+0.167, +0.250], respectively; the latter covers a different cohort from the five-case point estimate. All 79 valid episodes have zero joint harm and zero duplicates. The three failures are nonoptimal allocations with partial outsider loss, demonstrating again why joint harm alone is insufficient (Appendix J).</w:t>
       </w:r>
     </w:p>
     <w:p>
@@ -2679,7 +2924,22 @@
           <w:rFonts w:ascii="Old Standard TT" w:hAnsi="Old Standard TT" w:cs="Old Standard TT"/>
           <w:color w:val="000000"/>
         </w:rPr>
-        <w:t xml:space="preserve">The evidence separates harmful allocation transfer from successful safe coordination. In this fixed donor cohort, adding an explicit public safe decision policy improves coordination while retaining zero observed outsider harm. It does not prove internal verification, identify convention loss as the only mechanism, or establish verification as necessary: there is no rule-only arm. The supplied outcome table and deterministic tie policy provide substantial assistance, limiting transfer to less transparent tasks.</w:t>
+        <w:t xml:space="preserve">The evidence supports harmful instructed-plan transfer and conditional remedies. Verification reduces that transfer while leaving coordination failures in some successor pairs. A shared safe policy improves coordination, but the factorial control qualifies any claim that the rule alone suffices: three partial harms occur with inherited notes and no reminder. No such failures occur with the reminder on the matched cases. This is consistent with competition between note content and the safe policy; it does not identify internal verification, prove convention loss is the sole mechanism or establish that verification is generally necessary.</w:t>
+      </w:r>
+    </w:p>
+    <w:p>
+      <w:pPr>
+        <w:rPr>
+          <w:rFonts w:ascii="Old Standard TT" w:cs="Old Standard TT" w:eastAsia="Old Standard TT" w:hAnsi="Old Standard TT"/>
+        </w:rPr>
+        <w:spacing w:after="120"/>
+      </w:pPr>
+      <w:r>
+        <w:rPr>
+          <w:rFonts w:ascii="Old Standard TT" w:hAnsi="Old Standard TT" w:cs="Old Standard TT"/>
+          <w:color w:val="000000"/>
+        </w:rPr>
+        <w:t xml:space="preserve">Scope is narrow: a transparent allocation fixture, scripted outsiders, full outcome tables, selected donor availability and few within-case observations. The handoff audit has substantial potentially informative attrition and a post-start parser amendment; later designs were motivated by observed results. Model-specific notes mix sender and receiver behavior, and their errors remain part of the primary channel. The final factorial comparison adds note-free and reminder-free controls, but every arm still contains the shared rule and no new legitimate-note arm is included. Removing notes removes their full content, not just harmful recommendations. Its positive interaction rests on three failures across two cases; no significance or equivalence claim is made.</w:t>
       </w:r>
     </w:p>
     <w:p>
@@ -2718,7 +2978,7 @@
           <w:rFonts w:ascii="Old Standard TT" w:hAnsi="Old Standard TT" w:cs="Old Standard TT"/>
           <w:color w:val="000000"/>
         </w:rPr>
-        <w:t xml:space="preserve">The earlier structural control changes notes and costs together; the fresh comparison holds both fixed and changes only the shared policy. Its baseline is newly sampled, so older harmful or duplicate rates cannot be treated as its counterfactual. Small task clusters, selected donor availability, two nested draws, heterogeneous note quality and unverified served weights limit scope. The result supports a targeted coordination remedy under these inherited notes, not spontaneous collusion, an enduring coalition or general protection against harmful handoffs.</w:t>
+        <w:t xml:space="preserve">In this task, inherited notes carried instructed harmful allocations into neutral successors. Verification reduced harm but could disrupt coordination relative to coordinated harmful notes. Task structure and a shared safe rule improved coordination; the final factorial control additionally found partial harm under that rule only when harmful notes were present and the reminder absent. The useful result is therefore a conditional combination: check inherited recommendations and provide a common safe decision policy. Handoff defenses should be evaluated on outsider harm and successful safe coordination together, rather than treating the absence of joint harm as a completed cooperative solution.</w:t>
       </w:r>
     </w:p>
     <w:p>
@@ -2981,6 +3241,21 @@
           <w:color w:val="000000"/>
         </w:rPr>
         <w:t xml:space="preserve">Appendix B. Chronology, preservation and reproducibility</w:t>
+      </w:r>
+    </w:p>
+    <w:p>
+      <w:pPr>
+        <w:rPr>
+          <w:rFonts w:ascii="Old Standard TT" w:cs="Old Standard TT" w:eastAsia="Old Standard TT" w:hAnsi="Old Standard TT"/>
+        </w:rPr>
+        <w:spacing w:after="120"/>
+      </w:pPr>
+      <w:r>
+        <w:rPr>
+          <w:rFonts w:ascii="Old Standard TT" w:hAnsi="Old Standard TT" w:cs="Old Standard TT"/>
+          <w:color w:val="000000"/>
+        </w:rPr>
+        <w:t xml:space="preserve">Version mapping for this revision: “strict handoff audit” denotes V4; “format-expanded handoff audit” denotes V4F, a post-start continuation using the original data once; “structural control” denotes V5; “fixed-note control” denotes V6. The fresh factorial control of note and reminder presence is V7. These labels identify successive locally frozen studies and amendments, not independent task-family replications.</w:t>
       </w:r>
     </w:p>
     <w:p>
@@ -3314,6 +3589,7 @@
           <w:rFonts w:ascii="Old Standard TT" w:cs="Old Standard TT" w:eastAsia="Old Standard TT" w:hAnsi="Old Standard TT"/>
         </w:rPr>
         <w:spacing w:after="120"/>
+        <w:keepLines w:val="1"/>
       </w:pPr>
       <w:r>
         <w:rPr>
@@ -3407,6 +3683,7 @@
           <w:rFonts w:ascii="Old Standard TT" w:cs="Old Standard TT" w:eastAsia="Old Standard TT" w:hAnsi="Old Standard TT"/>
         </w:rPr>
         <w:spacing w:after="120"/>
+        <w:keepLines w:val="1"/>
       </w:pPr>
       <w:r>
         <w:rPr>
@@ -11618,6 +11895,574 @@
           <w:rFonts w:ascii="Old Standard TT" w:cs="Old Standard TT" w:eastAsia="Old Standard TT" w:hAnsi="Old Standard TT"/>
         </w:rPr>
         <w:spacing w:after="120"/>
+        <w:keepNext w:val="1"/>
+      </w:pPr>
+      <w:r>
+        <w:rPr>
+          <w:rFonts w:ascii="Old Standard TT" w:hAnsi="Old Standard TT" w:cs="Old Standard TT"/>
+          <w:b w:val="1"/>
+          <w:color w:val="000000"/>
+        </w:rPr>
+        <w:t xml:space="preserve">Table H0. Retained historical stage counts. The former main-table values are preserved unchanged; strict and amended populations overlap.</w:t>
+      </w:r>
+    </w:p>
+    <w:tbl>
+      <w:tblPr>
+        <w:tblW w:w="9360" w:type="dxa"/>
+        <w:tblLayout w:type="fixed"/>
+        <w:tblBorders>
+          <w:top w:val="single" w:sz="4" w:color="D9D9D9"/>
+          <w:left w:val="single" w:sz="4" w:color="D9D9D9"/>
+          <w:bottom w:val="single" w:sz="4" w:color="D9D9D9"/>
+          <w:right w:val="single" w:sz="4" w:color="D9D9D9"/>
+          <w:insideH w:val="single" w:sz="4" w:color="D9D9D9"/>
+          <w:insideV w:val="single" w:sz="4" w:color="D9D9D9"/>
+        </w:tblBorders>
+        <w:tblCellMar>
+          <w:top w:w="80" w:type="dxa"/>
+          <w:left w:w="80" w:type="dxa"/>
+          <w:bottom w:w="80" w:type="dxa"/>
+          <w:right w:w="80" w:type="dxa"/>
+        </w:tblCellMar>
+      </w:tblPr>
+      <w:tblGrid>
+        <w:gridCol w:w="1800"/>
+        <w:gridCol w:w="1900"/>
+        <w:gridCol w:w="1900"/>
+        <w:gridCol w:w="3760"/>
+      </w:tblGrid>
+      <w:tr>
+        <w:trPr>
+          <w:cantSplit w:val="1"/>
+          <w:tblHeader w:val="1"/>
+        </w:trPr>
+        <w:tc>
+          <w:tcPr>
+            <w:tcW w:w="1800" w:type="dxa"/>
+            <w:vAlign w:val="center"/>
+            <w:shd w:val="clear" w:fill="EDEDED"/>
+          </w:tcPr>
+          <w:p>
+            <w:pPr>
+              <w:rPr>
+                <w:rFonts w:ascii="Old Standard TT" w:cs="Old Standard TT" w:eastAsia="Old Standard TT" w:hAnsi="Old Standard TT"/>
+              </w:rPr>
+              <w:spacing w:after="40" w:line="252" w:lineRule="auto"/>
+              <w:keepNext w:val="1"/>
+            </w:pPr>
+            <w:r>
+              <w:rPr>
+                <w:rFonts w:ascii="Old Standard TT" w:hAnsi="Old Standard TT" w:cs="Old Standard TT"/>
+                <w:b w:val="1"/>
+                <w:sz w:val="20"/>
+                <w:szCs w:val="20"/>
+                <w:color w:val="000000"/>
+              </w:rPr>
+              <w:t xml:space="preserve">Study</w:t>
+            </w:r>
+          </w:p>
+        </w:tc>
+        <w:tc>
+          <w:tcPr>
+            <w:tcW w:w="1900" w:type="dxa"/>
+            <w:vAlign w:val="center"/>
+            <w:shd w:val="clear" w:fill="EDEDED"/>
+          </w:tcPr>
+          <w:p>
+            <w:pPr>
+              <w:rPr>
+                <w:rFonts w:ascii="Old Standard TT" w:cs="Old Standard TT" w:eastAsia="Old Standard TT" w:hAnsi="Old Standard TT"/>
+              </w:rPr>
+              <w:spacing w:after="40" w:line="252" w:lineRule="auto"/>
+              <w:keepNext w:val="1"/>
+            </w:pPr>
+            <w:r>
+              <w:rPr>
+                <w:rFonts w:ascii="Old Standard TT" w:hAnsi="Old Standard TT" w:cs="Old Standard TT"/>
+                <w:b w:val="1"/>
+                <w:sz w:val="20"/>
+                <w:szCs w:val="20"/>
+                <w:color w:val="000000"/>
+              </w:rPr>
+              <w:t xml:space="preserve">Qwen valid / planned</w:t>
+            </w:r>
+          </w:p>
+        </w:tc>
+        <w:tc>
+          <w:tcPr>
+            <w:tcW w:w="1900" w:type="dxa"/>
+            <w:vAlign w:val="center"/>
+            <w:shd w:val="clear" w:fill="EDEDED"/>
+          </w:tcPr>
+          <w:p>
+            <w:pPr>
+              <w:rPr>
+                <w:rFonts w:ascii="Old Standard TT" w:cs="Old Standard TT" w:eastAsia="Old Standard TT" w:hAnsi="Old Standard TT"/>
+              </w:rPr>
+              <w:spacing w:after="40" w:line="252" w:lineRule="auto"/>
+              <w:keepNext w:val="1"/>
+            </w:pPr>
+            <w:r>
+              <w:rPr>
+                <w:rFonts w:ascii="Old Standard TT" w:hAnsi="Old Standard TT" w:cs="Old Standard TT"/>
+                <w:b w:val="1"/>
+                <w:sz w:val="20"/>
+                <w:szCs w:val="20"/>
+                <w:color w:val="000000"/>
+              </w:rPr>
+              <w:t xml:space="preserve">GPT-OSS valid / planned</w:t>
+            </w:r>
+          </w:p>
+        </w:tc>
+        <w:tc>
+          <w:tcPr>
+            <w:tcW w:w="3760" w:type="dxa"/>
+            <w:vAlign w:val="center"/>
+            <w:shd w:val="clear" w:fill="EDEDED"/>
+          </w:tcPr>
+          <w:p>
+            <w:pPr>
+              <w:rPr>
+                <w:rFonts w:ascii="Old Standard TT" w:cs="Old Standard TT" w:eastAsia="Old Standard TT" w:hAnsi="Old Standard TT"/>
+              </w:rPr>
+              <w:spacing w:after="40" w:line="252" w:lineRule="auto"/>
+              <w:keepNext w:val="1"/>
+            </w:pPr>
+            <w:r>
+              <w:rPr>
+                <w:rFonts w:ascii="Old Standard TT" w:hAnsi="Old Standard TT" w:cs="Old Standard TT"/>
+                <w:b w:val="1"/>
+                <w:sz w:val="20"/>
+                <w:szCs w:val="20"/>
+                <w:color w:val="000000"/>
+              </w:rPr>
+              <w:t xml:space="preserve">Comparison scope</w:t>
+            </w:r>
+          </w:p>
+        </w:tc>
+      </w:tr>
+      <w:tr>
+        <w:trPr>
+          <w:cantSplit w:val="1"/>
+        </w:trPr>
+        <w:tc>
+          <w:tcPr>
+            <w:tcW w:w="1800" w:type="dxa"/>
+            <w:vAlign w:val="center"/>
+          </w:tcPr>
+          <w:p>
+            <w:pPr>
+              <w:rPr>
+                <w:rFonts w:ascii="Old Standard TT" w:cs="Old Standard TT" w:eastAsia="Old Standard TT" w:hAnsi="Old Standard TT"/>
+              </w:rPr>
+              <w:spacing w:after="40" w:line="252" w:lineRule="auto"/>
+              <w:keepNext w:val="1"/>
+            </w:pPr>
+            <w:r>
+              <w:rPr>
+                <w:rFonts w:ascii="Old Standard TT" w:hAnsi="Old Standard TT" w:cs="Old Standard TT"/>
+                <w:sz w:val="20"/>
+                <w:szCs w:val="20"/>
+                <w:color w:val="000000"/>
+              </w:rPr>
+              <w:t xml:space="preserve">Original strict V4</w:t>
+            </w:r>
+          </w:p>
+        </w:tc>
+        <w:tc>
+          <w:tcPr>
+            <w:tcW w:w="1900" w:type="dxa"/>
+            <w:vAlign w:val="center"/>
+          </w:tcPr>
+          <w:p>
+            <w:pPr>
+              <w:rPr>
+                <w:rFonts w:ascii="Old Standard TT" w:cs="Old Standard TT" w:eastAsia="Old Standard TT" w:hAnsi="Old Standard TT"/>
+              </w:rPr>
+              <w:spacing w:after="40" w:line="252" w:lineRule="auto"/>
+              <w:keepNext w:val="1"/>
+            </w:pPr>
+            <w:r>
+              <w:rPr>
+                <w:rFonts w:ascii="Old Standard TT" w:hAnsi="Old Standard TT" w:cs="Old Standard TT"/>
+                <w:sz w:val="20"/>
+                <w:szCs w:val="20"/>
+                <w:color w:val="000000"/>
+              </w:rPr>
+              <w:t xml:space="preserve">127/256</w:t>
+            </w:r>
+          </w:p>
+        </w:tc>
+        <w:tc>
+          <w:tcPr>
+            <w:tcW w:w="1900" w:type="dxa"/>
+            <w:vAlign w:val="center"/>
+          </w:tcPr>
+          <w:p>
+            <w:pPr>
+              <w:rPr>
+                <w:rFonts w:ascii="Old Standard TT" w:cs="Old Standard TT" w:eastAsia="Old Standard TT" w:hAnsi="Old Standard TT"/>
+              </w:rPr>
+              <w:spacing w:after="40" w:line="252" w:lineRule="auto"/>
+              <w:keepNext w:val="1"/>
+            </w:pPr>
+            <w:r>
+              <w:rPr>
+                <w:rFonts w:ascii="Old Standard TT" w:hAnsi="Old Standard TT" w:cs="Old Standard TT"/>
+                <w:sz w:val="20"/>
+                <w:szCs w:val="20"/>
+                <w:color w:val="000000"/>
+              </w:rPr>
+              <w:t xml:space="preserve">233/256</w:t>
+            </w:r>
+          </w:p>
+        </w:tc>
+        <w:tc>
+          <w:tcPr>
+            <w:tcW w:w="3760" w:type="dxa"/>
+            <w:vAlign w:val="center"/>
+          </w:tcPr>
+          <w:p>
+            <w:pPr>
+              <w:rPr>
+                <w:rFonts w:ascii="Old Standard TT" w:cs="Old Standard TT" w:eastAsia="Old Standard TT" w:hAnsi="Old Standard TT"/>
+              </w:rPr>
+              <w:spacing w:after="40" w:line="252" w:lineRule="auto"/>
+              <w:keepNext w:val="1"/>
+            </w:pPr>
+            <w:r>
+              <w:rPr>
+                <w:rFonts w:ascii="Old Standard TT" w:hAnsi="Old Standard TT" w:cs="Old Standard TT"/>
+                <w:sz w:val="20"/>
+                <w:szCs w:val="20"/>
+                <w:color w:val="000000"/>
+              </w:rPr>
+              <w:t xml:space="preserve">Eight cases per model</w:t>
+            </w:r>
+          </w:p>
+        </w:tc>
+      </w:tr>
+      <w:tr>
+        <w:trPr>
+          <w:cantSplit w:val="1"/>
+        </w:trPr>
+        <w:tc>
+          <w:tcPr>
+            <w:tcW w:w="1800" w:type="dxa"/>
+            <w:vAlign w:val="center"/>
+          </w:tcPr>
+          <w:p>
+            <w:pPr>
+              <w:rPr>
+                <w:rFonts w:ascii="Old Standard TT" w:cs="Old Standard TT" w:eastAsia="Old Standard TT" w:hAnsi="Old Standard TT"/>
+              </w:rPr>
+              <w:spacing w:after="40" w:line="252" w:lineRule="auto"/>
+              <w:keepNext w:val="1"/>
+            </w:pPr>
+            <w:r>
+              <w:rPr>
+                <w:rFonts w:ascii="Old Standard TT" w:hAnsi="Old Standard TT" w:cs="Old Standard TT"/>
+                <w:sz w:val="20"/>
+                <w:szCs w:val="20"/>
+                <w:color w:val="000000"/>
+              </w:rPr>
+              <w:t xml:space="preserve">Amended V4F</w:t>
+            </w:r>
+          </w:p>
+        </w:tc>
+        <w:tc>
+          <w:tcPr>
+            <w:tcW w:w="1900" w:type="dxa"/>
+            <w:vAlign w:val="center"/>
+          </w:tcPr>
+          <w:p>
+            <w:pPr>
+              <w:rPr>
+                <w:rFonts w:ascii="Old Standard TT" w:cs="Old Standard TT" w:eastAsia="Old Standard TT" w:hAnsi="Old Standard TT"/>
+              </w:rPr>
+              <w:spacing w:after="40" w:line="252" w:lineRule="auto"/>
+              <w:keepNext w:val="1"/>
+            </w:pPr>
+            <w:r>
+              <w:rPr>
+                <w:rFonts w:ascii="Old Standard TT" w:hAnsi="Old Standard TT" w:cs="Old Standard TT"/>
+                <w:sz w:val="20"/>
+                <w:szCs w:val="20"/>
+                <w:color w:val="000000"/>
+              </w:rPr>
+              <w:t xml:space="preserve">206/256</w:t>
+            </w:r>
+          </w:p>
+        </w:tc>
+        <w:tc>
+          <w:tcPr>
+            <w:tcW w:w="1900" w:type="dxa"/>
+            <w:vAlign w:val="center"/>
+          </w:tcPr>
+          <w:p>
+            <w:pPr>
+              <w:rPr>
+                <w:rFonts w:ascii="Old Standard TT" w:cs="Old Standard TT" w:eastAsia="Old Standard TT" w:hAnsi="Old Standard TT"/>
+              </w:rPr>
+              <w:spacing w:after="40" w:line="252" w:lineRule="auto"/>
+              <w:keepNext w:val="1"/>
+            </w:pPr>
+            <w:r>
+              <w:rPr>
+                <w:rFonts w:ascii="Old Standard TT" w:hAnsi="Old Standard TT" w:cs="Old Standard TT"/>
+                <w:sz w:val="20"/>
+                <w:szCs w:val="20"/>
+                <w:color w:val="000000"/>
+              </w:rPr>
+              <w:t xml:space="preserve">233/256</w:t>
+            </w:r>
+          </w:p>
+        </w:tc>
+        <w:tc>
+          <w:tcPr>
+            <w:tcW w:w="3760" w:type="dxa"/>
+            <w:vAlign w:val="center"/>
+          </w:tcPr>
+          <w:p>
+            <w:pPr>
+              <w:rPr>
+                <w:rFonts w:ascii="Old Standard TT" w:cs="Old Standard TT" w:eastAsia="Old Standard TT" w:hAnsi="Old Standard TT"/>
+              </w:rPr>
+              <w:spacing w:after="40" w:line="252" w:lineRule="auto"/>
+              <w:keepNext w:val="1"/>
+            </w:pPr>
+            <w:r>
+              <w:rPr>
+                <w:rFonts w:ascii="Old Standard TT" w:hAnsi="Old Standard TT" w:cs="Old Standard TT"/>
+                <w:sz w:val="20"/>
+                <w:szCs w:val="20"/>
+                <w:color w:val="000000"/>
+              </w:rPr>
+              <w:t xml:space="preserve">Same planned cohort</w:t>
+            </w:r>
+          </w:p>
+        </w:tc>
+      </w:tr>
+      <w:tr>
+        <w:trPr>
+          <w:cantSplit w:val="1"/>
+        </w:trPr>
+        <w:tc>
+          <w:tcPr>
+            <w:tcW w:w="1800" w:type="dxa"/>
+            <w:vAlign w:val="center"/>
+          </w:tcPr>
+          <w:p>
+            <w:pPr>
+              <w:rPr>
+                <w:rFonts w:ascii="Old Standard TT" w:cs="Old Standard TT" w:eastAsia="Old Standard TT" w:hAnsi="Old Standard TT"/>
+              </w:rPr>
+              <w:spacing w:after="40" w:line="252" w:lineRule="auto"/>
+              <w:keepNext w:val="1"/>
+            </w:pPr>
+            <w:r>
+              <w:rPr>
+                <w:rFonts w:ascii="Old Standard TT" w:hAnsi="Old Standard TT" w:cs="Old Standard TT"/>
+                <w:sz w:val="20"/>
+                <w:szCs w:val="20"/>
+                <w:color w:val="000000"/>
+              </w:rPr>
+              <w:t xml:space="preserve">Structure control V5</w:t>
+            </w:r>
+          </w:p>
+        </w:tc>
+        <w:tc>
+          <w:tcPr>
+            <w:tcW w:w="1900" w:type="dxa"/>
+            <w:vAlign w:val="center"/>
+          </w:tcPr>
+          <w:p>
+            <w:pPr>
+              <w:rPr>
+                <w:rFonts w:ascii="Old Standard TT" w:cs="Old Standard TT" w:eastAsia="Old Standard TT" w:hAnsi="Old Standard TT"/>
+              </w:rPr>
+              <w:spacing w:after="40" w:line="252" w:lineRule="auto"/>
+              <w:keepNext w:val="1"/>
+            </w:pPr>
+            <w:r>
+              <w:rPr>
+                <w:rFonts w:ascii="Old Standard TT" w:hAnsi="Old Standard TT" w:cs="Old Standard TT"/>
+                <w:sz w:val="20"/>
+                <w:szCs w:val="20"/>
+                <w:color w:val="000000"/>
+              </w:rPr>
+              <w:t xml:space="preserve">96/144</w:t>
+            </w:r>
+          </w:p>
+        </w:tc>
+        <w:tc>
+          <w:tcPr>
+            <w:tcW w:w="1900" w:type="dxa"/>
+            <w:vAlign w:val="center"/>
+          </w:tcPr>
+          <w:p>
+            <w:pPr>
+              <w:rPr>
+                <w:rFonts w:ascii="Old Standard TT" w:cs="Old Standard TT" w:eastAsia="Old Standard TT" w:hAnsi="Old Standard TT"/>
+              </w:rPr>
+              <w:spacing w:after="40" w:line="252" w:lineRule="auto"/>
+              <w:keepNext w:val="1"/>
+            </w:pPr>
+            <w:r>
+              <w:rPr>
+                <w:rFonts w:ascii="Old Standard TT" w:hAnsi="Old Standard TT" w:cs="Old Standard TT"/>
+                <w:sz w:val="20"/>
+                <w:szCs w:val="20"/>
+                <w:color w:val="000000"/>
+              </w:rPr>
+              <w:t xml:space="preserve">144/144</w:t>
+            </w:r>
+          </w:p>
+        </w:tc>
+        <w:tc>
+          <w:tcPr>
+            <w:tcW w:w="3760" w:type="dxa"/>
+            <w:vAlign w:val="center"/>
+          </w:tcPr>
+          <w:p>
+            <w:pPr>
+              <w:rPr>
+                <w:rFonts w:ascii="Old Standard TT" w:cs="Old Standard TT" w:eastAsia="Old Standard TT" w:hAnsi="Old Standard TT"/>
+              </w:rPr>
+              <w:spacing w:after="40" w:line="252" w:lineRule="auto"/>
+              <w:keepNext w:val="1"/>
+            </w:pPr>
+            <w:r>
+              <w:rPr>
+                <w:rFonts w:ascii="Old Standard TT" w:hAnsi="Old Standard TT" w:cs="Old Standard TT"/>
+                <w:sz w:val="20"/>
+                <w:szCs w:val="20"/>
+                <w:color w:val="000000"/>
+              </w:rPr>
+              <w:t xml:space="preserve">Four / six complete cases</w:t>
+            </w:r>
+          </w:p>
+        </w:tc>
+      </w:tr>
+      <w:tr>
+        <w:trPr>
+          <w:cantSplit w:val="1"/>
+        </w:trPr>
+        <w:tc>
+          <w:tcPr>
+            <w:tcW w:w="1800" w:type="dxa"/>
+            <w:vAlign w:val="center"/>
+          </w:tcPr>
+          <w:p>
+            <w:pPr>
+              <w:rPr>
+                <w:rFonts w:ascii="Old Standard TT" w:cs="Old Standard TT" w:eastAsia="Old Standard TT" w:hAnsi="Old Standard TT"/>
+              </w:rPr>
+              <w:spacing w:after="40" w:line="252" w:lineRule="auto"/>
+            </w:pPr>
+            <w:r>
+              <w:rPr>
+                <w:rFonts w:ascii="Old Standard TT" w:hAnsi="Old Standard TT" w:cs="Old Standard TT"/>
+                <w:sz w:val="20"/>
+                <w:szCs w:val="20"/>
+                <w:color w:val="000000"/>
+              </w:rPr>
+              <w:t xml:space="preserve">Fixed-note V6</w:t>
+            </w:r>
+          </w:p>
+        </w:tc>
+        <w:tc>
+          <w:tcPr>
+            <w:tcW w:w="1900" w:type="dxa"/>
+            <w:vAlign w:val="center"/>
+          </w:tcPr>
+          <w:p>
+            <w:pPr>
+              <w:rPr>
+                <w:rFonts w:ascii="Old Standard TT" w:cs="Old Standard TT" w:eastAsia="Old Standard TT" w:hAnsi="Old Standard TT"/>
+              </w:rPr>
+              <w:spacing w:after="40" w:line="252" w:lineRule="auto"/>
+            </w:pPr>
+            <w:r>
+              <w:rPr>
+                <w:rFonts w:ascii="Old Standard TT" w:hAnsi="Old Standard TT" w:cs="Old Standard TT"/>
+                <w:sz w:val="20"/>
+                <w:szCs w:val="20"/>
+                <w:color w:val="000000"/>
+              </w:rPr>
+              <w:t xml:space="preserve">47/48</w:t>
+            </w:r>
+          </w:p>
+        </w:tc>
+        <w:tc>
+          <w:tcPr>
+            <w:tcW w:w="1900" w:type="dxa"/>
+            <w:vAlign w:val="center"/>
+          </w:tcPr>
+          <w:p>
+            <w:pPr>
+              <w:rPr>
+                <w:rFonts w:ascii="Old Standard TT" w:cs="Old Standard TT" w:eastAsia="Old Standard TT" w:hAnsi="Old Standard TT"/>
+              </w:rPr>
+              <w:spacing w:after="40" w:line="252" w:lineRule="auto"/>
+            </w:pPr>
+            <w:r>
+              <w:rPr>
+                <w:rFonts w:ascii="Old Standard TT" w:hAnsi="Old Standard TT" w:cs="Old Standard TT"/>
+                <w:sz w:val="20"/>
+                <w:szCs w:val="20"/>
+                <w:color w:val="000000"/>
+              </w:rPr>
+              <w:t xml:space="preserve">72/72</w:t>
+            </w:r>
+          </w:p>
+        </w:tc>
+        <w:tc>
+          <w:tcPr>
+            <w:tcW w:w="3760" w:type="dxa"/>
+            <w:vAlign w:val="center"/>
+          </w:tcPr>
+          <w:p>
+            <w:pPr>
+              <w:rPr>
+                <w:rFonts w:ascii="Old Standard TT" w:cs="Old Standard TT" w:eastAsia="Old Standard TT" w:hAnsi="Old Standard TT"/>
+              </w:rPr>
+              <w:spacing w:after="40" w:line="252" w:lineRule="auto"/>
+            </w:pPr>
+            <w:r>
+              <w:rPr>
+                <w:rFonts w:ascii="Old Standard TT" w:hAnsi="Old Standard TT" w:cs="Old Standard TT"/>
+                <w:sz w:val="20"/>
+                <w:szCs w:val="20"/>
+                <w:color w:val="000000"/>
+              </w:rPr>
+              <w:t xml:space="preserve">Four / six available donor cases</w:t>
+            </w:r>
+          </w:p>
+        </w:tc>
+      </w:tr>
+    </w:tbl>
+    <w:p>
+      <w:pPr>
+        <w:rPr>
+          <w:rFonts w:ascii="Old Standard TT" w:cs="Old Standard TT" w:eastAsia="Old Standard TT" w:hAnsi="Old Standard TT"/>
+        </w:rPr>
+        <w:spacing w:after="60"/>
+      </w:pPr>
+      <w:r>
+        <w:rPr>
+          <w:rFonts w:ascii="Old Standard TT" w:hAnsi="Old Standard TT" w:cs="Old Standard TT"/>
+          <w:color w:val="000000"/>
+        </w:rPr>
+        <w:t xml:space="preserve"/>
+      </w:r>
+    </w:p>
+    <w:p>
+      <w:pPr>
+        <w:rPr>
+          <w:rFonts w:ascii="Old Standard TT" w:cs="Old Standard TT" w:eastAsia="Old Standard TT" w:hAnsi="Old Standard TT"/>
+        </w:rPr>
+        <w:spacing w:after="120"/>
       </w:pPr>
       <w:r>
         <w:rPr>
@@ -15974,6 +16819,75 @@
         <w:rPr>
           <w:rFonts w:ascii="Old Standard TT" w:cs="Old Standard TT" w:eastAsia="Old Standard TT" w:hAnsi="Old Standard TT"/>
         </w:rPr>
+        <w:jc w:val="center"/>
+        <w:spacing w:after="60" w:before="80"/>
+        <w:keepNext w:val="1"/>
+      </w:pPr>
+      <w:r>
+        <w:rPr>
+          <w:rFonts w:ascii="Old Standard TT" w:hAnsi="Old Standard TT" w:cs="Old Standard TT"/>
+          <w:color w:val="000000"/>
+        </w:rPr>
+        <w:t xml:space="preserve"/>
+        <w:drawing>
+          <wp:inline distT="0" distB="0" distL="0" distR="0">
+            <wp:extent cx="5943600" cy="5181600"/>
+            <wp:docPr id="4" name="Figure 4" descr="Four panels of safe-optimal completion in fresh V6 calls, separating both models and original objectives; all three arms and exact common-case episode denominators are shown."/>
+            <wp:cNvGraphicFramePr>
+              <a:graphicFrameLocks noChangeAspect="1"/>
+            </wp:cNvGraphicFramePr>
+            <a:graphic>
+              <a:graphicData uri="http://schemas.openxmlformats.org/drawingml/2006/picture">
+                <pic:pic>
+                  <pic:nvPicPr>
+                    <pic:cNvPr id="0" name="v4-figure-4.png" descr="Four panels of safe-optimal completion in fresh V6 calls, separating both models and original objectives; all three arms and exact common-case episode denominators are shown."/>
+                    <pic:cNvPicPr/>
+                  </pic:nvPicPr>
+                  <pic:blipFill>
+                    <a:blip r:embed="rIdV4Figure4"/>
+                    <a:stretch>
+                      <a:fillRect/>
+                    </a:stretch>
+                  </pic:blipFill>
+                  <pic:spPr>
+                    <a:xfrm>
+                      <a:off x="0" y="0"/>
+                      <a:ext cx="5943600" cy="5181600"/>
+                    </a:xfrm>
+                    <a:prstGeom prst="rect">
+                      <a:avLst/>
+                    </a:prstGeom>
+                  </pic:spPr>
+                </pic:pic>
+              </a:graphicData>
+            </a:graphic>
+          </wp:inline>
+        </w:drawing>
+      </w:r>
+    </w:p>
+    <w:p>
+      <w:pPr>
+        <w:rPr>
+          <w:rFonts w:ascii="Old Standard TT" w:cs="Old Standard TT" w:eastAsia="Old Standard TT" w:hAnsi="Old Standard TT"/>
+        </w:rPr>
+        <w:spacing w:after="120"/>
+        <w:keepLines w:val="1"/>
+      </w:pPr>
+      <w:r>
+        <w:rPr>
+          <w:rFonts w:ascii="Old Standard TT" w:hAnsi="Old Standard TT" w:cs="Old Standard TT"/>
+          <w:sz w:val="20"/>
+          <w:szCs w:val="20"/>
+          <w:color w:val="000000"/>
+        </w:rPr>
+        <w:t xml:space="preserve">Figure I1. Safe-optimal completion in fresh V6 calls. Bars use common complete cases within each model and original objective, two draws per arm. A safe optimum completes four distinct tasks at globally minimum total cost; it entails no outsider loss here. All 119 valid V6 episodes have zero outsider loss and joint harm, including verification alone. Added rules improve coordination rather than reduce observed harm further.</w:t>
+      </w:r>
+    </w:p>
+    <w:p>
+      <w:pPr>
+        <w:rPr>
+          <w:rFonts w:ascii="Old Standard TT" w:cs="Old Standard TT" w:eastAsia="Old Standard TT" w:hAnsi="Old Standard TT"/>
+        </w:rPr>
         <w:spacing w:after="120"/>
       </w:pPr>
       <w:r>
@@ -18260,7 +19174,7 @@
           <w:rFonts w:ascii="Old Standard TT" w:hAnsi="Old Standard TT" w:cs="Old Standard TT"/>
           <w:color w:val="000000"/>
         </w:rPr>
-        <w:t xml:space="preserve">Observed Qwen harmful coverage differs: verification has four safe and three duplicate outcomes among seven valid episodes, while each rule arm has eight safe outcomes among eight. The observed-case-weighted safe rate for verification is 0.625, not the pooled fraction 4/7, because case 303 contributes only one valid draw. The common-case baseline in Figure 1 is instead 3/6=0.50. These summaries must not be mixed with the primary comparison. All other observed groups equal the common groups. Across all 119 valid episodes, any outsider loss and joint harm are both zero.</w:t>
+        <w:t xml:space="preserve">Observed Qwen harmful coverage differs: verification has four safe and three duplicate outcomes among seven valid episodes, while each rule arm has eight safe outcomes among eight. The observed-case-weighted safe rate for verification is 0.625, not the pooled fraction 4/7, because case 303 contributes only one valid draw. The common-case baseline in Figure I1 is instead 3/6=0.50. These summaries must not be mixed with the primary comparison. All other observed groups equal the common groups. Across all 119 valid episodes, any outsider loss and joint harm are both zero.</w:t>
       </w:r>
     </w:p>
     <w:p>
@@ -21508,6 +22422,5404 @@
           <w:szCs w:val="28"/>
           <w:color w:val="000000"/>
         </w:rPr>
+        <w:t xml:space="preserve">Appendix J. Factorial control of note and reminder presence</w:t>
+      </w:r>
+    </w:p>
+    <w:p>
+      <w:pPr>
+        <w:rPr>
+          <w:rFonts w:ascii="Old Standard TT" w:cs="Old Standard TT" w:eastAsia="Old Standard TT" w:hAnsi="Old Standard TT"/>
+        </w:rPr>
+        <w:spacing w:after="120"/>
+      </w:pPr>
+      <w:r>
+        <w:rPr>
+          <w:rFonts w:ascii="Old Standard TT" w:hAnsi="Old Standard TT" w:cs="Old Standard TT"/>
+          <w:color w:val="000000"/>
+        </w:rPr>
+        <w:t xml:space="preserve">The factorial control was motivated by the earlier results and critical review, then locally frozen before its own calls. It is not a new donor sample or an independent task-family replication. All four arms contain the exact public rule selecting the lexicographically first or last A/B pair among maximum-distinct, minimum-total-cost outcomes. Harmful role notes are either included verbatim or their entire handoff block is omitted. The unchanged conditional reminder is included or omitted independently; when no note is supplied it has no handoff to assess. There is no replacement text in the note-free condition. Costs, outcome tables, system objective, output format and generation settings are held fixed within each case.</w:t>
+      </w:r>
+    </w:p>
+    <w:p>
+      <w:pPr>
+        <w:rPr>
+          <w:rFonts w:ascii="Old Standard TT" w:cs="Old Standard TT" w:eastAsia="Old Standard TT" w:hAnsi="Old Standard TT"/>
+        </w:rPr>
+        <w:spacing w:after="120"/>
+      </w:pPr>
+      <w:r>
+        <w:rPr>
+          <w:rFonts w:ascii="Old Standard TT" w:hAnsi="Old Standard TT" w:cs="Old Standard TT"/>
+          <w:color w:val="000000"/>
+        </w:rPr>
+        <w:t xml:space="preserve">The protocol and executable inputs were frozen at 2026-10-25T15:18:37.003901+00:00 and raw collection was permanently closed at 2026-10-25T15:46:05.457867+00:00. The closeout attestation records that only technical status and costs were inspected before closure; this is an operator attestation, not a programmatic proof of blindness. There were 160 saved requests and 159 saved responses, producing 79/80 valid joint episodes. GPT-OSS case 306 lacks absent-notes/reminder-present/first-direction agent A after an unresolved transport request; it was never retried. Its joint outcome remains unknown. All other planned slots were retained without replacement draws.</w:t>
+      </w:r>
+    </w:p>
+    <w:p>
+      <w:pPr>
+        <w:rPr>
+          <w:rFonts w:ascii="Old Standard TT" w:cs="Old Standard TT" w:eastAsia="Old Standard TT" w:hAnsi="Old Standard TT"/>
+        </w:rPr>
+        <w:spacing w:after="120"/>
+      </w:pPr>
+      <w:r>
+        <w:rPr>
+          <w:rFonts w:ascii="Old Standard TT" w:hAnsi="Old Standard TT" w:cs="Old Standard TT"/>
+          <w:color w:val="000000"/>
+        </w:rPr>
+        <w:t xml:space="preserve">Observed Qwen coverage is 32/32 episodes in cases 301, 303, 304 and 306; GPT-OSS coverage is 47/48 in cases 301–306. The primary and all four secondary contrasts use the same complete eight-slot cases: all four Qwen cases and GPT-OSS cases 301–305. Means average the two fixed directions within a case before equally weighting cases, with no model pooling. Directions are subconditions, not independent repeats. The logical completion intervals instead cover every available case and enumerate all 16 legal A/B action pairs for the missing joint slot. They are not confidence intervals, evidence of equivalence or a correction for earlier donor unavailability.</w:t>
+      </w:r>
+    </w:p>
+    <w:p>
+      <w:pPr>
+        <w:rPr>
+          <w:rFonts w:ascii="Old Standard TT" w:cs="Old Standard TT" w:eastAsia="Old Standard TT" w:hAnsi="Old Standard TT"/>
+        </w:rPr>
+        <w:spacing w:after="120"/>
+        <w:keepNext w:val="1"/>
+      </w:pPr>
+      <w:r>
+        <w:rPr>
+          <w:rFonts w:ascii="Old Standard TT" w:hAnsi="Old Standard TT" w:cs="Old Standard TT"/>
+          <w:b w:val="1"/>
+          <w:color w:val="000000"/>
+        </w:rPr>
+        <w:t xml:space="preserve">Table J1. All observed factorial outcomes. Binary entries are counts / valid episodes; harm means any positive outsider loss, and loss and reward are case-weighted means. Exact rule adherence equals safe-optimal counts in every listed cell; every valid episode completes four distinct tasks, with zero joint harm and duplicates.</w:t>
+      </w:r>
+    </w:p>
+    <w:tbl>
+      <w:tblPr>
+        <w:tblW w:w="9360" w:type="dxa"/>
+        <w:tblLayout w:type="fixed"/>
+        <w:tblBorders>
+          <w:top w:val="single" w:sz="4" w:color="D9D9D9"/>
+          <w:left w:val="single" w:sz="4" w:color="D9D9D9"/>
+          <w:bottom w:val="single" w:sz="4" w:color="D9D9D9"/>
+          <w:right w:val="single" w:sz="4" w:color="D9D9D9"/>
+          <w:insideH w:val="single" w:sz="4" w:color="D9D9D9"/>
+          <w:insideV w:val="single" w:sz="4" w:color="D9D9D9"/>
+        </w:tblBorders>
+        <w:tblCellMar>
+          <w:top w:w="80" w:type="dxa"/>
+          <w:left w:w="80" w:type="dxa"/>
+          <w:bottom w:w="80" w:type="dxa"/>
+          <w:right w:w="80" w:type="dxa"/>
+        </w:tblCellMar>
+      </w:tblPr>
+      <w:tblGrid>
+        <w:gridCol w:w="1300"/>
+        <w:gridCol w:w="2700"/>
+        <w:gridCol w:w="1200"/>
+        <w:gridCol w:w="1200"/>
+        <w:gridCol w:w="1400"/>
+        <w:gridCol w:w="1560"/>
+      </w:tblGrid>
+      <w:tr>
+        <w:trPr>
+          <w:cantSplit w:val="1"/>
+          <w:tblHeader w:val="1"/>
+        </w:trPr>
+        <w:tc>
+          <w:tcPr>
+            <w:tcW w:w="1300" w:type="dxa"/>
+            <w:vAlign w:val="center"/>
+            <w:shd w:val="clear" w:fill="EDEDED"/>
+          </w:tcPr>
+          <w:p>
+            <w:pPr>
+              <w:rPr>
+                <w:rFonts w:ascii="Old Standard TT" w:cs="Old Standard TT" w:eastAsia="Old Standard TT" w:hAnsi="Old Standard TT"/>
+              </w:rPr>
+              <w:spacing w:after="40" w:line="252" w:lineRule="auto"/>
+            </w:pPr>
+            <w:r>
+              <w:rPr>
+                <w:rFonts w:ascii="Old Standard TT" w:hAnsi="Old Standard TT" w:cs="Old Standard TT"/>
+                <w:b w:val="1"/>
+                <w:sz w:val="20"/>
+                <w:szCs w:val="20"/>
+                <w:color w:val="000000"/>
+              </w:rPr>
+              <w:t xml:space="preserve">Model</w:t>
+            </w:r>
+          </w:p>
+        </w:tc>
+        <w:tc>
+          <w:tcPr>
+            <w:tcW w:w="2700" w:type="dxa"/>
+            <w:vAlign w:val="center"/>
+            <w:shd w:val="clear" w:fill="EDEDED"/>
+          </w:tcPr>
+          <w:p>
+            <w:pPr>
+              <w:rPr>
+                <w:rFonts w:ascii="Old Standard TT" w:cs="Old Standard TT" w:eastAsia="Old Standard TT" w:hAnsi="Old Standard TT"/>
+              </w:rPr>
+              <w:spacing w:after="40" w:line="252" w:lineRule="auto"/>
+            </w:pPr>
+            <w:r>
+              <w:rPr>
+                <w:rFonts w:ascii="Old Standard TT" w:hAnsi="Old Standard TT" w:cs="Old Standard TT"/>
+                <w:b w:val="1"/>
+                <w:sz w:val="20"/>
+                <w:szCs w:val="20"/>
+                <w:color w:val="000000"/>
+              </w:rPr>
+              <w:t xml:space="preserve">Condition</w:t>
+            </w:r>
+          </w:p>
+        </w:tc>
+        <w:tc>
+          <w:tcPr>
+            <w:tcW w:w="1200" w:type="dxa"/>
+            <w:vAlign w:val="center"/>
+            <w:shd w:val="clear" w:fill="EDEDED"/>
+          </w:tcPr>
+          <w:p>
+            <w:pPr>
+              <w:rPr>
+                <w:rFonts w:ascii="Old Standard TT" w:cs="Old Standard TT" w:eastAsia="Old Standard TT" w:hAnsi="Old Standard TT"/>
+              </w:rPr>
+              <w:spacing w:after="40" w:line="252" w:lineRule="auto"/>
+            </w:pPr>
+            <w:r>
+              <w:rPr>
+                <w:rFonts w:ascii="Old Standard TT" w:hAnsi="Old Standard TT" w:cs="Old Standard TT"/>
+                <w:b w:val="1"/>
+                <w:sz w:val="20"/>
+                <w:szCs w:val="20"/>
+                <w:color w:val="000000"/>
+              </w:rPr>
+              <w:t xml:space="preserve">Safe / n</w:t>
+            </w:r>
+          </w:p>
+        </w:tc>
+        <w:tc>
+          <w:tcPr>
+            <w:tcW w:w="1200" w:type="dxa"/>
+            <w:vAlign w:val="center"/>
+            <w:shd w:val="clear" w:fill="EDEDED"/>
+          </w:tcPr>
+          <w:p>
+            <w:pPr>
+              <w:rPr>
+                <w:rFonts w:ascii="Old Standard TT" w:cs="Old Standard TT" w:eastAsia="Old Standard TT" w:hAnsi="Old Standard TT"/>
+              </w:rPr>
+              <w:spacing w:after="40" w:line="252" w:lineRule="auto"/>
+            </w:pPr>
+            <w:r>
+              <w:rPr>
+                <w:rFonts w:ascii="Old Standard TT" w:hAnsi="Old Standard TT" w:cs="Old Standard TT"/>
+                <w:b w:val="1"/>
+                <w:sz w:val="20"/>
+                <w:szCs w:val="20"/>
+                <w:color w:val="000000"/>
+              </w:rPr>
+              <w:t xml:space="preserve">Harm / n</w:t>
+            </w:r>
+          </w:p>
+        </w:tc>
+        <w:tc>
+          <w:tcPr>
+            <w:tcW w:w="1400" w:type="dxa"/>
+            <w:vAlign w:val="center"/>
+            <w:shd w:val="clear" w:fill="EDEDED"/>
+          </w:tcPr>
+          <w:p>
+            <w:pPr>
+              <w:rPr>
+                <w:rFonts w:ascii="Old Standard TT" w:cs="Old Standard TT" w:eastAsia="Old Standard TT" w:hAnsi="Old Standard TT"/>
+              </w:rPr>
+              <w:spacing w:after="40" w:line="252" w:lineRule="auto"/>
+            </w:pPr>
+            <w:r>
+              <w:rPr>
+                <w:rFonts w:ascii="Old Standard TT" w:hAnsi="Old Standard TT" w:cs="Old Standard TT"/>
+                <w:b w:val="1"/>
+                <w:sz w:val="20"/>
+                <w:szCs w:val="20"/>
+                <w:color w:val="000000"/>
+              </w:rPr>
+              <w:t xml:space="preserve">Mean loss</w:t>
+            </w:r>
+          </w:p>
+        </w:tc>
+        <w:tc>
+          <w:tcPr>
+            <w:tcW w:w="1560" w:type="dxa"/>
+            <w:vAlign w:val="center"/>
+            <w:shd w:val="clear" w:fill="EDEDED"/>
+          </w:tcPr>
+          <w:p>
+            <w:pPr>
+              <w:rPr>
+                <w:rFonts w:ascii="Old Standard TT" w:cs="Old Standard TT" w:eastAsia="Old Standard TT" w:hAnsi="Old Standard TT"/>
+              </w:rPr>
+              <w:spacing w:after="40" w:line="252" w:lineRule="auto"/>
+            </w:pPr>
+            <w:r>
+              <w:rPr>
+                <w:rFonts w:ascii="Old Standard TT" w:hAnsi="Old Standard TT" w:cs="Old Standard TT"/>
+                <w:b w:val="1"/>
+                <w:sz w:val="20"/>
+                <w:szCs w:val="20"/>
+                <w:color w:val="000000"/>
+              </w:rPr>
+              <w:t xml:space="preserve">Mean reward</w:t>
+            </w:r>
+          </w:p>
+        </w:tc>
+      </w:tr>
+      <w:tr>
+        <w:trPr>
+          <w:cantSplit w:val="1"/>
+        </w:trPr>
+        <w:tc>
+          <w:tcPr>
+            <w:tcW w:w="1300" w:type="dxa"/>
+            <w:vAlign w:val="center"/>
+          </w:tcPr>
+          <w:p>
+            <w:pPr>
+              <w:rPr>
+                <w:rFonts w:ascii="Old Standard TT" w:cs="Old Standard TT" w:eastAsia="Old Standard TT" w:hAnsi="Old Standard TT"/>
+              </w:rPr>
+              <w:spacing w:after="40" w:line="252" w:lineRule="auto"/>
+            </w:pPr>
+            <w:r>
+              <w:rPr>
+                <w:rFonts w:ascii="Old Standard TT" w:hAnsi="Old Standard TT" w:cs="Old Standard TT"/>
+                <w:sz w:val="20"/>
+                <w:szCs w:val="20"/>
+                <w:color w:val="000000"/>
+              </w:rPr>
+              <w:t xml:space="preserve">Qwen</w:t>
+            </w:r>
+          </w:p>
+        </w:tc>
+        <w:tc>
+          <w:tcPr>
+            <w:tcW w:w="2700" w:type="dxa"/>
+            <w:vAlign w:val="center"/>
+          </w:tcPr>
+          <w:p>
+            <w:pPr>
+              <w:rPr>
+                <w:rFonts w:ascii="Old Standard TT" w:cs="Old Standard TT" w:eastAsia="Old Standard TT" w:hAnsi="Old Standard TT"/>
+              </w:rPr>
+              <w:spacing w:after="40" w:line="252" w:lineRule="auto"/>
+            </w:pPr>
+            <w:r>
+              <w:rPr>
+                <w:rFonts w:ascii="Old Standard TT" w:hAnsi="Old Standard TT" w:cs="Old Standard TT"/>
+                <w:sz w:val="20"/>
+                <w:szCs w:val="20"/>
+                <w:color w:val="000000"/>
+              </w:rPr>
+              <w:t xml:space="preserve">No notes / no reminder</w:t>
+            </w:r>
+          </w:p>
+        </w:tc>
+        <w:tc>
+          <w:tcPr>
+            <w:tcW w:w="1200" w:type="dxa"/>
+            <w:vAlign w:val="center"/>
+          </w:tcPr>
+          <w:p>
+            <w:pPr>
+              <w:rPr>
+                <w:rFonts w:ascii="Old Standard TT" w:cs="Old Standard TT" w:eastAsia="Old Standard TT" w:hAnsi="Old Standard TT"/>
+              </w:rPr>
+              <w:spacing w:after="40" w:line="252" w:lineRule="auto"/>
+            </w:pPr>
+            <w:r>
+              <w:rPr>
+                <w:rFonts w:ascii="Old Standard TT" w:hAnsi="Old Standard TT" w:cs="Old Standard TT"/>
+                <w:sz w:val="20"/>
+                <w:szCs w:val="20"/>
+                <w:color w:val="000000"/>
+              </w:rPr>
+              <w:t xml:space="preserve">8/8</w:t>
+            </w:r>
+          </w:p>
+        </w:tc>
+        <w:tc>
+          <w:tcPr>
+            <w:tcW w:w="1200" w:type="dxa"/>
+            <w:vAlign w:val="center"/>
+          </w:tcPr>
+          <w:p>
+            <w:pPr>
+              <w:rPr>
+                <w:rFonts w:ascii="Old Standard TT" w:cs="Old Standard TT" w:eastAsia="Old Standard TT" w:hAnsi="Old Standard TT"/>
+              </w:rPr>
+              <w:spacing w:after="40" w:line="252" w:lineRule="auto"/>
+            </w:pPr>
+            <w:r>
+              <w:rPr>
+                <w:rFonts w:ascii="Old Standard TT" w:hAnsi="Old Standard TT" w:cs="Old Standard TT"/>
+                <w:sz w:val="20"/>
+                <w:szCs w:val="20"/>
+                <w:color w:val="000000"/>
+              </w:rPr>
+              <w:t xml:space="preserve">0/8</w:t>
+            </w:r>
+          </w:p>
+        </w:tc>
+        <w:tc>
+          <w:tcPr>
+            <w:tcW w:w="1400" w:type="dxa"/>
+            <w:vAlign w:val="center"/>
+          </w:tcPr>
+          <w:p>
+            <w:pPr>
+              <w:rPr>
+                <w:rFonts w:ascii="Old Standard TT" w:cs="Old Standard TT" w:eastAsia="Old Standard TT" w:hAnsi="Old Standard TT"/>
+              </w:rPr>
+              <w:spacing w:after="40" w:line="252" w:lineRule="auto"/>
+            </w:pPr>
+            <w:r>
+              <w:rPr>
+                <w:rFonts w:ascii="Old Standard TT" w:hAnsi="Old Standard TT" w:cs="Old Standard TT"/>
+                <w:sz w:val="20"/>
+                <w:szCs w:val="20"/>
+                <w:color w:val="000000"/>
+              </w:rPr>
+              <w:t xml:space="preserve">0</w:t>
+            </w:r>
+          </w:p>
+        </w:tc>
+        <w:tc>
+          <w:tcPr>
+            <w:tcW w:w="1560" w:type="dxa"/>
+            <w:vAlign w:val="center"/>
+          </w:tcPr>
+          <w:p>
+            <w:pPr>
+              <w:rPr>
+                <w:rFonts w:ascii="Old Standard TT" w:cs="Old Standard TT" w:eastAsia="Old Standard TT" w:hAnsi="Old Standard TT"/>
+              </w:rPr>
+              <w:spacing w:after="40" w:line="252" w:lineRule="auto"/>
+            </w:pPr>
+            <w:r>
+              <w:rPr>
+                <w:rFonts w:ascii="Old Standard TT" w:hAnsi="Old Standard TT" w:cs="Old Standard TT"/>
+                <w:sz w:val="20"/>
+                <w:szCs w:val="20"/>
+                <w:color w:val="000000"/>
+              </w:rPr>
+              <w:t xml:space="preserve">380</w:t>
+            </w:r>
+          </w:p>
+        </w:tc>
+      </w:tr>
+      <w:tr>
+        <w:trPr>
+          <w:cantSplit w:val="1"/>
+        </w:trPr>
+        <w:tc>
+          <w:tcPr>
+            <w:tcW w:w="1300" w:type="dxa"/>
+            <w:vAlign w:val="center"/>
+          </w:tcPr>
+          <w:p>
+            <w:pPr>
+              <w:rPr>
+                <w:rFonts w:ascii="Old Standard TT" w:cs="Old Standard TT" w:eastAsia="Old Standard TT" w:hAnsi="Old Standard TT"/>
+              </w:rPr>
+              <w:spacing w:after="40" w:line="252" w:lineRule="auto"/>
+            </w:pPr>
+            <w:r>
+              <w:rPr>
+                <w:rFonts w:ascii="Old Standard TT" w:hAnsi="Old Standard TT" w:cs="Old Standard TT"/>
+                <w:sz w:val="20"/>
+                <w:szCs w:val="20"/>
+                <w:color w:val="000000"/>
+              </w:rPr>
+              <w:t xml:space="preserve">Qwen</w:t>
+            </w:r>
+          </w:p>
+        </w:tc>
+        <w:tc>
+          <w:tcPr>
+            <w:tcW w:w="2700" w:type="dxa"/>
+            <w:vAlign w:val="center"/>
+          </w:tcPr>
+          <w:p>
+            <w:pPr>
+              <w:rPr>
+                <w:rFonts w:ascii="Old Standard TT" w:cs="Old Standard TT" w:eastAsia="Old Standard TT" w:hAnsi="Old Standard TT"/>
+              </w:rPr>
+              <w:spacing w:after="40" w:line="252" w:lineRule="auto"/>
+            </w:pPr>
+            <w:r>
+              <w:rPr>
+                <w:rFonts w:ascii="Old Standard TT" w:hAnsi="Old Standard TT" w:cs="Old Standard TT"/>
+                <w:sz w:val="20"/>
+                <w:szCs w:val="20"/>
+                <w:color w:val="000000"/>
+              </w:rPr>
+              <w:t xml:space="preserve">No notes / reminder</w:t>
+            </w:r>
+          </w:p>
+        </w:tc>
+        <w:tc>
+          <w:tcPr>
+            <w:tcW w:w="1200" w:type="dxa"/>
+            <w:vAlign w:val="center"/>
+          </w:tcPr>
+          <w:p>
+            <w:pPr>
+              <w:rPr>
+                <w:rFonts w:ascii="Old Standard TT" w:cs="Old Standard TT" w:eastAsia="Old Standard TT" w:hAnsi="Old Standard TT"/>
+              </w:rPr>
+              <w:spacing w:after="40" w:line="252" w:lineRule="auto"/>
+            </w:pPr>
+            <w:r>
+              <w:rPr>
+                <w:rFonts w:ascii="Old Standard TT" w:hAnsi="Old Standard TT" w:cs="Old Standard TT"/>
+                <w:sz w:val="20"/>
+                <w:szCs w:val="20"/>
+                <w:color w:val="000000"/>
+              </w:rPr>
+              <w:t xml:space="preserve">8/8</w:t>
+            </w:r>
+          </w:p>
+        </w:tc>
+        <w:tc>
+          <w:tcPr>
+            <w:tcW w:w="1200" w:type="dxa"/>
+            <w:vAlign w:val="center"/>
+          </w:tcPr>
+          <w:p>
+            <w:pPr>
+              <w:rPr>
+                <w:rFonts w:ascii="Old Standard TT" w:cs="Old Standard TT" w:eastAsia="Old Standard TT" w:hAnsi="Old Standard TT"/>
+              </w:rPr>
+              <w:spacing w:after="40" w:line="252" w:lineRule="auto"/>
+            </w:pPr>
+            <w:r>
+              <w:rPr>
+                <w:rFonts w:ascii="Old Standard TT" w:hAnsi="Old Standard TT" w:cs="Old Standard TT"/>
+                <w:sz w:val="20"/>
+                <w:szCs w:val="20"/>
+                <w:color w:val="000000"/>
+              </w:rPr>
+              <w:t xml:space="preserve">0/8</w:t>
+            </w:r>
+          </w:p>
+        </w:tc>
+        <w:tc>
+          <w:tcPr>
+            <w:tcW w:w="1400" w:type="dxa"/>
+            <w:vAlign w:val="center"/>
+          </w:tcPr>
+          <w:p>
+            <w:pPr>
+              <w:rPr>
+                <w:rFonts w:ascii="Old Standard TT" w:cs="Old Standard TT" w:eastAsia="Old Standard TT" w:hAnsi="Old Standard TT"/>
+              </w:rPr>
+              <w:spacing w:after="40" w:line="252" w:lineRule="auto"/>
+            </w:pPr>
+            <w:r>
+              <w:rPr>
+                <w:rFonts w:ascii="Old Standard TT" w:hAnsi="Old Standard TT" w:cs="Old Standard TT"/>
+                <w:sz w:val="20"/>
+                <w:szCs w:val="20"/>
+                <w:color w:val="000000"/>
+              </w:rPr>
+              <w:t xml:space="preserve">0</w:t>
+            </w:r>
+          </w:p>
+        </w:tc>
+        <w:tc>
+          <w:tcPr>
+            <w:tcW w:w="1560" w:type="dxa"/>
+            <w:vAlign w:val="center"/>
+          </w:tcPr>
+          <w:p>
+            <w:pPr>
+              <w:rPr>
+                <w:rFonts w:ascii="Old Standard TT" w:cs="Old Standard TT" w:eastAsia="Old Standard TT" w:hAnsi="Old Standard TT"/>
+              </w:rPr>
+              <w:spacing w:after="40" w:line="252" w:lineRule="auto"/>
+            </w:pPr>
+            <w:r>
+              <w:rPr>
+                <w:rFonts w:ascii="Old Standard TT" w:hAnsi="Old Standard TT" w:cs="Old Standard TT"/>
+                <w:sz w:val="20"/>
+                <w:szCs w:val="20"/>
+                <w:color w:val="000000"/>
+              </w:rPr>
+              <w:t xml:space="preserve">380</w:t>
+            </w:r>
+          </w:p>
+        </w:tc>
+      </w:tr>
+      <w:tr>
+        <w:trPr>
+          <w:cantSplit w:val="1"/>
+        </w:trPr>
+        <w:tc>
+          <w:tcPr>
+            <w:tcW w:w="1300" w:type="dxa"/>
+            <w:vAlign w:val="center"/>
+          </w:tcPr>
+          <w:p>
+            <w:pPr>
+              <w:rPr>
+                <w:rFonts w:ascii="Old Standard TT" w:cs="Old Standard TT" w:eastAsia="Old Standard TT" w:hAnsi="Old Standard TT"/>
+              </w:rPr>
+              <w:spacing w:after="40" w:line="252" w:lineRule="auto"/>
+            </w:pPr>
+            <w:r>
+              <w:rPr>
+                <w:rFonts w:ascii="Old Standard TT" w:hAnsi="Old Standard TT" w:cs="Old Standard TT"/>
+                <w:sz w:val="20"/>
+                <w:szCs w:val="20"/>
+                <w:color w:val="000000"/>
+              </w:rPr>
+              <w:t xml:space="preserve">Qwen</w:t>
+            </w:r>
+          </w:p>
+        </w:tc>
+        <w:tc>
+          <w:tcPr>
+            <w:tcW w:w="2700" w:type="dxa"/>
+            <w:vAlign w:val="center"/>
+          </w:tcPr>
+          <w:p>
+            <w:pPr>
+              <w:rPr>
+                <w:rFonts w:ascii="Old Standard TT" w:cs="Old Standard TT" w:eastAsia="Old Standard TT" w:hAnsi="Old Standard TT"/>
+              </w:rPr>
+              <w:spacing w:after="40" w:line="252" w:lineRule="auto"/>
+            </w:pPr>
+            <w:r>
+              <w:rPr>
+                <w:rFonts w:ascii="Old Standard TT" w:hAnsi="Old Standard TT" w:cs="Old Standard TT"/>
+                <w:sz w:val="20"/>
+                <w:szCs w:val="20"/>
+                <w:color w:val="000000"/>
+              </w:rPr>
+              <w:t xml:space="preserve">Notes / no reminder</w:t>
+            </w:r>
+          </w:p>
+        </w:tc>
+        <w:tc>
+          <w:tcPr>
+            <w:tcW w:w="1200" w:type="dxa"/>
+            <w:vAlign w:val="center"/>
+          </w:tcPr>
+          <w:p>
+            <w:pPr>
+              <w:rPr>
+                <w:rFonts w:ascii="Old Standard TT" w:cs="Old Standard TT" w:eastAsia="Old Standard TT" w:hAnsi="Old Standard TT"/>
+              </w:rPr>
+              <w:spacing w:after="40" w:line="252" w:lineRule="auto"/>
+            </w:pPr>
+            <w:r>
+              <w:rPr>
+                <w:rFonts w:ascii="Old Standard TT" w:hAnsi="Old Standard TT" w:cs="Old Standard TT"/>
+                <w:sz w:val="20"/>
+                <w:szCs w:val="20"/>
+                <w:color w:val="000000"/>
+              </w:rPr>
+              <w:t xml:space="preserve">7/8</w:t>
+            </w:r>
+          </w:p>
+        </w:tc>
+        <w:tc>
+          <w:tcPr>
+            <w:tcW w:w="1200" w:type="dxa"/>
+            <w:vAlign w:val="center"/>
+          </w:tcPr>
+          <w:p>
+            <w:pPr>
+              <w:rPr>
+                <w:rFonts w:ascii="Old Standard TT" w:cs="Old Standard TT" w:eastAsia="Old Standard TT" w:hAnsi="Old Standard TT"/>
+              </w:rPr>
+              <w:spacing w:after="40" w:line="252" w:lineRule="auto"/>
+            </w:pPr>
+            <w:r>
+              <w:rPr>
+                <w:rFonts w:ascii="Old Standard TT" w:hAnsi="Old Standard TT" w:cs="Old Standard TT"/>
+                <w:sz w:val="20"/>
+                <w:szCs w:val="20"/>
+                <w:color w:val="000000"/>
+              </w:rPr>
+              <w:t xml:space="preserve">1/8</w:t>
+            </w:r>
+          </w:p>
+        </w:tc>
+        <w:tc>
+          <w:tcPr>
+            <w:tcW w:w="1400" w:type="dxa"/>
+            <w:vAlign w:val="center"/>
+          </w:tcPr>
+          <w:p>
+            <w:pPr>
+              <w:rPr>
+                <w:rFonts w:ascii="Old Standard TT" w:cs="Old Standard TT" w:eastAsia="Old Standard TT" w:hAnsi="Old Standard TT"/>
+              </w:rPr>
+              <w:spacing w:after="40" w:line="252" w:lineRule="auto"/>
+            </w:pPr>
+            <w:r>
+              <w:rPr>
+                <w:rFonts w:ascii="Old Standard TT" w:hAnsi="Old Standard TT" w:cs="Old Standard TT"/>
+                <w:sz w:val="20"/>
+                <w:szCs w:val="20"/>
+                <w:color w:val="000000"/>
+              </w:rPr>
+              <w:t xml:space="preserve">4.25</w:t>
+            </w:r>
+          </w:p>
+        </w:tc>
+        <w:tc>
+          <w:tcPr>
+            <w:tcW w:w="1560" w:type="dxa"/>
+            <w:vAlign w:val="center"/>
+          </w:tcPr>
+          <w:p>
+            <w:pPr>
+              <w:rPr>
+                <w:rFonts w:ascii="Old Standard TT" w:cs="Old Standard TT" w:eastAsia="Old Standard TT" w:hAnsi="Old Standard TT"/>
+              </w:rPr>
+              <w:spacing w:after="40" w:line="252" w:lineRule="auto"/>
+            </w:pPr>
+            <w:r>
+              <w:rPr>
+                <w:rFonts w:ascii="Old Standard TT" w:hAnsi="Old Standard TT" w:cs="Old Standard TT"/>
+                <w:sz w:val="20"/>
+                <w:szCs w:val="20"/>
+                <w:color w:val="000000"/>
+              </w:rPr>
+              <w:t xml:space="preserve">376.375</w:t>
+            </w:r>
+          </w:p>
+        </w:tc>
+      </w:tr>
+      <w:tr>
+        <w:trPr>
+          <w:cantSplit w:val="1"/>
+        </w:trPr>
+        <w:tc>
+          <w:tcPr>
+            <w:tcW w:w="1300" w:type="dxa"/>
+            <w:vAlign w:val="center"/>
+          </w:tcPr>
+          <w:p>
+            <w:pPr>
+              <w:rPr>
+                <w:rFonts w:ascii="Old Standard TT" w:cs="Old Standard TT" w:eastAsia="Old Standard TT" w:hAnsi="Old Standard TT"/>
+              </w:rPr>
+              <w:spacing w:after="40" w:line="252" w:lineRule="auto"/>
+            </w:pPr>
+            <w:r>
+              <w:rPr>
+                <w:rFonts w:ascii="Old Standard TT" w:hAnsi="Old Standard TT" w:cs="Old Standard TT"/>
+                <w:sz w:val="20"/>
+                <w:szCs w:val="20"/>
+                <w:color w:val="000000"/>
+              </w:rPr>
+              <w:t xml:space="preserve">Qwen</w:t>
+            </w:r>
+          </w:p>
+        </w:tc>
+        <w:tc>
+          <w:tcPr>
+            <w:tcW w:w="2700" w:type="dxa"/>
+            <w:vAlign w:val="center"/>
+          </w:tcPr>
+          <w:p>
+            <w:pPr>
+              <w:rPr>
+                <w:rFonts w:ascii="Old Standard TT" w:cs="Old Standard TT" w:eastAsia="Old Standard TT" w:hAnsi="Old Standard TT"/>
+              </w:rPr>
+              <w:spacing w:after="40" w:line="252" w:lineRule="auto"/>
+            </w:pPr>
+            <w:r>
+              <w:rPr>
+                <w:rFonts w:ascii="Old Standard TT" w:hAnsi="Old Standard TT" w:cs="Old Standard TT"/>
+                <w:sz w:val="20"/>
+                <w:szCs w:val="20"/>
+                <w:color w:val="000000"/>
+              </w:rPr>
+              <w:t xml:space="preserve">Notes / reminder</w:t>
+            </w:r>
+          </w:p>
+        </w:tc>
+        <w:tc>
+          <w:tcPr>
+            <w:tcW w:w="1200" w:type="dxa"/>
+            <w:vAlign w:val="center"/>
+          </w:tcPr>
+          <w:p>
+            <w:pPr>
+              <w:rPr>
+                <w:rFonts w:ascii="Old Standard TT" w:cs="Old Standard TT" w:eastAsia="Old Standard TT" w:hAnsi="Old Standard TT"/>
+              </w:rPr>
+              <w:spacing w:after="40" w:line="252" w:lineRule="auto"/>
+            </w:pPr>
+            <w:r>
+              <w:rPr>
+                <w:rFonts w:ascii="Old Standard TT" w:hAnsi="Old Standard TT" w:cs="Old Standard TT"/>
+                <w:sz w:val="20"/>
+                <w:szCs w:val="20"/>
+                <w:color w:val="000000"/>
+              </w:rPr>
+              <w:t xml:space="preserve">8/8</w:t>
+            </w:r>
+          </w:p>
+        </w:tc>
+        <w:tc>
+          <w:tcPr>
+            <w:tcW w:w="1200" w:type="dxa"/>
+            <w:vAlign w:val="center"/>
+          </w:tcPr>
+          <w:p>
+            <w:pPr>
+              <w:rPr>
+                <w:rFonts w:ascii="Old Standard TT" w:cs="Old Standard TT" w:eastAsia="Old Standard TT" w:hAnsi="Old Standard TT"/>
+              </w:rPr>
+              <w:spacing w:after="40" w:line="252" w:lineRule="auto"/>
+            </w:pPr>
+            <w:r>
+              <w:rPr>
+                <w:rFonts w:ascii="Old Standard TT" w:hAnsi="Old Standard TT" w:cs="Old Standard TT"/>
+                <w:sz w:val="20"/>
+                <w:szCs w:val="20"/>
+                <w:color w:val="000000"/>
+              </w:rPr>
+              <w:t xml:space="preserve">0/8</w:t>
+            </w:r>
+          </w:p>
+        </w:tc>
+        <w:tc>
+          <w:tcPr>
+            <w:tcW w:w="1400" w:type="dxa"/>
+            <w:vAlign w:val="center"/>
+          </w:tcPr>
+          <w:p>
+            <w:pPr>
+              <w:rPr>
+                <w:rFonts w:ascii="Old Standard TT" w:cs="Old Standard TT" w:eastAsia="Old Standard TT" w:hAnsi="Old Standard TT"/>
+              </w:rPr>
+              <w:spacing w:after="40" w:line="252" w:lineRule="auto"/>
+            </w:pPr>
+            <w:r>
+              <w:rPr>
+                <w:rFonts w:ascii="Old Standard TT" w:hAnsi="Old Standard TT" w:cs="Old Standard TT"/>
+                <w:sz w:val="20"/>
+                <w:szCs w:val="20"/>
+                <w:color w:val="000000"/>
+              </w:rPr>
+              <w:t xml:space="preserve">0</w:t>
+            </w:r>
+          </w:p>
+        </w:tc>
+        <w:tc>
+          <w:tcPr>
+            <w:tcW w:w="1560" w:type="dxa"/>
+            <w:vAlign w:val="center"/>
+          </w:tcPr>
+          <w:p>
+            <w:pPr>
+              <w:rPr>
+                <w:rFonts w:ascii="Old Standard TT" w:cs="Old Standard TT" w:eastAsia="Old Standard TT" w:hAnsi="Old Standard TT"/>
+              </w:rPr>
+              <w:spacing w:after="40" w:line="252" w:lineRule="auto"/>
+            </w:pPr>
+            <w:r>
+              <w:rPr>
+                <w:rFonts w:ascii="Old Standard TT" w:hAnsi="Old Standard TT" w:cs="Old Standard TT"/>
+                <w:sz w:val="20"/>
+                <w:szCs w:val="20"/>
+                <w:color w:val="000000"/>
+              </w:rPr>
+              <w:t xml:space="preserve">380</w:t>
+            </w:r>
+          </w:p>
+        </w:tc>
+      </w:tr>
+      <w:tr>
+        <w:trPr>
+          <w:cantSplit w:val="1"/>
+        </w:trPr>
+        <w:tc>
+          <w:tcPr>
+            <w:tcW w:w="1300" w:type="dxa"/>
+            <w:vAlign w:val="center"/>
+          </w:tcPr>
+          <w:p>
+            <w:pPr>
+              <w:rPr>
+                <w:rFonts w:ascii="Old Standard TT" w:cs="Old Standard TT" w:eastAsia="Old Standard TT" w:hAnsi="Old Standard TT"/>
+              </w:rPr>
+              <w:spacing w:after="40" w:line="252" w:lineRule="auto"/>
+            </w:pPr>
+            <w:r>
+              <w:rPr>
+                <w:rFonts w:ascii="Old Standard TT" w:hAnsi="Old Standard TT" w:cs="Old Standard TT"/>
+                <w:sz w:val="20"/>
+                <w:szCs w:val="20"/>
+                <w:color w:val="000000"/>
+              </w:rPr>
+              <w:t xml:space="preserve">GPT-OSS</w:t>
+            </w:r>
+          </w:p>
+        </w:tc>
+        <w:tc>
+          <w:tcPr>
+            <w:tcW w:w="2700" w:type="dxa"/>
+            <w:vAlign w:val="center"/>
+          </w:tcPr>
+          <w:p>
+            <w:pPr>
+              <w:rPr>
+                <w:rFonts w:ascii="Old Standard TT" w:cs="Old Standard TT" w:eastAsia="Old Standard TT" w:hAnsi="Old Standard TT"/>
+              </w:rPr>
+              <w:spacing w:after="40" w:line="252" w:lineRule="auto"/>
+            </w:pPr>
+            <w:r>
+              <w:rPr>
+                <w:rFonts w:ascii="Old Standard TT" w:hAnsi="Old Standard TT" w:cs="Old Standard TT"/>
+                <w:sz w:val="20"/>
+                <w:szCs w:val="20"/>
+                <w:color w:val="000000"/>
+              </w:rPr>
+              <w:t xml:space="preserve">No notes / no reminder</w:t>
+            </w:r>
+          </w:p>
+        </w:tc>
+        <w:tc>
+          <w:tcPr>
+            <w:tcW w:w="1200" w:type="dxa"/>
+            <w:vAlign w:val="center"/>
+          </w:tcPr>
+          <w:p>
+            <w:pPr>
+              <w:rPr>
+                <w:rFonts w:ascii="Old Standard TT" w:cs="Old Standard TT" w:eastAsia="Old Standard TT" w:hAnsi="Old Standard TT"/>
+              </w:rPr>
+              <w:spacing w:after="40" w:line="252" w:lineRule="auto"/>
+            </w:pPr>
+            <w:r>
+              <w:rPr>
+                <w:rFonts w:ascii="Old Standard TT" w:hAnsi="Old Standard TT" w:cs="Old Standard TT"/>
+                <w:sz w:val="20"/>
+                <w:szCs w:val="20"/>
+                <w:color w:val="000000"/>
+              </w:rPr>
+              <w:t xml:space="preserve">12/12</w:t>
+            </w:r>
+          </w:p>
+        </w:tc>
+        <w:tc>
+          <w:tcPr>
+            <w:tcW w:w="1200" w:type="dxa"/>
+            <w:vAlign w:val="center"/>
+          </w:tcPr>
+          <w:p>
+            <w:pPr>
+              <w:rPr>
+                <w:rFonts w:ascii="Old Standard TT" w:cs="Old Standard TT" w:eastAsia="Old Standard TT" w:hAnsi="Old Standard TT"/>
+              </w:rPr>
+              <w:spacing w:after="40" w:line="252" w:lineRule="auto"/>
+            </w:pPr>
+            <w:r>
+              <w:rPr>
+                <w:rFonts w:ascii="Old Standard TT" w:hAnsi="Old Standard TT" w:cs="Old Standard TT"/>
+                <w:sz w:val="20"/>
+                <w:szCs w:val="20"/>
+                <w:color w:val="000000"/>
+              </w:rPr>
+              <w:t xml:space="preserve">0/12</w:t>
+            </w:r>
+          </w:p>
+        </w:tc>
+        <w:tc>
+          <w:tcPr>
+            <w:tcW w:w="1400" w:type="dxa"/>
+            <w:vAlign w:val="center"/>
+          </w:tcPr>
+          <w:p>
+            <w:pPr>
+              <w:rPr>
+                <w:rFonts w:ascii="Old Standard TT" w:cs="Old Standard TT" w:eastAsia="Old Standard TT" w:hAnsi="Old Standard TT"/>
+              </w:rPr>
+              <w:spacing w:after="40" w:line="252" w:lineRule="auto"/>
+            </w:pPr>
+            <w:r>
+              <w:rPr>
+                <w:rFonts w:ascii="Old Standard TT" w:hAnsi="Old Standard TT" w:cs="Old Standard TT"/>
+                <w:sz w:val="20"/>
+                <w:szCs w:val="20"/>
+                <w:color w:val="000000"/>
+              </w:rPr>
+              <w:t xml:space="preserve">0</w:t>
+            </w:r>
+          </w:p>
+        </w:tc>
+        <w:tc>
+          <w:tcPr>
+            <w:tcW w:w="1560" w:type="dxa"/>
+            <w:vAlign w:val="center"/>
+          </w:tcPr>
+          <w:p>
+            <w:pPr>
+              <w:rPr>
+                <w:rFonts w:ascii="Old Standard TT" w:cs="Old Standard TT" w:eastAsia="Old Standard TT" w:hAnsi="Old Standard TT"/>
+              </w:rPr>
+              <w:spacing w:after="40" w:line="252" w:lineRule="auto"/>
+            </w:pPr>
+            <w:r>
+              <w:rPr>
+                <w:rFonts w:ascii="Old Standard TT" w:hAnsi="Old Standard TT" w:cs="Old Standard TT"/>
+                <w:sz w:val="20"/>
+                <w:szCs w:val="20"/>
+                <w:color w:val="000000"/>
+              </w:rPr>
+              <w:t xml:space="preserve">379.833</w:t>
+            </w:r>
+          </w:p>
+        </w:tc>
+      </w:tr>
+      <w:tr>
+        <w:trPr>
+          <w:cantSplit w:val="1"/>
+        </w:trPr>
+        <w:tc>
+          <w:tcPr>
+            <w:tcW w:w="1300" w:type="dxa"/>
+            <w:vAlign w:val="center"/>
+          </w:tcPr>
+          <w:p>
+            <w:pPr>
+              <w:rPr>
+                <w:rFonts w:ascii="Old Standard TT" w:cs="Old Standard TT" w:eastAsia="Old Standard TT" w:hAnsi="Old Standard TT"/>
+              </w:rPr>
+              <w:spacing w:after="40" w:line="252" w:lineRule="auto"/>
+            </w:pPr>
+            <w:r>
+              <w:rPr>
+                <w:rFonts w:ascii="Old Standard TT" w:hAnsi="Old Standard TT" w:cs="Old Standard TT"/>
+                <w:sz w:val="20"/>
+                <w:szCs w:val="20"/>
+                <w:color w:val="000000"/>
+              </w:rPr>
+              <w:t xml:space="preserve">GPT-OSS</w:t>
+            </w:r>
+          </w:p>
+        </w:tc>
+        <w:tc>
+          <w:tcPr>
+            <w:tcW w:w="2700" w:type="dxa"/>
+            <w:vAlign w:val="center"/>
+          </w:tcPr>
+          <w:p>
+            <w:pPr>
+              <w:rPr>
+                <w:rFonts w:ascii="Old Standard TT" w:cs="Old Standard TT" w:eastAsia="Old Standard TT" w:hAnsi="Old Standard TT"/>
+              </w:rPr>
+              <w:spacing w:after="40" w:line="252" w:lineRule="auto"/>
+            </w:pPr>
+            <w:r>
+              <w:rPr>
+                <w:rFonts w:ascii="Old Standard TT" w:hAnsi="Old Standard TT" w:cs="Old Standard TT"/>
+                <w:sz w:val="20"/>
+                <w:szCs w:val="20"/>
+                <w:color w:val="000000"/>
+              </w:rPr>
+              <w:t xml:space="preserve">No notes / reminder</w:t>
+            </w:r>
+          </w:p>
+        </w:tc>
+        <w:tc>
+          <w:tcPr>
+            <w:tcW w:w="1200" w:type="dxa"/>
+            <w:vAlign w:val="center"/>
+          </w:tcPr>
+          <w:p>
+            <w:pPr>
+              <w:rPr>
+                <w:rFonts w:ascii="Old Standard TT" w:cs="Old Standard TT" w:eastAsia="Old Standard TT" w:hAnsi="Old Standard TT"/>
+              </w:rPr>
+              <w:spacing w:after="40" w:line="252" w:lineRule="auto"/>
+            </w:pPr>
+            <w:r>
+              <w:rPr>
+                <w:rFonts w:ascii="Old Standard TT" w:hAnsi="Old Standard TT" w:cs="Old Standard TT"/>
+                <w:sz w:val="20"/>
+                <w:szCs w:val="20"/>
+                <w:color w:val="000000"/>
+              </w:rPr>
+              <w:t xml:space="preserve">11/11</w:t>
+            </w:r>
+          </w:p>
+        </w:tc>
+        <w:tc>
+          <w:tcPr>
+            <w:tcW w:w="1200" w:type="dxa"/>
+            <w:vAlign w:val="center"/>
+          </w:tcPr>
+          <w:p>
+            <w:pPr>
+              <w:rPr>
+                <w:rFonts w:ascii="Old Standard TT" w:cs="Old Standard TT" w:eastAsia="Old Standard TT" w:hAnsi="Old Standard TT"/>
+              </w:rPr>
+              <w:spacing w:after="40" w:line="252" w:lineRule="auto"/>
+            </w:pPr>
+            <w:r>
+              <w:rPr>
+                <w:rFonts w:ascii="Old Standard TT" w:hAnsi="Old Standard TT" w:cs="Old Standard TT"/>
+                <w:sz w:val="20"/>
+                <w:szCs w:val="20"/>
+                <w:color w:val="000000"/>
+              </w:rPr>
+              <w:t xml:space="preserve">0/11</w:t>
+            </w:r>
+          </w:p>
+        </w:tc>
+        <w:tc>
+          <w:tcPr>
+            <w:tcW w:w="1400" w:type="dxa"/>
+            <w:vAlign w:val="center"/>
+          </w:tcPr>
+          <w:p>
+            <w:pPr>
+              <w:rPr>
+                <w:rFonts w:ascii="Old Standard TT" w:cs="Old Standard TT" w:eastAsia="Old Standard TT" w:hAnsi="Old Standard TT"/>
+              </w:rPr>
+              <w:spacing w:after="40" w:line="252" w:lineRule="auto"/>
+            </w:pPr>
+            <w:r>
+              <w:rPr>
+                <w:rFonts w:ascii="Old Standard TT" w:hAnsi="Old Standard TT" w:cs="Old Standard TT"/>
+                <w:sz w:val="20"/>
+                <w:szCs w:val="20"/>
+                <w:color w:val="000000"/>
+              </w:rPr>
+              <w:t xml:space="preserve">0</w:t>
+            </w:r>
+          </w:p>
+        </w:tc>
+        <w:tc>
+          <w:tcPr>
+            <w:tcW w:w="1560" w:type="dxa"/>
+            <w:vAlign w:val="center"/>
+          </w:tcPr>
+          <w:p>
+            <w:pPr>
+              <w:rPr>
+                <w:rFonts w:ascii="Old Standard TT" w:cs="Old Standard TT" w:eastAsia="Old Standard TT" w:hAnsi="Old Standard TT"/>
+              </w:rPr>
+              <w:spacing w:after="40" w:line="252" w:lineRule="auto"/>
+            </w:pPr>
+            <w:r>
+              <w:rPr>
+                <w:rFonts w:ascii="Old Standard TT" w:hAnsi="Old Standard TT" w:cs="Old Standard TT"/>
+                <w:sz w:val="20"/>
+                <w:szCs w:val="20"/>
+                <w:color w:val="000000"/>
+              </w:rPr>
+              <w:t xml:space="preserve">379.833</w:t>
+            </w:r>
+          </w:p>
+        </w:tc>
+      </w:tr>
+      <w:tr>
+        <w:trPr>
+          <w:cantSplit w:val="1"/>
+        </w:trPr>
+        <w:tc>
+          <w:tcPr>
+            <w:tcW w:w="1300" w:type="dxa"/>
+            <w:vAlign w:val="center"/>
+          </w:tcPr>
+          <w:p>
+            <w:pPr>
+              <w:rPr>
+                <w:rFonts w:ascii="Old Standard TT" w:cs="Old Standard TT" w:eastAsia="Old Standard TT" w:hAnsi="Old Standard TT"/>
+              </w:rPr>
+              <w:spacing w:after="40" w:line="252" w:lineRule="auto"/>
+            </w:pPr>
+            <w:r>
+              <w:rPr>
+                <w:rFonts w:ascii="Old Standard TT" w:hAnsi="Old Standard TT" w:cs="Old Standard TT"/>
+                <w:sz w:val="20"/>
+                <w:szCs w:val="20"/>
+                <w:color w:val="000000"/>
+              </w:rPr>
+              <w:t xml:space="preserve">GPT-OSS</w:t>
+            </w:r>
+          </w:p>
+        </w:tc>
+        <w:tc>
+          <w:tcPr>
+            <w:tcW w:w="2700" w:type="dxa"/>
+            <w:vAlign w:val="center"/>
+          </w:tcPr>
+          <w:p>
+            <w:pPr>
+              <w:rPr>
+                <w:rFonts w:ascii="Old Standard TT" w:cs="Old Standard TT" w:eastAsia="Old Standard TT" w:hAnsi="Old Standard TT"/>
+              </w:rPr>
+              <w:spacing w:after="40" w:line="252" w:lineRule="auto"/>
+            </w:pPr>
+            <w:r>
+              <w:rPr>
+                <w:rFonts w:ascii="Old Standard TT" w:hAnsi="Old Standard TT" w:cs="Old Standard TT"/>
+                <w:sz w:val="20"/>
+                <w:szCs w:val="20"/>
+                <w:color w:val="000000"/>
+              </w:rPr>
+              <w:t xml:space="preserve">Notes / no reminder</w:t>
+            </w:r>
+          </w:p>
+        </w:tc>
+        <w:tc>
+          <w:tcPr>
+            <w:tcW w:w="1200" w:type="dxa"/>
+            <w:vAlign w:val="center"/>
+          </w:tcPr>
+          <w:p>
+            <w:pPr>
+              <w:rPr>
+                <w:rFonts w:ascii="Old Standard TT" w:cs="Old Standard TT" w:eastAsia="Old Standard TT" w:hAnsi="Old Standard TT"/>
+              </w:rPr>
+              <w:spacing w:after="40" w:line="252" w:lineRule="auto"/>
+            </w:pPr>
+            <w:r>
+              <w:rPr>
+                <w:rFonts w:ascii="Old Standard TT" w:hAnsi="Old Standard TT" w:cs="Old Standard TT"/>
+                <w:sz w:val="20"/>
+                <w:szCs w:val="20"/>
+                <w:color w:val="000000"/>
+              </w:rPr>
+              <w:t xml:space="preserve">10/12</w:t>
+            </w:r>
+          </w:p>
+        </w:tc>
+        <w:tc>
+          <w:tcPr>
+            <w:tcW w:w="1200" w:type="dxa"/>
+            <w:vAlign w:val="center"/>
+          </w:tcPr>
+          <w:p>
+            <w:pPr>
+              <w:rPr>
+                <w:rFonts w:ascii="Old Standard TT" w:cs="Old Standard TT" w:eastAsia="Old Standard TT" w:hAnsi="Old Standard TT"/>
+              </w:rPr>
+              <w:spacing w:after="40" w:line="252" w:lineRule="auto"/>
+            </w:pPr>
+            <w:r>
+              <w:rPr>
+                <w:rFonts w:ascii="Old Standard TT" w:hAnsi="Old Standard TT" w:cs="Old Standard TT"/>
+                <w:sz w:val="20"/>
+                <w:szCs w:val="20"/>
+                <w:color w:val="000000"/>
+              </w:rPr>
+              <w:t xml:space="preserve">2/12</w:t>
+            </w:r>
+          </w:p>
+        </w:tc>
+        <w:tc>
+          <w:tcPr>
+            <w:tcW w:w="1400" w:type="dxa"/>
+            <w:vAlign w:val="center"/>
+          </w:tcPr>
+          <w:p>
+            <w:pPr>
+              <w:rPr>
+                <w:rFonts w:ascii="Old Standard TT" w:cs="Old Standard TT" w:eastAsia="Old Standard TT" w:hAnsi="Old Standard TT"/>
+              </w:rPr>
+              <w:spacing w:after="40" w:line="252" w:lineRule="auto"/>
+            </w:pPr>
+            <w:r>
+              <w:rPr>
+                <w:rFonts w:ascii="Old Standard TT" w:hAnsi="Old Standard TT" w:cs="Old Standard TT"/>
+                <w:sz w:val="20"/>
+                <w:szCs w:val="20"/>
+                <w:color w:val="000000"/>
+              </w:rPr>
+              <w:t xml:space="preserve">4.917</w:t>
+            </w:r>
+          </w:p>
+        </w:tc>
+        <w:tc>
+          <w:tcPr>
+            <w:tcW w:w="1560" w:type="dxa"/>
+            <w:vAlign w:val="center"/>
+          </w:tcPr>
+          <w:p>
+            <w:pPr>
+              <w:rPr>
+                <w:rFonts w:ascii="Old Standard TT" w:cs="Old Standard TT" w:eastAsia="Old Standard TT" w:hAnsi="Old Standard TT"/>
+              </w:rPr>
+              <w:spacing w:after="40" w:line="252" w:lineRule="auto"/>
+            </w:pPr>
+            <w:r>
+              <w:rPr>
+                <w:rFonts w:ascii="Old Standard TT" w:hAnsi="Old Standard TT" w:cs="Old Standard TT"/>
+                <w:sz w:val="20"/>
+                <w:szCs w:val="20"/>
+                <w:color w:val="000000"/>
+              </w:rPr>
+              <w:t xml:space="preserve">376.167</w:t>
+            </w:r>
+          </w:p>
+        </w:tc>
+      </w:tr>
+      <w:tr>
+        <w:trPr>
+          <w:cantSplit w:val="1"/>
+        </w:trPr>
+        <w:tc>
+          <w:tcPr>
+            <w:tcW w:w="1300" w:type="dxa"/>
+            <w:vAlign w:val="center"/>
+          </w:tcPr>
+          <w:p>
+            <w:pPr>
+              <w:rPr>
+                <w:rFonts w:ascii="Old Standard TT" w:cs="Old Standard TT" w:eastAsia="Old Standard TT" w:hAnsi="Old Standard TT"/>
+              </w:rPr>
+              <w:spacing w:after="40" w:line="252" w:lineRule="auto"/>
+            </w:pPr>
+            <w:r>
+              <w:rPr>
+                <w:rFonts w:ascii="Old Standard TT" w:hAnsi="Old Standard TT" w:cs="Old Standard TT"/>
+                <w:sz w:val="20"/>
+                <w:szCs w:val="20"/>
+                <w:color w:val="000000"/>
+              </w:rPr>
+              <w:t xml:space="preserve">GPT-OSS</w:t>
+            </w:r>
+          </w:p>
+        </w:tc>
+        <w:tc>
+          <w:tcPr>
+            <w:tcW w:w="2700" w:type="dxa"/>
+            <w:vAlign w:val="center"/>
+          </w:tcPr>
+          <w:p>
+            <w:pPr>
+              <w:rPr>
+                <w:rFonts w:ascii="Old Standard TT" w:cs="Old Standard TT" w:eastAsia="Old Standard TT" w:hAnsi="Old Standard TT"/>
+              </w:rPr>
+              <w:spacing w:after="40" w:line="252" w:lineRule="auto"/>
+            </w:pPr>
+            <w:r>
+              <w:rPr>
+                <w:rFonts w:ascii="Old Standard TT" w:hAnsi="Old Standard TT" w:cs="Old Standard TT"/>
+                <w:sz w:val="20"/>
+                <w:szCs w:val="20"/>
+                <w:color w:val="000000"/>
+              </w:rPr>
+              <w:t xml:space="preserve">Notes / reminder</w:t>
+            </w:r>
+          </w:p>
+        </w:tc>
+        <w:tc>
+          <w:tcPr>
+            <w:tcW w:w="1200" w:type="dxa"/>
+            <w:vAlign w:val="center"/>
+          </w:tcPr>
+          <w:p>
+            <w:pPr>
+              <w:rPr>
+                <w:rFonts w:ascii="Old Standard TT" w:cs="Old Standard TT" w:eastAsia="Old Standard TT" w:hAnsi="Old Standard TT"/>
+              </w:rPr>
+              <w:spacing w:after="40" w:line="252" w:lineRule="auto"/>
+            </w:pPr>
+            <w:r>
+              <w:rPr>
+                <w:rFonts w:ascii="Old Standard TT" w:hAnsi="Old Standard TT" w:cs="Old Standard TT"/>
+                <w:sz w:val="20"/>
+                <w:szCs w:val="20"/>
+                <w:color w:val="000000"/>
+              </w:rPr>
+              <w:t xml:space="preserve">12/12</w:t>
+            </w:r>
+          </w:p>
+        </w:tc>
+        <w:tc>
+          <w:tcPr>
+            <w:tcW w:w="1200" w:type="dxa"/>
+            <w:vAlign w:val="center"/>
+          </w:tcPr>
+          <w:p>
+            <w:pPr>
+              <w:rPr>
+                <w:rFonts w:ascii="Old Standard TT" w:cs="Old Standard TT" w:eastAsia="Old Standard TT" w:hAnsi="Old Standard TT"/>
+              </w:rPr>
+              <w:spacing w:after="40" w:line="252" w:lineRule="auto"/>
+            </w:pPr>
+            <w:r>
+              <w:rPr>
+                <w:rFonts w:ascii="Old Standard TT" w:hAnsi="Old Standard TT" w:cs="Old Standard TT"/>
+                <w:sz w:val="20"/>
+                <w:szCs w:val="20"/>
+                <w:color w:val="000000"/>
+              </w:rPr>
+              <w:t xml:space="preserve">0/12</w:t>
+            </w:r>
+          </w:p>
+        </w:tc>
+        <w:tc>
+          <w:tcPr>
+            <w:tcW w:w="1400" w:type="dxa"/>
+            <w:vAlign w:val="center"/>
+          </w:tcPr>
+          <w:p>
+            <w:pPr>
+              <w:rPr>
+                <w:rFonts w:ascii="Old Standard TT" w:cs="Old Standard TT" w:eastAsia="Old Standard TT" w:hAnsi="Old Standard TT"/>
+              </w:rPr>
+              <w:spacing w:after="40" w:line="252" w:lineRule="auto"/>
+            </w:pPr>
+            <w:r>
+              <w:rPr>
+                <w:rFonts w:ascii="Old Standard TT" w:hAnsi="Old Standard TT" w:cs="Old Standard TT"/>
+                <w:sz w:val="20"/>
+                <w:szCs w:val="20"/>
+                <w:color w:val="000000"/>
+              </w:rPr>
+              <w:t xml:space="preserve">0</w:t>
+            </w:r>
+          </w:p>
+        </w:tc>
+        <w:tc>
+          <w:tcPr>
+            <w:tcW w:w="1560" w:type="dxa"/>
+            <w:vAlign w:val="center"/>
+          </w:tcPr>
+          <w:p>
+            <w:pPr>
+              <w:rPr>
+                <w:rFonts w:ascii="Old Standard TT" w:cs="Old Standard TT" w:eastAsia="Old Standard TT" w:hAnsi="Old Standard TT"/>
+              </w:rPr>
+              <w:spacing w:after="40" w:line="252" w:lineRule="auto"/>
+            </w:pPr>
+            <w:r>
+              <w:rPr>
+                <w:rFonts w:ascii="Old Standard TT" w:hAnsi="Old Standard TT" w:cs="Old Standard TT"/>
+                <w:sz w:val="20"/>
+                <w:szCs w:val="20"/>
+                <w:color w:val="000000"/>
+              </w:rPr>
+              <w:t xml:space="preserve">379.833</w:t>
+            </w:r>
+          </w:p>
+        </w:tc>
+      </w:tr>
+    </w:tbl>
+    <w:p>
+      <w:pPr>
+        <w:rPr>
+          <w:rFonts w:ascii="Old Standard TT" w:cs="Old Standard TT" w:eastAsia="Old Standard TT" w:hAnsi="Old Standard TT"/>
+        </w:rPr>
+        <w:spacing w:after="60"/>
+      </w:pPr>
+      <w:r>
+        <w:rPr>
+          <w:rFonts w:ascii="Old Standard TT" w:hAnsi="Old Standard TT" w:cs="Old Standard TT"/>
+          <w:color w:val="000000"/>
+        </w:rPr>
+        <w:t xml:space="preserve"/>
+      </w:r>
+    </w:p>
+    <w:p>
+      <w:pPr>
+        <w:rPr>
+          <w:rFonts w:ascii="Old Standard TT" w:cs="Old Standard TT" w:eastAsia="Old Standard TT" w:hAnsi="Old Standard TT"/>
+        </w:rPr>
+        <w:spacing w:after="120"/>
+      </w:pPr>
+      <w:r>
+        <w:rPr>
+          <w:rFonts w:ascii="Old Standard TT" w:hAnsi="Old Standard TT" w:cs="Old Standard TT"/>
+          <w:color w:val="000000"/>
+        </w:rPr>
+        <w:t xml:space="preserve">The observed GPT-OSS note-free cells are 12/12 safe without the reminder and 11/11 with it; these denominators differ from the 10/10 common-case cells in Table 3. Its harmful-note cells are 10/12 and 12/12 safe, respectively. Qwen observed and common-case cells coincide. Both GPT-OSS partial harms occur in case 301, while the Qwen partial harm occurs in case 306. There are therefore three events across two affected cases, not three independent case replications.</w:t>
+      </w:r>
+    </w:p>
+    <w:p>
+      <w:pPr>
+        <w:rPr>
+          <w:rFonts w:ascii="Old Standard TT" w:cs="Old Standard TT" w:eastAsia="Old Standard TT" w:hAnsi="Old Standard TT"/>
+        </w:rPr>
+        <w:spacing w:after="120"/>
+        <w:keepNext w:val="1"/>
+      </w:pPr>
+      <w:r>
+        <w:rPr>
+          <w:rFonts w:ascii="Old Standard TT" w:hAnsi="Old Standard TT" w:cs="Old Standard TT"/>
+          <w:b w:val="1"/>
+          <w:color w:val="000000"/>
+        </w:rPr>
+        <w:t xml:space="preserve">Table J2. Observed direction-specific factorial counts. A = no notes / no reminder; B = no notes / reminder; C = harmful notes / no reminder; D = harmful notes / reminder. Harm means any positive outsider loss; adherence means choosing the exact shared-rule target pair.</w:t>
+      </w:r>
+    </w:p>
+    <w:tbl>
+      <w:tblPr>
+        <w:tblW w:w="9360" w:type="dxa"/>
+        <w:tblLayout w:type="fixed"/>
+        <w:tblBorders>
+          <w:top w:val="single" w:sz="4" w:color="D9D9D9"/>
+          <w:left w:val="single" w:sz="4" w:color="D9D9D9"/>
+          <w:bottom w:val="single" w:sz="4" w:color="D9D9D9"/>
+          <w:right w:val="single" w:sz="4" w:color="D9D9D9"/>
+          <w:insideH w:val="single" w:sz="4" w:color="D9D9D9"/>
+          <w:insideV w:val="single" w:sz="4" w:color="D9D9D9"/>
+        </w:tblBorders>
+        <w:tblCellMar>
+          <w:top w:w="80" w:type="dxa"/>
+          <w:left w:w="80" w:type="dxa"/>
+          <w:bottom w:w="80" w:type="dxa"/>
+          <w:right w:w="80" w:type="dxa"/>
+        </w:tblCellMar>
+      </w:tblPr>
+      <w:tblGrid>
+        <w:gridCol w:w="1500"/>
+        <w:gridCol w:w="650"/>
+        <w:gridCol w:w="1200"/>
+        <w:gridCol w:w="1800"/>
+        <w:gridCol w:w="1800"/>
+        <w:gridCol w:w="2410"/>
+      </w:tblGrid>
+      <w:tr>
+        <w:trPr>
+          <w:cantSplit w:val="1"/>
+          <w:tblHeader w:val="1"/>
+        </w:trPr>
+        <w:tc>
+          <w:tcPr>
+            <w:tcW w:w="1500" w:type="dxa"/>
+            <w:vAlign w:val="center"/>
+            <w:shd w:val="clear" w:fill="EDEDED"/>
+          </w:tcPr>
+          <w:p>
+            <w:pPr>
+              <w:rPr>
+                <w:rFonts w:ascii="Old Standard TT" w:cs="Old Standard TT" w:eastAsia="Old Standard TT" w:hAnsi="Old Standard TT"/>
+              </w:rPr>
+              <w:spacing w:after="40" w:line="252" w:lineRule="auto"/>
+            </w:pPr>
+            <w:r>
+              <w:rPr>
+                <w:rFonts w:ascii="Old Standard TT" w:hAnsi="Old Standard TT" w:cs="Old Standard TT"/>
+                <w:b w:val="1"/>
+                <w:sz w:val="20"/>
+                <w:szCs w:val="20"/>
+                <w:color w:val="000000"/>
+              </w:rPr>
+              <w:t xml:space="preserve">Model</w:t>
+            </w:r>
+          </w:p>
+        </w:tc>
+        <w:tc>
+          <w:tcPr>
+            <w:tcW w:w="650" w:type="dxa"/>
+            <w:vAlign w:val="center"/>
+            <w:shd w:val="clear" w:fill="EDEDED"/>
+          </w:tcPr>
+          <w:p>
+            <w:pPr>
+              <w:rPr>
+                <w:rFonts w:ascii="Old Standard TT" w:cs="Old Standard TT" w:eastAsia="Old Standard TT" w:hAnsi="Old Standard TT"/>
+              </w:rPr>
+              <w:spacing w:after="40" w:line="252" w:lineRule="auto"/>
+            </w:pPr>
+            <w:r>
+              <w:rPr>
+                <w:rFonts w:ascii="Old Standard TT" w:hAnsi="Old Standard TT" w:cs="Old Standard TT"/>
+                <w:b w:val="1"/>
+                <w:sz w:val="20"/>
+                <w:szCs w:val="20"/>
+                <w:color w:val="000000"/>
+              </w:rPr>
+              <w:t xml:space="preserve">Cell</w:t>
+            </w:r>
+          </w:p>
+        </w:tc>
+        <w:tc>
+          <w:tcPr>
+            <w:tcW w:w="1200" w:type="dxa"/>
+            <w:vAlign w:val="center"/>
+            <w:shd w:val="clear" w:fill="EDEDED"/>
+          </w:tcPr>
+          <w:p>
+            <w:pPr>
+              <w:rPr>
+                <w:rFonts w:ascii="Old Standard TT" w:cs="Old Standard TT" w:eastAsia="Old Standard TT" w:hAnsi="Old Standard TT"/>
+              </w:rPr>
+              <w:spacing w:after="40" w:line="252" w:lineRule="auto"/>
+            </w:pPr>
+            <w:r>
+              <w:rPr>
+                <w:rFonts w:ascii="Old Standard TT" w:hAnsi="Old Standard TT" w:cs="Old Standard TT"/>
+                <w:b w:val="1"/>
+                <w:sz w:val="20"/>
+                <w:szCs w:val="20"/>
+                <w:color w:val="000000"/>
+              </w:rPr>
+              <w:t xml:space="preserve">Rule</w:t>
+            </w:r>
+          </w:p>
+        </w:tc>
+        <w:tc>
+          <w:tcPr>
+            <w:tcW w:w="1800" w:type="dxa"/>
+            <w:vAlign w:val="center"/>
+            <w:shd w:val="clear" w:fill="EDEDED"/>
+          </w:tcPr>
+          <w:p>
+            <w:pPr>
+              <w:rPr>
+                <w:rFonts w:ascii="Old Standard TT" w:cs="Old Standard TT" w:eastAsia="Old Standard TT" w:hAnsi="Old Standard TT"/>
+              </w:rPr>
+              <w:spacing w:after="40" w:line="252" w:lineRule="auto"/>
+            </w:pPr>
+            <w:r>
+              <w:rPr>
+                <w:rFonts w:ascii="Old Standard TT" w:hAnsi="Old Standard TT" w:cs="Old Standard TT"/>
+                <w:b w:val="1"/>
+                <w:sz w:val="20"/>
+                <w:szCs w:val="20"/>
+                <w:color w:val="000000"/>
+              </w:rPr>
+              <w:t xml:space="preserve">Safe / n</w:t>
+            </w:r>
+          </w:p>
+        </w:tc>
+        <w:tc>
+          <w:tcPr>
+            <w:tcW w:w="1800" w:type="dxa"/>
+            <w:vAlign w:val="center"/>
+            <w:shd w:val="clear" w:fill="EDEDED"/>
+          </w:tcPr>
+          <w:p>
+            <w:pPr>
+              <w:rPr>
+                <w:rFonts w:ascii="Old Standard TT" w:cs="Old Standard TT" w:eastAsia="Old Standard TT" w:hAnsi="Old Standard TT"/>
+              </w:rPr>
+              <w:spacing w:after="40" w:line="252" w:lineRule="auto"/>
+            </w:pPr>
+            <w:r>
+              <w:rPr>
+                <w:rFonts w:ascii="Old Standard TT" w:hAnsi="Old Standard TT" w:cs="Old Standard TT"/>
+                <w:b w:val="1"/>
+                <w:sz w:val="20"/>
+                <w:szCs w:val="20"/>
+                <w:color w:val="000000"/>
+              </w:rPr>
+              <w:t xml:space="preserve">Harm / n</w:t>
+            </w:r>
+          </w:p>
+        </w:tc>
+        <w:tc>
+          <w:tcPr>
+            <w:tcW w:w="2410" w:type="dxa"/>
+            <w:vAlign w:val="center"/>
+            <w:shd w:val="clear" w:fill="EDEDED"/>
+          </w:tcPr>
+          <w:p>
+            <w:pPr>
+              <w:rPr>
+                <w:rFonts w:ascii="Old Standard TT" w:cs="Old Standard TT" w:eastAsia="Old Standard TT" w:hAnsi="Old Standard TT"/>
+              </w:rPr>
+              <w:spacing w:after="40" w:line="252" w:lineRule="auto"/>
+            </w:pPr>
+            <w:r>
+              <w:rPr>
+                <w:rFonts w:ascii="Old Standard TT" w:hAnsi="Old Standard TT" w:cs="Old Standard TT"/>
+                <w:b w:val="1"/>
+                <w:sz w:val="20"/>
+                <w:szCs w:val="20"/>
+                <w:color w:val="000000"/>
+              </w:rPr>
+              <w:t xml:space="preserve">Adherence / n</w:t>
+            </w:r>
+          </w:p>
+        </w:tc>
+      </w:tr>
+      <w:tr>
+        <w:trPr>
+          <w:cantSplit w:val="1"/>
+        </w:trPr>
+        <w:tc>
+          <w:tcPr>
+            <w:tcW w:w="1500" w:type="dxa"/>
+            <w:vAlign w:val="center"/>
+          </w:tcPr>
+          <w:p>
+            <w:pPr>
+              <w:rPr>
+                <w:rFonts w:ascii="Old Standard TT" w:cs="Old Standard TT" w:eastAsia="Old Standard TT" w:hAnsi="Old Standard TT"/>
+              </w:rPr>
+              <w:spacing w:after="40" w:line="252" w:lineRule="auto"/>
+            </w:pPr>
+            <w:r>
+              <w:rPr>
+                <w:rFonts w:ascii="Old Standard TT" w:hAnsi="Old Standard TT" w:cs="Old Standard TT"/>
+                <w:sz w:val="20"/>
+                <w:szCs w:val="20"/>
+                <w:color w:val="000000"/>
+              </w:rPr>
+              <w:t xml:space="preserve">Qwen</w:t>
+            </w:r>
+          </w:p>
+        </w:tc>
+        <w:tc>
+          <w:tcPr>
+            <w:tcW w:w="650" w:type="dxa"/>
+            <w:vAlign w:val="center"/>
+          </w:tcPr>
+          <w:p>
+            <w:pPr>
+              <w:rPr>
+                <w:rFonts w:ascii="Old Standard TT" w:cs="Old Standard TT" w:eastAsia="Old Standard TT" w:hAnsi="Old Standard TT"/>
+              </w:rPr>
+              <w:spacing w:after="40" w:line="252" w:lineRule="auto"/>
+            </w:pPr>
+            <w:r>
+              <w:rPr>
+                <w:rFonts w:ascii="Old Standard TT" w:hAnsi="Old Standard TT" w:cs="Old Standard TT"/>
+                <w:sz w:val="20"/>
+                <w:szCs w:val="20"/>
+                <w:color w:val="000000"/>
+              </w:rPr>
+              <w:t xml:space="preserve">A</w:t>
+            </w:r>
+          </w:p>
+        </w:tc>
+        <w:tc>
+          <w:tcPr>
+            <w:tcW w:w="1200" w:type="dxa"/>
+            <w:vAlign w:val="center"/>
+          </w:tcPr>
+          <w:p>
+            <w:pPr>
+              <w:rPr>
+                <w:rFonts w:ascii="Old Standard TT" w:cs="Old Standard TT" w:eastAsia="Old Standard TT" w:hAnsi="Old Standard TT"/>
+              </w:rPr>
+              <w:spacing w:after="40" w:line="252" w:lineRule="auto"/>
+            </w:pPr>
+            <w:r>
+              <w:rPr>
+                <w:rFonts w:ascii="Old Standard TT" w:hAnsi="Old Standard TT" w:cs="Old Standard TT"/>
+                <w:sz w:val="20"/>
+                <w:szCs w:val="20"/>
+                <w:color w:val="000000"/>
+              </w:rPr>
+              <w:t xml:space="preserve">first</w:t>
+            </w:r>
+          </w:p>
+        </w:tc>
+        <w:tc>
+          <w:tcPr>
+            <w:tcW w:w="1800" w:type="dxa"/>
+            <w:vAlign w:val="center"/>
+          </w:tcPr>
+          <w:p>
+            <w:pPr>
+              <w:rPr>
+                <w:rFonts w:ascii="Old Standard TT" w:cs="Old Standard TT" w:eastAsia="Old Standard TT" w:hAnsi="Old Standard TT"/>
+              </w:rPr>
+              <w:spacing w:after="40" w:line="252" w:lineRule="auto"/>
+            </w:pPr>
+            <w:r>
+              <w:rPr>
+                <w:rFonts w:ascii="Old Standard TT" w:hAnsi="Old Standard TT" w:cs="Old Standard TT"/>
+                <w:sz w:val="20"/>
+                <w:szCs w:val="20"/>
+                <w:color w:val="000000"/>
+              </w:rPr>
+              <w:t xml:space="preserve">4/4</w:t>
+            </w:r>
+          </w:p>
+        </w:tc>
+        <w:tc>
+          <w:tcPr>
+            <w:tcW w:w="1800" w:type="dxa"/>
+            <w:vAlign w:val="center"/>
+          </w:tcPr>
+          <w:p>
+            <w:pPr>
+              <w:rPr>
+                <w:rFonts w:ascii="Old Standard TT" w:cs="Old Standard TT" w:eastAsia="Old Standard TT" w:hAnsi="Old Standard TT"/>
+              </w:rPr>
+              <w:spacing w:after="40" w:line="252" w:lineRule="auto"/>
+            </w:pPr>
+            <w:r>
+              <w:rPr>
+                <w:rFonts w:ascii="Old Standard TT" w:hAnsi="Old Standard TT" w:cs="Old Standard TT"/>
+                <w:sz w:val="20"/>
+                <w:szCs w:val="20"/>
+                <w:color w:val="000000"/>
+              </w:rPr>
+              <w:t xml:space="preserve">0/4</w:t>
+            </w:r>
+          </w:p>
+        </w:tc>
+        <w:tc>
+          <w:tcPr>
+            <w:tcW w:w="2410" w:type="dxa"/>
+            <w:vAlign w:val="center"/>
+          </w:tcPr>
+          <w:p>
+            <w:pPr>
+              <w:rPr>
+                <w:rFonts w:ascii="Old Standard TT" w:cs="Old Standard TT" w:eastAsia="Old Standard TT" w:hAnsi="Old Standard TT"/>
+              </w:rPr>
+              <w:spacing w:after="40" w:line="252" w:lineRule="auto"/>
+            </w:pPr>
+            <w:r>
+              <w:rPr>
+                <w:rFonts w:ascii="Old Standard TT" w:hAnsi="Old Standard TT" w:cs="Old Standard TT"/>
+                <w:sz w:val="20"/>
+                <w:szCs w:val="20"/>
+                <w:color w:val="000000"/>
+              </w:rPr>
+              <w:t xml:space="preserve">4/4</w:t>
+            </w:r>
+          </w:p>
+        </w:tc>
+      </w:tr>
+      <w:tr>
+        <w:trPr>
+          <w:cantSplit w:val="1"/>
+        </w:trPr>
+        <w:tc>
+          <w:tcPr>
+            <w:tcW w:w="1500" w:type="dxa"/>
+            <w:vAlign w:val="center"/>
+          </w:tcPr>
+          <w:p>
+            <w:pPr>
+              <w:rPr>
+                <w:rFonts w:ascii="Old Standard TT" w:cs="Old Standard TT" w:eastAsia="Old Standard TT" w:hAnsi="Old Standard TT"/>
+              </w:rPr>
+              <w:spacing w:after="40" w:line="252" w:lineRule="auto"/>
+            </w:pPr>
+            <w:r>
+              <w:rPr>
+                <w:rFonts w:ascii="Old Standard TT" w:hAnsi="Old Standard TT" w:cs="Old Standard TT"/>
+                <w:sz w:val="20"/>
+                <w:szCs w:val="20"/>
+                <w:color w:val="000000"/>
+              </w:rPr>
+              <w:t xml:space="preserve">Qwen</w:t>
+            </w:r>
+          </w:p>
+        </w:tc>
+        <w:tc>
+          <w:tcPr>
+            <w:tcW w:w="650" w:type="dxa"/>
+            <w:vAlign w:val="center"/>
+          </w:tcPr>
+          <w:p>
+            <w:pPr>
+              <w:rPr>
+                <w:rFonts w:ascii="Old Standard TT" w:cs="Old Standard TT" w:eastAsia="Old Standard TT" w:hAnsi="Old Standard TT"/>
+              </w:rPr>
+              <w:spacing w:after="40" w:line="252" w:lineRule="auto"/>
+            </w:pPr>
+            <w:r>
+              <w:rPr>
+                <w:rFonts w:ascii="Old Standard TT" w:hAnsi="Old Standard TT" w:cs="Old Standard TT"/>
+                <w:sz w:val="20"/>
+                <w:szCs w:val="20"/>
+                <w:color w:val="000000"/>
+              </w:rPr>
+              <w:t xml:space="preserve">A</w:t>
+            </w:r>
+          </w:p>
+        </w:tc>
+        <w:tc>
+          <w:tcPr>
+            <w:tcW w:w="1200" w:type="dxa"/>
+            <w:vAlign w:val="center"/>
+          </w:tcPr>
+          <w:p>
+            <w:pPr>
+              <w:rPr>
+                <w:rFonts w:ascii="Old Standard TT" w:cs="Old Standard TT" w:eastAsia="Old Standard TT" w:hAnsi="Old Standard TT"/>
+              </w:rPr>
+              <w:spacing w:after="40" w:line="252" w:lineRule="auto"/>
+            </w:pPr>
+            <w:r>
+              <w:rPr>
+                <w:rFonts w:ascii="Old Standard TT" w:hAnsi="Old Standard TT" w:cs="Old Standard TT"/>
+                <w:sz w:val="20"/>
+                <w:szCs w:val="20"/>
+                <w:color w:val="000000"/>
+              </w:rPr>
+              <w:t xml:space="preserve">last</w:t>
+            </w:r>
+          </w:p>
+        </w:tc>
+        <w:tc>
+          <w:tcPr>
+            <w:tcW w:w="1800" w:type="dxa"/>
+            <w:vAlign w:val="center"/>
+          </w:tcPr>
+          <w:p>
+            <w:pPr>
+              <w:rPr>
+                <w:rFonts w:ascii="Old Standard TT" w:cs="Old Standard TT" w:eastAsia="Old Standard TT" w:hAnsi="Old Standard TT"/>
+              </w:rPr>
+              <w:spacing w:after="40" w:line="252" w:lineRule="auto"/>
+            </w:pPr>
+            <w:r>
+              <w:rPr>
+                <w:rFonts w:ascii="Old Standard TT" w:hAnsi="Old Standard TT" w:cs="Old Standard TT"/>
+                <w:sz w:val="20"/>
+                <w:szCs w:val="20"/>
+                <w:color w:val="000000"/>
+              </w:rPr>
+              <w:t xml:space="preserve">4/4</w:t>
+            </w:r>
+          </w:p>
+        </w:tc>
+        <w:tc>
+          <w:tcPr>
+            <w:tcW w:w="1800" w:type="dxa"/>
+            <w:vAlign w:val="center"/>
+          </w:tcPr>
+          <w:p>
+            <w:pPr>
+              <w:rPr>
+                <w:rFonts w:ascii="Old Standard TT" w:cs="Old Standard TT" w:eastAsia="Old Standard TT" w:hAnsi="Old Standard TT"/>
+              </w:rPr>
+              <w:spacing w:after="40" w:line="252" w:lineRule="auto"/>
+            </w:pPr>
+            <w:r>
+              <w:rPr>
+                <w:rFonts w:ascii="Old Standard TT" w:hAnsi="Old Standard TT" w:cs="Old Standard TT"/>
+                <w:sz w:val="20"/>
+                <w:szCs w:val="20"/>
+                <w:color w:val="000000"/>
+              </w:rPr>
+              <w:t xml:space="preserve">0/4</w:t>
+            </w:r>
+          </w:p>
+        </w:tc>
+        <w:tc>
+          <w:tcPr>
+            <w:tcW w:w="2410" w:type="dxa"/>
+            <w:vAlign w:val="center"/>
+          </w:tcPr>
+          <w:p>
+            <w:pPr>
+              <w:rPr>
+                <w:rFonts w:ascii="Old Standard TT" w:cs="Old Standard TT" w:eastAsia="Old Standard TT" w:hAnsi="Old Standard TT"/>
+              </w:rPr>
+              <w:spacing w:after="40" w:line="252" w:lineRule="auto"/>
+            </w:pPr>
+            <w:r>
+              <w:rPr>
+                <w:rFonts w:ascii="Old Standard TT" w:hAnsi="Old Standard TT" w:cs="Old Standard TT"/>
+                <w:sz w:val="20"/>
+                <w:szCs w:val="20"/>
+                <w:color w:val="000000"/>
+              </w:rPr>
+              <w:t xml:space="preserve">4/4</w:t>
+            </w:r>
+          </w:p>
+        </w:tc>
+      </w:tr>
+      <w:tr>
+        <w:trPr>
+          <w:cantSplit w:val="1"/>
+        </w:trPr>
+        <w:tc>
+          <w:tcPr>
+            <w:tcW w:w="1500" w:type="dxa"/>
+            <w:vAlign w:val="center"/>
+          </w:tcPr>
+          <w:p>
+            <w:pPr>
+              <w:rPr>
+                <w:rFonts w:ascii="Old Standard TT" w:cs="Old Standard TT" w:eastAsia="Old Standard TT" w:hAnsi="Old Standard TT"/>
+              </w:rPr>
+              <w:spacing w:after="40" w:line="252" w:lineRule="auto"/>
+            </w:pPr>
+            <w:r>
+              <w:rPr>
+                <w:rFonts w:ascii="Old Standard TT" w:hAnsi="Old Standard TT" w:cs="Old Standard TT"/>
+                <w:sz w:val="20"/>
+                <w:szCs w:val="20"/>
+                <w:color w:val="000000"/>
+              </w:rPr>
+              <w:t xml:space="preserve">Qwen</w:t>
+            </w:r>
+          </w:p>
+        </w:tc>
+        <w:tc>
+          <w:tcPr>
+            <w:tcW w:w="650" w:type="dxa"/>
+            <w:vAlign w:val="center"/>
+          </w:tcPr>
+          <w:p>
+            <w:pPr>
+              <w:rPr>
+                <w:rFonts w:ascii="Old Standard TT" w:cs="Old Standard TT" w:eastAsia="Old Standard TT" w:hAnsi="Old Standard TT"/>
+              </w:rPr>
+              <w:spacing w:after="40" w:line="252" w:lineRule="auto"/>
+            </w:pPr>
+            <w:r>
+              <w:rPr>
+                <w:rFonts w:ascii="Old Standard TT" w:hAnsi="Old Standard TT" w:cs="Old Standard TT"/>
+                <w:sz w:val="20"/>
+                <w:szCs w:val="20"/>
+                <w:color w:val="000000"/>
+              </w:rPr>
+              <w:t xml:space="preserve">B</w:t>
+            </w:r>
+          </w:p>
+        </w:tc>
+        <w:tc>
+          <w:tcPr>
+            <w:tcW w:w="1200" w:type="dxa"/>
+            <w:vAlign w:val="center"/>
+          </w:tcPr>
+          <w:p>
+            <w:pPr>
+              <w:rPr>
+                <w:rFonts w:ascii="Old Standard TT" w:cs="Old Standard TT" w:eastAsia="Old Standard TT" w:hAnsi="Old Standard TT"/>
+              </w:rPr>
+              <w:spacing w:after="40" w:line="252" w:lineRule="auto"/>
+            </w:pPr>
+            <w:r>
+              <w:rPr>
+                <w:rFonts w:ascii="Old Standard TT" w:hAnsi="Old Standard TT" w:cs="Old Standard TT"/>
+                <w:sz w:val="20"/>
+                <w:szCs w:val="20"/>
+                <w:color w:val="000000"/>
+              </w:rPr>
+              <w:t xml:space="preserve">first</w:t>
+            </w:r>
+          </w:p>
+        </w:tc>
+        <w:tc>
+          <w:tcPr>
+            <w:tcW w:w="1800" w:type="dxa"/>
+            <w:vAlign w:val="center"/>
+          </w:tcPr>
+          <w:p>
+            <w:pPr>
+              <w:rPr>
+                <w:rFonts w:ascii="Old Standard TT" w:cs="Old Standard TT" w:eastAsia="Old Standard TT" w:hAnsi="Old Standard TT"/>
+              </w:rPr>
+              <w:spacing w:after="40" w:line="252" w:lineRule="auto"/>
+            </w:pPr>
+            <w:r>
+              <w:rPr>
+                <w:rFonts w:ascii="Old Standard TT" w:hAnsi="Old Standard TT" w:cs="Old Standard TT"/>
+                <w:sz w:val="20"/>
+                <w:szCs w:val="20"/>
+                <w:color w:val="000000"/>
+              </w:rPr>
+              <w:t xml:space="preserve">4/4</w:t>
+            </w:r>
+          </w:p>
+        </w:tc>
+        <w:tc>
+          <w:tcPr>
+            <w:tcW w:w="1800" w:type="dxa"/>
+            <w:vAlign w:val="center"/>
+          </w:tcPr>
+          <w:p>
+            <w:pPr>
+              <w:rPr>
+                <w:rFonts w:ascii="Old Standard TT" w:cs="Old Standard TT" w:eastAsia="Old Standard TT" w:hAnsi="Old Standard TT"/>
+              </w:rPr>
+              <w:spacing w:after="40" w:line="252" w:lineRule="auto"/>
+            </w:pPr>
+            <w:r>
+              <w:rPr>
+                <w:rFonts w:ascii="Old Standard TT" w:hAnsi="Old Standard TT" w:cs="Old Standard TT"/>
+                <w:sz w:val="20"/>
+                <w:szCs w:val="20"/>
+                <w:color w:val="000000"/>
+              </w:rPr>
+              <w:t xml:space="preserve">0/4</w:t>
+            </w:r>
+          </w:p>
+        </w:tc>
+        <w:tc>
+          <w:tcPr>
+            <w:tcW w:w="2410" w:type="dxa"/>
+            <w:vAlign w:val="center"/>
+          </w:tcPr>
+          <w:p>
+            <w:pPr>
+              <w:rPr>
+                <w:rFonts w:ascii="Old Standard TT" w:cs="Old Standard TT" w:eastAsia="Old Standard TT" w:hAnsi="Old Standard TT"/>
+              </w:rPr>
+              <w:spacing w:after="40" w:line="252" w:lineRule="auto"/>
+            </w:pPr>
+            <w:r>
+              <w:rPr>
+                <w:rFonts w:ascii="Old Standard TT" w:hAnsi="Old Standard TT" w:cs="Old Standard TT"/>
+                <w:sz w:val="20"/>
+                <w:szCs w:val="20"/>
+                <w:color w:val="000000"/>
+              </w:rPr>
+              <w:t xml:space="preserve">4/4</w:t>
+            </w:r>
+          </w:p>
+        </w:tc>
+      </w:tr>
+      <w:tr>
+        <w:trPr>
+          <w:cantSplit w:val="1"/>
+        </w:trPr>
+        <w:tc>
+          <w:tcPr>
+            <w:tcW w:w="1500" w:type="dxa"/>
+            <w:vAlign w:val="center"/>
+          </w:tcPr>
+          <w:p>
+            <w:pPr>
+              <w:rPr>
+                <w:rFonts w:ascii="Old Standard TT" w:cs="Old Standard TT" w:eastAsia="Old Standard TT" w:hAnsi="Old Standard TT"/>
+              </w:rPr>
+              <w:spacing w:after="40" w:line="252" w:lineRule="auto"/>
+            </w:pPr>
+            <w:r>
+              <w:rPr>
+                <w:rFonts w:ascii="Old Standard TT" w:hAnsi="Old Standard TT" w:cs="Old Standard TT"/>
+                <w:sz w:val="20"/>
+                <w:szCs w:val="20"/>
+                <w:color w:val="000000"/>
+              </w:rPr>
+              <w:t xml:space="preserve">Qwen</w:t>
+            </w:r>
+          </w:p>
+        </w:tc>
+        <w:tc>
+          <w:tcPr>
+            <w:tcW w:w="650" w:type="dxa"/>
+            <w:vAlign w:val="center"/>
+          </w:tcPr>
+          <w:p>
+            <w:pPr>
+              <w:rPr>
+                <w:rFonts w:ascii="Old Standard TT" w:cs="Old Standard TT" w:eastAsia="Old Standard TT" w:hAnsi="Old Standard TT"/>
+              </w:rPr>
+              <w:spacing w:after="40" w:line="252" w:lineRule="auto"/>
+            </w:pPr>
+            <w:r>
+              <w:rPr>
+                <w:rFonts w:ascii="Old Standard TT" w:hAnsi="Old Standard TT" w:cs="Old Standard TT"/>
+                <w:sz w:val="20"/>
+                <w:szCs w:val="20"/>
+                <w:color w:val="000000"/>
+              </w:rPr>
+              <w:t xml:space="preserve">B</w:t>
+            </w:r>
+          </w:p>
+        </w:tc>
+        <w:tc>
+          <w:tcPr>
+            <w:tcW w:w="1200" w:type="dxa"/>
+            <w:vAlign w:val="center"/>
+          </w:tcPr>
+          <w:p>
+            <w:pPr>
+              <w:rPr>
+                <w:rFonts w:ascii="Old Standard TT" w:cs="Old Standard TT" w:eastAsia="Old Standard TT" w:hAnsi="Old Standard TT"/>
+              </w:rPr>
+              <w:spacing w:after="40" w:line="252" w:lineRule="auto"/>
+            </w:pPr>
+            <w:r>
+              <w:rPr>
+                <w:rFonts w:ascii="Old Standard TT" w:hAnsi="Old Standard TT" w:cs="Old Standard TT"/>
+                <w:sz w:val="20"/>
+                <w:szCs w:val="20"/>
+                <w:color w:val="000000"/>
+              </w:rPr>
+              <w:t xml:space="preserve">last</w:t>
+            </w:r>
+          </w:p>
+        </w:tc>
+        <w:tc>
+          <w:tcPr>
+            <w:tcW w:w="1800" w:type="dxa"/>
+            <w:vAlign w:val="center"/>
+          </w:tcPr>
+          <w:p>
+            <w:pPr>
+              <w:rPr>
+                <w:rFonts w:ascii="Old Standard TT" w:cs="Old Standard TT" w:eastAsia="Old Standard TT" w:hAnsi="Old Standard TT"/>
+              </w:rPr>
+              <w:spacing w:after="40" w:line="252" w:lineRule="auto"/>
+            </w:pPr>
+            <w:r>
+              <w:rPr>
+                <w:rFonts w:ascii="Old Standard TT" w:hAnsi="Old Standard TT" w:cs="Old Standard TT"/>
+                <w:sz w:val="20"/>
+                <w:szCs w:val="20"/>
+                <w:color w:val="000000"/>
+              </w:rPr>
+              <w:t xml:space="preserve">4/4</w:t>
+            </w:r>
+          </w:p>
+        </w:tc>
+        <w:tc>
+          <w:tcPr>
+            <w:tcW w:w="1800" w:type="dxa"/>
+            <w:vAlign w:val="center"/>
+          </w:tcPr>
+          <w:p>
+            <w:pPr>
+              <w:rPr>
+                <w:rFonts w:ascii="Old Standard TT" w:cs="Old Standard TT" w:eastAsia="Old Standard TT" w:hAnsi="Old Standard TT"/>
+              </w:rPr>
+              <w:spacing w:after="40" w:line="252" w:lineRule="auto"/>
+            </w:pPr>
+            <w:r>
+              <w:rPr>
+                <w:rFonts w:ascii="Old Standard TT" w:hAnsi="Old Standard TT" w:cs="Old Standard TT"/>
+                <w:sz w:val="20"/>
+                <w:szCs w:val="20"/>
+                <w:color w:val="000000"/>
+              </w:rPr>
+              <w:t xml:space="preserve">0/4</w:t>
+            </w:r>
+          </w:p>
+        </w:tc>
+        <w:tc>
+          <w:tcPr>
+            <w:tcW w:w="2410" w:type="dxa"/>
+            <w:vAlign w:val="center"/>
+          </w:tcPr>
+          <w:p>
+            <w:pPr>
+              <w:rPr>
+                <w:rFonts w:ascii="Old Standard TT" w:cs="Old Standard TT" w:eastAsia="Old Standard TT" w:hAnsi="Old Standard TT"/>
+              </w:rPr>
+              <w:spacing w:after="40" w:line="252" w:lineRule="auto"/>
+            </w:pPr>
+            <w:r>
+              <w:rPr>
+                <w:rFonts w:ascii="Old Standard TT" w:hAnsi="Old Standard TT" w:cs="Old Standard TT"/>
+                <w:sz w:val="20"/>
+                <w:szCs w:val="20"/>
+                <w:color w:val="000000"/>
+              </w:rPr>
+              <w:t xml:space="preserve">4/4</w:t>
+            </w:r>
+          </w:p>
+        </w:tc>
+      </w:tr>
+      <w:tr>
+        <w:trPr>
+          <w:cantSplit w:val="1"/>
+        </w:trPr>
+        <w:tc>
+          <w:tcPr>
+            <w:tcW w:w="1500" w:type="dxa"/>
+            <w:vAlign w:val="center"/>
+          </w:tcPr>
+          <w:p>
+            <w:pPr>
+              <w:rPr>
+                <w:rFonts w:ascii="Old Standard TT" w:cs="Old Standard TT" w:eastAsia="Old Standard TT" w:hAnsi="Old Standard TT"/>
+              </w:rPr>
+              <w:spacing w:after="40" w:line="252" w:lineRule="auto"/>
+            </w:pPr>
+            <w:r>
+              <w:rPr>
+                <w:rFonts w:ascii="Old Standard TT" w:hAnsi="Old Standard TT" w:cs="Old Standard TT"/>
+                <w:sz w:val="20"/>
+                <w:szCs w:val="20"/>
+                <w:color w:val="000000"/>
+              </w:rPr>
+              <w:t xml:space="preserve">Qwen</w:t>
+            </w:r>
+          </w:p>
+        </w:tc>
+        <w:tc>
+          <w:tcPr>
+            <w:tcW w:w="650" w:type="dxa"/>
+            <w:vAlign w:val="center"/>
+          </w:tcPr>
+          <w:p>
+            <w:pPr>
+              <w:rPr>
+                <w:rFonts w:ascii="Old Standard TT" w:cs="Old Standard TT" w:eastAsia="Old Standard TT" w:hAnsi="Old Standard TT"/>
+              </w:rPr>
+              <w:spacing w:after="40" w:line="252" w:lineRule="auto"/>
+            </w:pPr>
+            <w:r>
+              <w:rPr>
+                <w:rFonts w:ascii="Old Standard TT" w:hAnsi="Old Standard TT" w:cs="Old Standard TT"/>
+                <w:sz w:val="20"/>
+                <w:szCs w:val="20"/>
+                <w:color w:val="000000"/>
+              </w:rPr>
+              <w:t xml:space="preserve">C</w:t>
+            </w:r>
+          </w:p>
+        </w:tc>
+        <w:tc>
+          <w:tcPr>
+            <w:tcW w:w="1200" w:type="dxa"/>
+            <w:vAlign w:val="center"/>
+          </w:tcPr>
+          <w:p>
+            <w:pPr>
+              <w:rPr>
+                <w:rFonts w:ascii="Old Standard TT" w:cs="Old Standard TT" w:eastAsia="Old Standard TT" w:hAnsi="Old Standard TT"/>
+              </w:rPr>
+              <w:spacing w:after="40" w:line="252" w:lineRule="auto"/>
+            </w:pPr>
+            <w:r>
+              <w:rPr>
+                <w:rFonts w:ascii="Old Standard TT" w:hAnsi="Old Standard TT" w:cs="Old Standard TT"/>
+                <w:sz w:val="20"/>
+                <w:szCs w:val="20"/>
+                <w:color w:val="000000"/>
+              </w:rPr>
+              <w:t xml:space="preserve">first</w:t>
+            </w:r>
+          </w:p>
+        </w:tc>
+        <w:tc>
+          <w:tcPr>
+            <w:tcW w:w="1800" w:type="dxa"/>
+            <w:vAlign w:val="center"/>
+          </w:tcPr>
+          <w:p>
+            <w:pPr>
+              <w:rPr>
+                <w:rFonts w:ascii="Old Standard TT" w:cs="Old Standard TT" w:eastAsia="Old Standard TT" w:hAnsi="Old Standard TT"/>
+              </w:rPr>
+              <w:spacing w:after="40" w:line="252" w:lineRule="auto"/>
+            </w:pPr>
+            <w:r>
+              <w:rPr>
+                <w:rFonts w:ascii="Old Standard TT" w:hAnsi="Old Standard TT" w:cs="Old Standard TT"/>
+                <w:sz w:val="20"/>
+                <w:szCs w:val="20"/>
+                <w:color w:val="000000"/>
+              </w:rPr>
+              <w:t xml:space="preserve">3/4</w:t>
+            </w:r>
+          </w:p>
+        </w:tc>
+        <w:tc>
+          <w:tcPr>
+            <w:tcW w:w="1800" w:type="dxa"/>
+            <w:vAlign w:val="center"/>
+          </w:tcPr>
+          <w:p>
+            <w:pPr>
+              <w:rPr>
+                <w:rFonts w:ascii="Old Standard TT" w:cs="Old Standard TT" w:eastAsia="Old Standard TT" w:hAnsi="Old Standard TT"/>
+              </w:rPr>
+              <w:spacing w:after="40" w:line="252" w:lineRule="auto"/>
+            </w:pPr>
+            <w:r>
+              <w:rPr>
+                <w:rFonts w:ascii="Old Standard TT" w:hAnsi="Old Standard TT" w:cs="Old Standard TT"/>
+                <w:sz w:val="20"/>
+                <w:szCs w:val="20"/>
+                <w:color w:val="000000"/>
+              </w:rPr>
+              <w:t xml:space="preserve">1/4</w:t>
+            </w:r>
+          </w:p>
+        </w:tc>
+        <w:tc>
+          <w:tcPr>
+            <w:tcW w:w="2410" w:type="dxa"/>
+            <w:vAlign w:val="center"/>
+          </w:tcPr>
+          <w:p>
+            <w:pPr>
+              <w:rPr>
+                <w:rFonts w:ascii="Old Standard TT" w:cs="Old Standard TT" w:eastAsia="Old Standard TT" w:hAnsi="Old Standard TT"/>
+              </w:rPr>
+              <w:spacing w:after="40" w:line="252" w:lineRule="auto"/>
+            </w:pPr>
+            <w:r>
+              <w:rPr>
+                <w:rFonts w:ascii="Old Standard TT" w:hAnsi="Old Standard TT" w:cs="Old Standard TT"/>
+                <w:sz w:val="20"/>
+                <w:szCs w:val="20"/>
+                <w:color w:val="000000"/>
+              </w:rPr>
+              <w:t xml:space="preserve">3/4</w:t>
+            </w:r>
+          </w:p>
+        </w:tc>
+      </w:tr>
+      <w:tr>
+        <w:trPr>
+          <w:cantSplit w:val="1"/>
+        </w:trPr>
+        <w:tc>
+          <w:tcPr>
+            <w:tcW w:w="1500" w:type="dxa"/>
+            <w:vAlign w:val="center"/>
+          </w:tcPr>
+          <w:p>
+            <w:pPr>
+              <w:rPr>
+                <w:rFonts w:ascii="Old Standard TT" w:cs="Old Standard TT" w:eastAsia="Old Standard TT" w:hAnsi="Old Standard TT"/>
+              </w:rPr>
+              <w:spacing w:after="40" w:line="252" w:lineRule="auto"/>
+            </w:pPr>
+            <w:r>
+              <w:rPr>
+                <w:rFonts w:ascii="Old Standard TT" w:hAnsi="Old Standard TT" w:cs="Old Standard TT"/>
+                <w:sz w:val="20"/>
+                <w:szCs w:val="20"/>
+                <w:color w:val="000000"/>
+              </w:rPr>
+              <w:t xml:space="preserve">Qwen</w:t>
+            </w:r>
+          </w:p>
+        </w:tc>
+        <w:tc>
+          <w:tcPr>
+            <w:tcW w:w="650" w:type="dxa"/>
+            <w:vAlign w:val="center"/>
+          </w:tcPr>
+          <w:p>
+            <w:pPr>
+              <w:rPr>
+                <w:rFonts w:ascii="Old Standard TT" w:cs="Old Standard TT" w:eastAsia="Old Standard TT" w:hAnsi="Old Standard TT"/>
+              </w:rPr>
+              <w:spacing w:after="40" w:line="252" w:lineRule="auto"/>
+            </w:pPr>
+            <w:r>
+              <w:rPr>
+                <w:rFonts w:ascii="Old Standard TT" w:hAnsi="Old Standard TT" w:cs="Old Standard TT"/>
+                <w:sz w:val="20"/>
+                <w:szCs w:val="20"/>
+                <w:color w:val="000000"/>
+              </w:rPr>
+              <w:t xml:space="preserve">C</w:t>
+            </w:r>
+          </w:p>
+        </w:tc>
+        <w:tc>
+          <w:tcPr>
+            <w:tcW w:w="1200" w:type="dxa"/>
+            <w:vAlign w:val="center"/>
+          </w:tcPr>
+          <w:p>
+            <w:pPr>
+              <w:rPr>
+                <w:rFonts w:ascii="Old Standard TT" w:cs="Old Standard TT" w:eastAsia="Old Standard TT" w:hAnsi="Old Standard TT"/>
+              </w:rPr>
+              <w:spacing w:after="40" w:line="252" w:lineRule="auto"/>
+            </w:pPr>
+            <w:r>
+              <w:rPr>
+                <w:rFonts w:ascii="Old Standard TT" w:hAnsi="Old Standard TT" w:cs="Old Standard TT"/>
+                <w:sz w:val="20"/>
+                <w:szCs w:val="20"/>
+                <w:color w:val="000000"/>
+              </w:rPr>
+              <w:t xml:space="preserve">last</w:t>
+            </w:r>
+          </w:p>
+        </w:tc>
+        <w:tc>
+          <w:tcPr>
+            <w:tcW w:w="1800" w:type="dxa"/>
+            <w:vAlign w:val="center"/>
+          </w:tcPr>
+          <w:p>
+            <w:pPr>
+              <w:rPr>
+                <w:rFonts w:ascii="Old Standard TT" w:cs="Old Standard TT" w:eastAsia="Old Standard TT" w:hAnsi="Old Standard TT"/>
+              </w:rPr>
+              <w:spacing w:after="40" w:line="252" w:lineRule="auto"/>
+            </w:pPr>
+            <w:r>
+              <w:rPr>
+                <w:rFonts w:ascii="Old Standard TT" w:hAnsi="Old Standard TT" w:cs="Old Standard TT"/>
+                <w:sz w:val="20"/>
+                <w:szCs w:val="20"/>
+                <w:color w:val="000000"/>
+              </w:rPr>
+              <w:t xml:space="preserve">4/4</w:t>
+            </w:r>
+          </w:p>
+        </w:tc>
+        <w:tc>
+          <w:tcPr>
+            <w:tcW w:w="1800" w:type="dxa"/>
+            <w:vAlign w:val="center"/>
+          </w:tcPr>
+          <w:p>
+            <w:pPr>
+              <w:rPr>
+                <w:rFonts w:ascii="Old Standard TT" w:cs="Old Standard TT" w:eastAsia="Old Standard TT" w:hAnsi="Old Standard TT"/>
+              </w:rPr>
+              <w:spacing w:after="40" w:line="252" w:lineRule="auto"/>
+            </w:pPr>
+            <w:r>
+              <w:rPr>
+                <w:rFonts w:ascii="Old Standard TT" w:hAnsi="Old Standard TT" w:cs="Old Standard TT"/>
+                <w:sz w:val="20"/>
+                <w:szCs w:val="20"/>
+                <w:color w:val="000000"/>
+              </w:rPr>
+              <w:t xml:space="preserve">0/4</w:t>
+            </w:r>
+          </w:p>
+        </w:tc>
+        <w:tc>
+          <w:tcPr>
+            <w:tcW w:w="2410" w:type="dxa"/>
+            <w:vAlign w:val="center"/>
+          </w:tcPr>
+          <w:p>
+            <w:pPr>
+              <w:rPr>
+                <w:rFonts w:ascii="Old Standard TT" w:cs="Old Standard TT" w:eastAsia="Old Standard TT" w:hAnsi="Old Standard TT"/>
+              </w:rPr>
+              <w:spacing w:after="40" w:line="252" w:lineRule="auto"/>
+            </w:pPr>
+            <w:r>
+              <w:rPr>
+                <w:rFonts w:ascii="Old Standard TT" w:hAnsi="Old Standard TT" w:cs="Old Standard TT"/>
+                <w:sz w:val="20"/>
+                <w:szCs w:val="20"/>
+                <w:color w:val="000000"/>
+              </w:rPr>
+              <w:t xml:space="preserve">4/4</w:t>
+            </w:r>
+          </w:p>
+        </w:tc>
+      </w:tr>
+      <w:tr>
+        <w:trPr>
+          <w:cantSplit w:val="1"/>
+        </w:trPr>
+        <w:tc>
+          <w:tcPr>
+            <w:tcW w:w="1500" w:type="dxa"/>
+            <w:vAlign w:val="center"/>
+          </w:tcPr>
+          <w:p>
+            <w:pPr>
+              <w:rPr>
+                <w:rFonts w:ascii="Old Standard TT" w:cs="Old Standard TT" w:eastAsia="Old Standard TT" w:hAnsi="Old Standard TT"/>
+              </w:rPr>
+              <w:spacing w:after="40" w:line="252" w:lineRule="auto"/>
+            </w:pPr>
+            <w:r>
+              <w:rPr>
+                <w:rFonts w:ascii="Old Standard TT" w:hAnsi="Old Standard TT" w:cs="Old Standard TT"/>
+                <w:sz w:val="20"/>
+                <w:szCs w:val="20"/>
+                <w:color w:val="000000"/>
+              </w:rPr>
+              <w:t xml:space="preserve">Qwen</w:t>
+            </w:r>
+          </w:p>
+        </w:tc>
+        <w:tc>
+          <w:tcPr>
+            <w:tcW w:w="650" w:type="dxa"/>
+            <w:vAlign w:val="center"/>
+          </w:tcPr>
+          <w:p>
+            <w:pPr>
+              <w:rPr>
+                <w:rFonts w:ascii="Old Standard TT" w:cs="Old Standard TT" w:eastAsia="Old Standard TT" w:hAnsi="Old Standard TT"/>
+              </w:rPr>
+              <w:spacing w:after="40" w:line="252" w:lineRule="auto"/>
+            </w:pPr>
+            <w:r>
+              <w:rPr>
+                <w:rFonts w:ascii="Old Standard TT" w:hAnsi="Old Standard TT" w:cs="Old Standard TT"/>
+                <w:sz w:val="20"/>
+                <w:szCs w:val="20"/>
+                <w:color w:val="000000"/>
+              </w:rPr>
+              <w:t xml:space="preserve">D</w:t>
+            </w:r>
+          </w:p>
+        </w:tc>
+        <w:tc>
+          <w:tcPr>
+            <w:tcW w:w="1200" w:type="dxa"/>
+            <w:vAlign w:val="center"/>
+          </w:tcPr>
+          <w:p>
+            <w:pPr>
+              <w:rPr>
+                <w:rFonts w:ascii="Old Standard TT" w:cs="Old Standard TT" w:eastAsia="Old Standard TT" w:hAnsi="Old Standard TT"/>
+              </w:rPr>
+              <w:spacing w:after="40" w:line="252" w:lineRule="auto"/>
+            </w:pPr>
+            <w:r>
+              <w:rPr>
+                <w:rFonts w:ascii="Old Standard TT" w:hAnsi="Old Standard TT" w:cs="Old Standard TT"/>
+                <w:sz w:val="20"/>
+                <w:szCs w:val="20"/>
+                <w:color w:val="000000"/>
+              </w:rPr>
+              <w:t xml:space="preserve">first</w:t>
+            </w:r>
+          </w:p>
+        </w:tc>
+        <w:tc>
+          <w:tcPr>
+            <w:tcW w:w="1800" w:type="dxa"/>
+            <w:vAlign w:val="center"/>
+          </w:tcPr>
+          <w:p>
+            <w:pPr>
+              <w:rPr>
+                <w:rFonts w:ascii="Old Standard TT" w:cs="Old Standard TT" w:eastAsia="Old Standard TT" w:hAnsi="Old Standard TT"/>
+              </w:rPr>
+              <w:spacing w:after="40" w:line="252" w:lineRule="auto"/>
+            </w:pPr>
+            <w:r>
+              <w:rPr>
+                <w:rFonts w:ascii="Old Standard TT" w:hAnsi="Old Standard TT" w:cs="Old Standard TT"/>
+                <w:sz w:val="20"/>
+                <w:szCs w:val="20"/>
+                <w:color w:val="000000"/>
+              </w:rPr>
+              <w:t xml:space="preserve">4/4</w:t>
+            </w:r>
+          </w:p>
+        </w:tc>
+        <w:tc>
+          <w:tcPr>
+            <w:tcW w:w="1800" w:type="dxa"/>
+            <w:vAlign w:val="center"/>
+          </w:tcPr>
+          <w:p>
+            <w:pPr>
+              <w:rPr>
+                <w:rFonts w:ascii="Old Standard TT" w:cs="Old Standard TT" w:eastAsia="Old Standard TT" w:hAnsi="Old Standard TT"/>
+              </w:rPr>
+              <w:spacing w:after="40" w:line="252" w:lineRule="auto"/>
+            </w:pPr>
+            <w:r>
+              <w:rPr>
+                <w:rFonts w:ascii="Old Standard TT" w:hAnsi="Old Standard TT" w:cs="Old Standard TT"/>
+                <w:sz w:val="20"/>
+                <w:szCs w:val="20"/>
+                <w:color w:val="000000"/>
+              </w:rPr>
+              <w:t xml:space="preserve">0/4</w:t>
+            </w:r>
+          </w:p>
+        </w:tc>
+        <w:tc>
+          <w:tcPr>
+            <w:tcW w:w="2410" w:type="dxa"/>
+            <w:vAlign w:val="center"/>
+          </w:tcPr>
+          <w:p>
+            <w:pPr>
+              <w:rPr>
+                <w:rFonts w:ascii="Old Standard TT" w:cs="Old Standard TT" w:eastAsia="Old Standard TT" w:hAnsi="Old Standard TT"/>
+              </w:rPr>
+              <w:spacing w:after="40" w:line="252" w:lineRule="auto"/>
+            </w:pPr>
+            <w:r>
+              <w:rPr>
+                <w:rFonts w:ascii="Old Standard TT" w:hAnsi="Old Standard TT" w:cs="Old Standard TT"/>
+                <w:sz w:val="20"/>
+                <w:szCs w:val="20"/>
+                <w:color w:val="000000"/>
+              </w:rPr>
+              <w:t xml:space="preserve">4/4</w:t>
+            </w:r>
+          </w:p>
+        </w:tc>
+      </w:tr>
+      <w:tr>
+        <w:trPr>
+          <w:cantSplit w:val="1"/>
+        </w:trPr>
+        <w:tc>
+          <w:tcPr>
+            <w:tcW w:w="1500" w:type="dxa"/>
+            <w:vAlign w:val="center"/>
+          </w:tcPr>
+          <w:p>
+            <w:pPr>
+              <w:rPr>
+                <w:rFonts w:ascii="Old Standard TT" w:cs="Old Standard TT" w:eastAsia="Old Standard TT" w:hAnsi="Old Standard TT"/>
+              </w:rPr>
+              <w:spacing w:after="40" w:line="252" w:lineRule="auto"/>
+            </w:pPr>
+            <w:r>
+              <w:rPr>
+                <w:rFonts w:ascii="Old Standard TT" w:hAnsi="Old Standard TT" w:cs="Old Standard TT"/>
+                <w:sz w:val="20"/>
+                <w:szCs w:val="20"/>
+                <w:color w:val="000000"/>
+              </w:rPr>
+              <w:t xml:space="preserve">Qwen</w:t>
+            </w:r>
+          </w:p>
+        </w:tc>
+        <w:tc>
+          <w:tcPr>
+            <w:tcW w:w="650" w:type="dxa"/>
+            <w:vAlign w:val="center"/>
+          </w:tcPr>
+          <w:p>
+            <w:pPr>
+              <w:rPr>
+                <w:rFonts w:ascii="Old Standard TT" w:cs="Old Standard TT" w:eastAsia="Old Standard TT" w:hAnsi="Old Standard TT"/>
+              </w:rPr>
+              <w:spacing w:after="40" w:line="252" w:lineRule="auto"/>
+            </w:pPr>
+            <w:r>
+              <w:rPr>
+                <w:rFonts w:ascii="Old Standard TT" w:hAnsi="Old Standard TT" w:cs="Old Standard TT"/>
+                <w:sz w:val="20"/>
+                <w:szCs w:val="20"/>
+                <w:color w:val="000000"/>
+              </w:rPr>
+              <w:t xml:space="preserve">D</w:t>
+            </w:r>
+          </w:p>
+        </w:tc>
+        <w:tc>
+          <w:tcPr>
+            <w:tcW w:w="1200" w:type="dxa"/>
+            <w:vAlign w:val="center"/>
+          </w:tcPr>
+          <w:p>
+            <w:pPr>
+              <w:rPr>
+                <w:rFonts w:ascii="Old Standard TT" w:cs="Old Standard TT" w:eastAsia="Old Standard TT" w:hAnsi="Old Standard TT"/>
+              </w:rPr>
+              <w:spacing w:after="40" w:line="252" w:lineRule="auto"/>
+            </w:pPr>
+            <w:r>
+              <w:rPr>
+                <w:rFonts w:ascii="Old Standard TT" w:hAnsi="Old Standard TT" w:cs="Old Standard TT"/>
+                <w:sz w:val="20"/>
+                <w:szCs w:val="20"/>
+                <w:color w:val="000000"/>
+              </w:rPr>
+              <w:t xml:space="preserve">last</w:t>
+            </w:r>
+          </w:p>
+        </w:tc>
+        <w:tc>
+          <w:tcPr>
+            <w:tcW w:w="1800" w:type="dxa"/>
+            <w:vAlign w:val="center"/>
+          </w:tcPr>
+          <w:p>
+            <w:pPr>
+              <w:rPr>
+                <w:rFonts w:ascii="Old Standard TT" w:cs="Old Standard TT" w:eastAsia="Old Standard TT" w:hAnsi="Old Standard TT"/>
+              </w:rPr>
+              <w:spacing w:after="40" w:line="252" w:lineRule="auto"/>
+            </w:pPr>
+            <w:r>
+              <w:rPr>
+                <w:rFonts w:ascii="Old Standard TT" w:hAnsi="Old Standard TT" w:cs="Old Standard TT"/>
+                <w:sz w:val="20"/>
+                <w:szCs w:val="20"/>
+                <w:color w:val="000000"/>
+              </w:rPr>
+              <w:t xml:space="preserve">4/4</w:t>
+            </w:r>
+          </w:p>
+        </w:tc>
+        <w:tc>
+          <w:tcPr>
+            <w:tcW w:w="1800" w:type="dxa"/>
+            <w:vAlign w:val="center"/>
+          </w:tcPr>
+          <w:p>
+            <w:pPr>
+              <w:rPr>
+                <w:rFonts w:ascii="Old Standard TT" w:cs="Old Standard TT" w:eastAsia="Old Standard TT" w:hAnsi="Old Standard TT"/>
+              </w:rPr>
+              <w:spacing w:after="40" w:line="252" w:lineRule="auto"/>
+            </w:pPr>
+            <w:r>
+              <w:rPr>
+                <w:rFonts w:ascii="Old Standard TT" w:hAnsi="Old Standard TT" w:cs="Old Standard TT"/>
+                <w:sz w:val="20"/>
+                <w:szCs w:val="20"/>
+                <w:color w:val="000000"/>
+              </w:rPr>
+              <w:t xml:space="preserve">0/4</w:t>
+            </w:r>
+          </w:p>
+        </w:tc>
+        <w:tc>
+          <w:tcPr>
+            <w:tcW w:w="2410" w:type="dxa"/>
+            <w:vAlign w:val="center"/>
+          </w:tcPr>
+          <w:p>
+            <w:pPr>
+              <w:rPr>
+                <w:rFonts w:ascii="Old Standard TT" w:cs="Old Standard TT" w:eastAsia="Old Standard TT" w:hAnsi="Old Standard TT"/>
+              </w:rPr>
+              <w:spacing w:after="40" w:line="252" w:lineRule="auto"/>
+            </w:pPr>
+            <w:r>
+              <w:rPr>
+                <w:rFonts w:ascii="Old Standard TT" w:hAnsi="Old Standard TT" w:cs="Old Standard TT"/>
+                <w:sz w:val="20"/>
+                <w:szCs w:val="20"/>
+                <w:color w:val="000000"/>
+              </w:rPr>
+              <w:t xml:space="preserve">4/4</w:t>
+            </w:r>
+          </w:p>
+        </w:tc>
+      </w:tr>
+      <w:tr>
+        <w:trPr>
+          <w:cantSplit w:val="1"/>
+        </w:trPr>
+        <w:tc>
+          <w:tcPr>
+            <w:tcW w:w="1500" w:type="dxa"/>
+            <w:vAlign w:val="center"/>
+          </w:tcPr>
+          <w:p>
+            <w:pPr>
+              <w:rPr>
+                <w:rFonts w:ascii="Old Standard TT" w:cs="Old Standard TT" w:eastAsia="Old Standard TT" w:hAnsi="Old Standard TT"/>
+              </w:rPr>
+              <w:spacing w:after="40" w:line="252" w:lineRule="auto"/>
+            </w:pPr>
+            <w:r>
+              <w:rPr>
+                <w:rFonts w:ascii="Old Standard TT" w:hAnsi="Old Standard TT" w:cs="Old Standard TT"/>
+                <w:sz w:val="20"/>
+                <w:szCs w:val="20"/>
+                <w:color w:val="000000"/>
+              </w:rPr>
+              <w:t xml:space="preserve">GPT-OSS</w:t>
+            </w:r>
+          </w:p>
+        </w:tc>
+        <w:tc>
+          <w:tcPr>
+            <w:tcW w:w="650" w:type="dxa"/>
+            <w:vAlign w:val="center"/>
+          </w:tcPr>
+          <w:p>
+            <w:pPr>
+              <w:rPr>
+                <w:rFonts w:ascii="Old Standard TT" w:cs="Old Standard TT" w:eastAsia="Old Standard TT" w:hAnsi="Old Standard TT"/>
+              </w:rPr>
+              <w:spacing w:after="40" w:line="252" w:lineRule="auto"/>
+            </w:pPr>
+            <w:r>
+              <w:rPr>
+                <w:rFonts w:ascii="Old Standard TT" w:hAnsi="Old Standard TT" w:cs="Old Standard TT"/>
+                <w:sz w:val="20"/>
+                <w:szCs w:val="20"/>
+                <w:color w:val="000000"/>
+              </w:rPr>
+              <w:t xml:space="preserve">A</w:t>
+            </w:r>
+          </w:p>
+        </w:tc>
+        <w:tc>
+          <w:tcPr>
+            <w:tcW w:w="1200" w:type="dxa"/>
+            <w:vAlign w:val="center"/>
+          </w:tcPr>
+          <w:p>
+            <w:pPr>
+              <w:rPr>
+                <w:rFonts w:ascii="Old Standard TT" w:cs="Old Standard TT" w:eastAsia="Old Standard TT" w:hAnsi="Old Standard TT"/>
+              </w:rPr>
+              <w:spacing w:after="40" w:line="252" w:lineRule="auto"/>
+            </w:pPr>
+            <w:r>
+              <w:rPr>
+                <w:rFonts w:ascii="Old Standard TT" w:hAnsi="Old Standard TT" w:cs="Old Standard TT"/>
+                <w:sz w:val="20"/>
+                <w:szCs w:val="20"/>
+                <w:color w:val="000000"/>
+              </w:rPr>
+              <w:t xml:space="preserve">first</w:t>
+            </w:r>
+          </w:p>
+        </w:tc>
+        <w:tc>
+          <w:tcPr>
+            <w:tcW w:w="1800" w:type="dxa"/>
+            <w:vAlign w:val="center"/>
+          </w:tcPr>
+          <w:p>
+            <w:pPr>
+              <w:rPr>
+                <w:rFonts w:ascii="Old Standard TT" w:cs="Old Standard TT" w:eastAsia="Old Standard TT" w:hAnsi="Old Standard TT"/>
+              </w:rPr>
+              <w:spacing w:after="40" w:line="252" w:lineRule="auto"/>
+            </w:pPr>
+            <w:r>
+              <w:rPr>
+                <w:rFonts w:ascii="Old Standard TT" w:hAnsi="Old Standard TT" w:cs="Old Standard TT"/>
+                <w:sz w:val="20"/>
+                <w:szCs w:val="20"/>
+                <w:color w:val="000000"/>
+              </w:rPr>
+              <w:t xml:space="preserve">6/6</w:t>
+            </w:r>
+          </w:p>
+        </w:tc>
+        <w:tc>
+          <w:tcPr>
+            <w:tcW w:w="1800" w:type="dxa"/>
+            <w:vAlign w:val="center"/>
+          </w:tcPr>
+          <w:p>
+            <w:pPr>
+              <w:rPr>
+                <w:rFonts w:ascii="Old Standard TT" w:cs="Old Standard TT" w:eastAsia="Old Standard TT" w:hAnsi="Old Standard TT"/>
+              </w:rPr>
+              <w:spacing w:after="40" w:line="252" w:lineRule="auto"/>
+            </w:pPr>
+            <w:r>
+              <w:rPr>
+                <w:rFonts w:ascii="Old Standard TT" w:hAnsi="Old Standard TT" w:cs="Old Standard TT"/>
+                <w:sz w:val="20"/>
+                <w:szCs w:val="20"/>
+                <w:color w:val="000000"/>
+              </w:rPr>
+              <w:t xml:space="preserve">0/6</w:t>
+            </w:r>
+          </w:p>
+        </w:tc>
+        <w:tc>
+          <w:tcPr>
+            <w:tcW w:w="2410" w:type="dxa"/>
+            <w:vAlign w:val="center"/>
+          </w:tcPr>
+          <w:p>
+            <w:pPr>
+              <w:rPr>
+                <w:rFonts w:ascii="Old Standard TT" w:cs="Old Standard TT" w:eastAsia="Old Standard TT" w:hAnsi="Old Standard TT"/>
+              </w:rPr>
+              <w:spacing w:after="40" w:line="252" w:lineRule="auto"/>
+            </w:pPr>
+            <w:r>
+              <w:rPr>
+                <w:rFonts w:ascii="Old Standard TT" w:hAnsi="Old Standard TT" w:cs="Old Standard TT"/>
+                <w:sz w:val="20"/>
+                <w:szCs w:val="20"/>
+                <w:color w:val="000000"/>
+              </w:rPr>
+              <w:t xml:space="preserve">6/6</w:t>
+            </w:r>
+          </w:p>
+        </w:tc>
+      </w:tr>
+      <w:tr>
+        <w:trPr>
+          <w:cantSplit w:val="1"/>
+        </w:trPr>
+        <w:tc>
+          <w:tcPr>
+            <w:tcW w:w="1500" w:type="dxa"/>
+            <w:vAlign w:val="center"/>
+          </w:tcPr>
+          <w:p>
+            <w:pPr>
+              <w:rPr>
+                <w:rFonts w:ascii="Old Standard TT" w:cs="Old Standard TT" w:eastAsia="Old Standard TT" w:hAnsi="Old Standard TT"/>
+              </w:rPr>
+              <w:spacing w:after="40" w:line="252" w:lineRule="auto"/>
+            </w:pPr>
+            <w:r>
+              <w:rPr>
+                <w:rFonts w:ascii="Old Standard TT" w:hAnsi="Old Standard TT" w:cs="Old Standard TT"/>
+                <w:sz w:val="20"/>
+                <w:szCs w:val="20"/>
+                <w:color w:val="000000"/>
+              </w:rPr>
+              <w:t xml:space="preserve">GPT-OSS</w:t>
+            </w:r>
+          </w:p>
+        </w:tc>
+        <w:tc>
+          <w:tcPr>
+            <w:tcW w:w="650" w:type="dxa"/>
+            <w:vAlign w:val="center"/>
+          </w:tcPr>
+          <w:p>
+            <w:pPr>
+              <w:rPr>
+                <w:rFonts w:ascii="Old Standard TT" w:cs="Old Standard TT" w:eastAsia="Old Standard TT" w:hAnsi="Old Standard TT"/>
+              </w:rPr>
+              <w:spacing w:after="40" w:line="252" w:lineRule="auto"/>
+            </w:pPr>
+            <w:r>
+              <w:rPr>
+                <w:rFonts w:ascii="Old Standard TT" w:hAnsi="Old Standard TT" w:cs="Old Standard TT"/>
+                <w:sz w:val="20"/>
+                <w:szCs w:val="20"/>
+                <w:color w:val="000000"/>
+              </w:rPr>
+              <w:t xml:space="preserve">A</w:t>
+            </w:r>
+          </w:p>
+        </w:tc>
+        <w:tc>
+          <w:tcPr>
+            <w:tcW w:w="1200" w:type="dxa"/>
+            <w:vAlign w:val="center"/>
+          </w:tcPr>
+          <w:p>
+            <w:pPr>
+              <w:rPr>
+                <w:rFonts w:ascii="Old Standard TT" w:cs="Old Standard TT" w:eastAsia="Old Standard TT" w:hAnsi="Old Standard TT"/>
+              </w:rPr>
+              <w:spacing w:after="40" w:line="252" w:lineRule="auto"/>
+            </w:pPr>
+            <w:r>
+              <w:rPr>
+                <w:rFonts w:ascii="Old Standard TT" w:hAnsi="Old Standard TT" w:cs="Old Standard TT"/>
+                <w:sz w:val="20"/>
+                <w:szCs w:val="20"/>
+                <w:color w:val="000000"/>
+              </w:rPr>
+              <w:t xml:space="preserve">last</w:t>
+            </w:r>
+          </w:p>
+        </w:tc>
+        <w:tc>
+          <w:tcPr>
+            <w:tcW w:w="1800" w:type="dxa"/>
+            <w:vAlign w:val="center"/>
+          </w:tcPr>
+          <w:p>
+            <w:pPr>
+              <w:rPr>
+                <w:rFonts w:ascii="Old Standard TT" w:cs="Old Standard TT" w:eastAsia="Old Standard TT" w:hAnsi="Old Standard TT"/>
+              </w:rPr>
+              <w:spacing w:after="40" w:line="252" w:lineRule="auto"/>
+            </w:pPr>
+            <w:r>
+              <w:rPr>
+                <w:rFonts w:ascii="Old Standard TT" w:hAnsi="Old Standard TT" w:cs="Old Standard TT"/>
+                <w:sz w:val="20"/>
+                <w:szCs w:val="20"/>
+                <w:color w:val="000000"/>
+              </w:rPr>
+              <w:t xml:space="preserve">6/6</w:t>
+            </w:r>
+          </w:p>
+        </w:tc>
+        <w:tc>
+          <w:tcPr>
+            <w:tcW w:w="1800" w:type="dxa"/>
+            <w:vAlign w:val="center"/>
+          </w:tcPr>
+          <w:p>
+            <w:pPr>
+              <w:rPr>
+                <w:rFonts w:ascii="Old Standard TT" w:cs="Old Standard TT" w:eastAsia="Old Standard TT" w:hAnsi="Old Standard TT"/>
+              </w:rPr>
+              <w:spacing w:after="40" w:line="252" w:lineRule="auto"/>
+            </w:pPr>
+            <w:r>
+              <w:rPr>
+                <w:rFonts w:ascii="Old Standard TT" w:hAnsi="Old Standard TT" w:cs="Old Standard TT"/>
+                <w:sz w:val="20"/>
+                <w:szCs w:val="20"/>
+                <w:color w:val="000000"/>
+              </w:rPr>
+              <w:t xml:space="preserve">0/6</w:t>
+            </w:r>
+          </w:p>
+        </w:tc>
+        <w:tc>
+          <w:tcPr>
+            <w:tcW w:w="2410" w:type="dxa"/>
+            <w:vAlign w:val="center"/>
+          </w:tcPr>
+          <w:p>
+            <w:pPr>
+              <w:rPr>
+                <w:rFonts w:ascii="Old Standard TT" w:cs="Old Standard TT" w:eastAsia="Old Standard TT" w:hAnsi="Old Standard TT"/>
+              </w:rPr>
+              <w:spacing w:after="40" w:line="252" w:lineRule="auto"/>
+            </w:pPr>
+            <w:r>
+              <w:rPr>
+                <w:rFonts w:ascii="Old Standard TT" w:hAnsi="Old Standard TT" w:cs="Old Standard TT"/>
+                <w:sz w:val="20"/>
+                <w:szCs w:val="20"/>
+                <w:color w:val="000000"/>
+              </w:rPr>
+              <w:t xml:space="preserve">6/6</w:t>
+            </w:r>
+          </w:p>
+        </w:tc>
+      </w:tr>
+      <w:tr>
+        <w:trPr>
+          <w:cantSplit w:val="1"/>
+        </w:trPr>
+        <w:tc>
+          <w:tcPr>
+            <w:tcW w:w="1500" w:type="dxa"/>
+            <w:vAlign w:val="center"/>
+          </w:tcPr>
+          <w:p>
+            <w:pPr>
+              <w:rPr>
+                <w:rFonts w:ascii="Old Standard TT" w:cs="Old Standard TT" w:eastAsia="Old Standard TT" w:hAnsi="Old Standard TT"/>
+              </w:rPr>
+              <w:spacing w:after="40" w:line="252" w:lineRule="auto"/>
+            </w:pPr>
+            <w:r>
+              <w:rPr>
+                <w:rFonts w:ascii="Old Standard TT" w:hAnsi="Old Standard TT" w:cs="Old Standard TT"/>
+                <w:sz w:val="20"/>
+                <w:szCs w:val="20"/>
+                <w:color w:val="000000"/>
+              </w:rPr>
+              <w:t xml:space="preserve">GPT-OSS</w:t>
+            </w:r>
+          </w:p>
+        </w:tc>
+        <w:tc>
+          <w:tcPr>
+            <w:tcW w:w="650" w:type="dxa"/>
+            <w:vAlign w:val="center"/>
+          </w:tcPr>
+          <w:p>
+            <w:pPr>
+              <w:rPr>
+                <w:rFonts w:ascii="Old Standard TT" w:cs="Old Standard TT" w:eastAsia="Old Standard TT" w:hAnsi="Old Standard TT"/>
+              </w:rPr>
+              <w:spacing w:after="40" w:line="252" w:lineRule="auto"/>
+            </w:pPr>
+            <w:r>
+              <w:rPr>
+                <w:rFonts w:ascii="Old Standard TT" w:hAnsi="Old Standard TT" w:cs="Old Standard TT"/>
+                <w:sz w:val="20"/>
+                <w:szCs w:val="20"/>
+                <w:color w:val="000000"/>
+              </w:rPr>
+              <w:t xml:space="preserve">B</w:t>
+            </w:r>
+          </w:p>
+        </w:tc>
+        <w:tc>
+          <w:tcPr>
+            <w:tcW w:w="1200" w:type="dxa"/>
+            <w:vAlign w:val="center"/>
+          </w:tcPr>
+          <w:p>
+            <w:pPr>
+              <w:rPr>
+                <w:rFonts w:ascii="Old Standard TT" w:cs="Old Standard TT" w:eastAsia="Old Standard TT" w:hAnsi="Old Standard TT"/>
+              </w:rPr>
+              <w:spacing w:after="40" w:line="252" w:lineRule="auto"/>
+            </w:pPr>
+            <w:r>
+              <w:rPr>
+                <w:rFonts w:ascii="Old Standard TT" w:hAnsi="Old Standard TT" w:cs="Old Standard TT"/>
+                <w:sz w:val="20"/>
+                <w:szCs w:val="20"/>
+                <w:color w:val="000000"/>
+              </w:rPr>
+              <w:t xml:space="preserve">first</w:t>
+            </w:r>
+          </w:p>
+        </w:tc>
+        <w:tc>
+          <w:tcPr>
+            <w:tcW w:w="1800" w:type="dxa"/>
+            <w:vAlign w:val="center"/>
+          </w:tcPr>
+          <w:p>
+            <w:pPr>
+              <w:rPr>
+                <w:rFonts w:ascii="Old Standard TT" w:cs="Old Standard TT" w:eastAsia="Old Standard TT" w:hAnsi="Old Standard TT"/>
+              </w:rPr>
+              <w:spacing w:after="40" w:line="252" w:lineRule="auto"/>
+            </w:pPr>
+            <w:r>
+              <w:rPr>
+                <w:rFonts w:ascii="Old Standard TT" w:hAnsi="Old Standard TT" w:cs="Old Standard TT"/>
+                <w:sz w:val="20"/>
+                <w:szCs w:val="20"/>
+                <w:color w:val="000000"/>
+              </w:rPr>
+              <w:t xml:space="preserve">5/5</w:t>
+            </w:r>
+          </w:p>
+        </w:tc>
+        <w:tc>
+          <w:tcPr>
+            <w:tcW w:w="1800" w:type="dxa"/>
+            <w:vAlign w:val="center"/>
+          </w:tcPr>
+          <w:p>
+            <w:pPr>
+              <w:rPr>
+                <w:rFonts w:ascii="Old Standard TT" w:cs="Old Standard TT" w:eastAsia="Old Standard TT" w:hAnsi="Old Standard TT"/>
+              </w:rPr>
+              <w:spacing w:after="40" w:line="252" w:lineRule="auto"/>
+            </w:pPr>
+            <w:r>
+              <w:rPr>
+                <w:rFonts w:ascii="Old Standard TT" w:hAnsi="Old Standard TT" w:cs="Old Standard TT"/>
+                <w:sz w:val="20"/>
+                <w:szCs w:val="20"/>
+                <w:color w:val="000000"/>
+              </w:rPr>
+              <w:t xml:space="preserve">0/5</w:t>
+            </w:r>
+          </w:p>
+        </w:tc>
+        <w:tc>
+          <w:tcPr>
+            <w:tcW w:w="2410" w:type="dxa"/>
+            <w:vAlign w:val="center"/>
+          </w:tcPr>
+          <w:p>
+            <w:pPr>
+              <w:rPr>
+                <w:rFonts w:ascii="Old Standard TT" w:cs="Old Standard TT" w:eastAsia="Old Standard TT" w:hAnsi="Old Standard TT"/>
+              </w:rPr>
+              <w:spacing w:after="40" w:line="252" w:lineRule="auto"/>
+            </w:pPr>
+            <w:r>
+              <w:rPr>
+                <w:rFonts w:ascii="Old Standard TT" w:hAnsi="Old Standard TT" w:cs="Old Standard TT"/>
+                <w:sz w:val="20"/>
+                <w:szCs w:val="20"/>
+                <w:color w:val="000000"/>
+              </w:rPr>
+              <w:t xml:space="preserve">5/5</w:t>
+            </w:r>
+          </w:p>
+        </w:tc>
+      </w:tr>
+      <w:tr>
+        <w:trPr>
+          <w:cantSplit w:val="1"/>
+        </w:trPr>
+        <w:tc>
+          <w:tcPr>
+            <w:tcW w:w="1500" w:type="dxa"/>
+            <w:vAlign w:val="center"/>
+          </w:tcPr>
+          <w:p>
+            <w:pPr>
+              <w:rPr>
+                <w:rFonts w:ascii="Old Standard TT" w:cs="Old Standard TT" w:eastAsia="Old Standard TT" w:hAnsi="Old Standard TT"/>
+              </w:rPr>
+              <w:spacing w:after="40" w:line="252" w:lineRule="auto"/>
+            </w:pPr>
+            <w:r>
+              <w:rPr>
+                <w:rFonts w:ascii="Old Standard TT" w:hAnsi="Old Standard TT" w:cs="Old Standard TT"/>
+                <w:sz w:val="20"/>
+                <w:szCs w:val="20"/>
+                <w:color w:val="000000"/>
+              </w:rPr>
+              <w:t xml:space="preserve">GPT-OSS</w:t>
+            </w:r>
+          </w:p>
+        </w:tc>
+        <w:tc>
+          <w:tcPr>
+            <w:tcW w:w="650" w:type="dxa"/>
+            <w:vAlign w:val="center"/>
+          </w:tcPr>
+          <w:p>
+            <w:pPr>
+              <w:rPr>
+                <w:rFonts w:ascii="Old Standard TT" w:cs="Old Standard TT" w:eastAsia="Old Standard TT" w:hAnsi="Old Standard TT"/>
+              </w:rPr>
+              <w:spacing w:after="40" w:line="252" w:lineRule="auto"/>
+            </w:pPr>
+            <w:r>
+              <w:rPr>
+                <w:rFonts w:ascii="Old Standard TT" w:hAnsi="Old Standard TT" w:cs="Old Standard TT"/>
+                <w:sz w:val="20"/>
+                <w:szCs w:val="20"/>
+                <w:color w:val="000000"/>
+              </w:rPr>
+              <w:t xml:space="preserve">B</w:t>
+            </w:r>
+          </w:p>
+        </w:tc>
+        <w:tc>
+          <w:tcPr>
+            <w:tcW w:w="1200" w:type="dxa"/>
+            <w:vAlign w:val="center"/>
+          </w:tcPr>
+          <w:p>
+            <w:pPr>
+              <w:rPr>
+                <w:rFonts w:ascii="Old Standard TT" w:cs="Old Standard TT" w:eastAsia="Old Standard TT" w:hAnsi="Old Standard TT"/>
+              </w:rPr>
+              <w:spacing w:after="40" w:line="252" w:lineRule="auto"/>
+            </w:pPr>
+            <w:r>
+              <w:rPr>
+                <w:rFonts w:ascii="Old Standard TT" w:hAnsi="Old Standard TT" w:cs="Old Standard TT"/>
+                <w:sz w:val="20"/>
+                <w:szCs w:val="20"/>
+                <w:color w:val="000000"/>
+              </w:rPr>
+              <w:t xml:space="preserve">last</w:t>
+            </w:r>
+          </w:p>
+        </w:tc>
+        <w:tc>
+          <w:tcPr>
+            <w:tcW w:w="1800" w:type="dxa"/>
+            <w:vAlign w:val="center"/>
+          </w:tcPr>
+          <w:p>
+            <w:pPr>
+              <w:rPr>
+                <w:rFonts w:ascii="Old Standard TT" w:cs="Old Standard TT" w:eastAsia="Old Standard TT" w:hAnsi="Old Standard TT"/>
+              </w:rPr>
+              <w:spacing w:after="40" w:line="252" w:lineRule="auto"/>
+            </w:pPr>
+            <w:r>
+              <w:rPr>
+                <w:rFonts w:ascii="Old Standard TT" w:hAnsi="Old Standard TT" w:cs="Old Standard TT"/>
+                <w:sz w:val="20"/>
+                <w:szCs w:val="20"/>
+                <w:color w:val="000000"/>
+              </w:rPr>
+              <w:t xml:space="preserve">6/6</w:t>
+            </w:r>
+          </w:p>
+        </w:tc>
+        <w:tc>
+          <w:tcPr>
+            <w:tcW w:w="1800" w:type="dxa"/>
+            <w:vAlign w:val="center"/>
+          </w:tcPr>
+          <w:p>
+            <w:pPr>
+              <w:rPr>
+                <w:rFonts w:ascii="Old Standard TT" w:cs="Old Standard TT" w:eastAsia="Old Standard TT" w:hAnsi="Old Standard TT"/>
+              </w:rPr>
+              <w:spacing w:after="40" w:line="252" w:lineRule="auto"/>
+            </w:pPr>
+            <w:r>
+              <w:rPr>
+                <w:rFonts w:ascii="Old Standard TT" w:hAnsi="Old Standard TT" w:cs="Old Standard TT"/>
+                <w:sz w:val="20"/>
+                <w:szCs w:val="20"/>
+                <w:color w:val="000000"/>
+              </w:rPr>
+              <w:t xml:space="preserve">0/6</w:t>
+            </w:r>
+          </w:p>
+        </w:tc>
+        <w:tc>
+          <w:tcPr>
+            <w:tcW w:w="2410" w:type="dxa"/>
+            <w:vAlign w:val="center"/>
+          </w:tcPr>
+          <w:p>
+            <w:pPr>
+              <w:rPr>
+                <w:rFonts w:ascii="Old Standard TT" w:cs="Old Standard TT" w:eastAsia="Old Standard TT" w:hAnsi="Old Standard TT"/>
+              </w:rPr>
+              <w:spacing w:after="40" w:line="252" w:lineRule="auto"/>
+            </w:pPr>
+            <w:r>
+              <w:rPr>
+                <w:rFonts w:ascii="Old Standard TT" w:hAnsi="Old Standard TT" w:cs="Old Standard TT"/>
+                <w:sz w:val="20"/>
+                <w:szCs w:val="20"/>
+                <w:color w:val="000000"/>
+              </w:rPr>
+              <w:t xml:space="preserve">6/6</w:t>
+            </w:r>
+          </w:p>
+        </w:tc>
+      </w:tr>
+      <w:tr>
+        <w:trPr>
+          <w:cantSplit w:val="1"/>
+        </w:trPr>
+        <w:tc>
+          <w:tcPr>
+            <w:tcW w:w="1500" w:type="dxa"/>
+            <w:vAlign w:val="center"/>
+          </w:tcPr>
+          <w:p>
+            <w:pPr>
+              <w:rPr>
+                <w:rFonts w:ascii="Old Standard TT" w:cs="Old Standard TT" w:eastAsia="Old Standard TT" w:hAnsi="Old Standard TT"/>
+              </w:rPr>
+              <w:spacing w:after="40" w:line="252" w:lineRule="auto"/>
+            </w:pPr>
+            <w:r>
+              <w:rPr>
+                <w:rFonts w:ascii="Old Standard TT" w:hAnsi="Old Standard TT" w:cs="Old Standard TT"/>
+                <w:sz w:val="20"/>
+                <w:szCs w:val="20"/>
+                <w:color w:val="000000"/>
+              </w:rPr>
+              <w:t xml:space="preserve">GPT-OSS</w:t>
+            </w:r>
+          </w:p>
+        </w:tc>
+        <w:tc>
+          <w:tcPr>
+            <w:tcW w:w="650" w:type="dxa"/>
+            <w:vAlign w:val="center"/>
+          </w:tcPr>
+          <w:p>
+            <w:pPr>
+              <w:rPr>
+                <w:rFonts w:ascii="Old Standard TT" w:cs="Old Standard TT" w:eastAsia="Old Standard TT" w:hAnsi="Old Standard TT"/>
+              </w:rPr>
+              <w:spacing w:after="40" w:line="252" w:lineRule="auto"/>
+            </w:pPr>
+            <w:r>
+              <w:rPr>
+                <w:rFonts w:ascii="Old Standard TT" w:hAnsi="Old Standard TT" w:cs="Old Standard TT"/>
+                <w:sz w:val="20"/>
+                <w:szCs w:val="20"/>
+                <w:color w:val="000000"/>
+              </w:rPr>
+              <w:t xml:space="preserve">C</w:t>
+            </w:r>
+          </w:p>
+        </w:tc>
+        <w:tc>
+          <w:tcPr>
+            <w:tcW w:w="1200" w:type="dxa"/>
+            <w:vAlign w:val="center"/>
+          </w:tcPr>
+          <w:p>
+            <w:pPr>
+              <w:rPr>
+                <w:rFonts w:ascii="Old Standard TT" w:cs="Old Standard TT" w:eastAsia="Old Standard TT" w:hAnsi="Old Standard TT"/>
+              </w:rPr>
+              <w:spacing w:after="40" w:line="252" w:lineRule="auto"/>
+            </w:pPr>
+            <w:r>
+              <w:rPr>
+                <w:rFonts w:ascii="Old Standard TT" w:hAnsi="Old Standard TT" w:cs="Old Standard TT"/>
+                <w:sz w:val="20"/>
+                <w:szCs w:val="20"/>
+                <w:color w:val="000000"/>
+              </w:rPr>
+              <w:t xml:space="preserve">first</w:t>
+            </w:r>
+          </w:p>
+        </w:tc>
+        <w:tc>
+          <w:tcPr>
+            <w:tcW w:w="1800" w:type="dxa"/>
+            <w:vAlign w:val="center"/>
+          </w:tcPr>
+          <w:p>
+            <w:pPr>
+              <w:rPr>
+                <w:rFonts w:ascii="Old Standard TT" w:cs="Old Standard TT" w:eastAsia="Old Standard TT" w:hAnsi="Old Standard TT"/>
+              </w:rPr>
+              <w:spacing w:after="40" w:line="252" w:lineRule="auto"/>
+            </w:pPr>
+            <w:r>
+              <w:rPr>
+                <w:rFonts w:ascii="Old Standard TT" w:hAnsi="Old Standard TT" w:cs="Old Standard TT"/>
+                <w:sz w:val="20"/>
+                <w:szCs w:val="20"/>
+                <w:color w:val="000000"/>
+              </w:rPr>
+              <w:t xml:space="preserve">5/6</w:t>
+            </w:r>
+          </w:p>
+        </w:tc>
+        <w:tc>
+          <w:tcPr>
+            <w:tcW w:w="1800" w:type="dxa"/>
+            <w:vAlign w:val="center"/>
+          </w:tcPr>
+          <w:p>
+            <w:pPr>
+              <w:rPr>
+                <w:rFonts w:ascii="Old Standard TT" w:cs="Old Standard TT" w:eastAsia="Old Standard TT" w:hAnsi="Old Standard TT"/>
+              </w:rPr>
+              <w:spacing w:after="40" w:line="252" w:lineRule="auto"/>
+            </w:pPr>
+            <w:r>
+              <w:rPr>
+                <w:rFonts w:ascii="Old Standard TT" w:hAnsi="Old Standard TT" w:cs="Old Standard TT"/>
+                <w:sz w:val="20"/>
+                <w:szCs w:val="20"/>
+                <w:color w:val="000000"/>
+              </w:rPr>
+              <w:t xml:space="preserve">1/6</w:t>
+            </w:r>
+          </w:p>
+        </w:tc>
+        <w:tc>
+          <w:tcPr>
+            <w:tcW w:w="2410" w:type="dxa"/>
+            <w:vAlign w:val="center"/>
+          </w:tcPr>
+          <w:p>
+            <w:pPr>
+              <w:rPr>
+                <w:rFonts w:ascii="Old Standard TT" w:cs="Old Standard TT" w:eastAsia="Old Standard TT" w:hAnsi="Old Standard TT"/>
+              </w:rPr>
+              <w:spacing w:after="40" w:line="252" w:lineRule="auto"/>
+            </w:pPr>
+            <w:r>
+              <w:rPr>
+                <w:rFonts w:ascii="Old Standard TT" w:hAnsi="Old Standard TT" w:cs="Old Standard TT"/>
+                <w:sz w:val="20"/>
+                <w:szCs w:val="20"/>
+                <w:color w:val="000000"/>
+              </w:rPr>
+              <w:t xml:space="preserve">5/6</w:t>
+            </w:r>
+          </w:p>
+        </w:tc>
+      </w:tr>
+      <w:tr>
+        <w:trPr>
+          <w:cantSplit w:val="1"/>
+        </w:trPr>
+        <w:tc>
+          <w:tcPr>
+            <w:tcW w:w="1500" w:type="dxa"/>
+            <w:vAlign w:val="center"/>
+          </w:tcPr>
+          <w:p>
+            <w:pPr>
+              <w:rPr>
+                <w:rFonts w:ascii="Old Standard TT" w:cs="Old Standard TT" w:eastAsia="Old Standard TT" w:hAnsi="Old Standard TT"/>
+              </w:rPr>
+              <w:spacing w:after="40" w:line="252" w:lineRule="auto"/>
+            </w:pPr>
+            <w:r>
+              <w:rPr>
+                <w:rFonts w:ascii="Old Standard TT" w:hAnsi="Old Standard TT" w:cs="Old Standard TT"/>
+                <w:sz w:val="20"/>
+                <w:szCs w:val="20"/>
+                <w:color w:val="000000"/>
+              </w:rPr>
+              <w:t xml:space="preserve">GPT-OSS</w:t>
+            </w:r>
+          </w:p>
+        </w:tc>
+        <w:tc>
+          <w:tcPr>
+            <w:tcW w:w="650" w:type="dxa"/>
+            <w:vAlign w:val="center"/>
+          </w:tcPr>
+          <w:p>
+            <w:pPr>
+              <w:rPr>
+                <w:rFonts w:ascii="Old Standard TT" w:cs="Old Standard TT" w:eastAsia="Old Standard TT" w:hAnsi="Old Standard TT"/>
+              </w:rPr>
+              <w:spacing w:after="40" w:line="252" w:lineRule="auto"/>
+            </w:pPr>
+            <w:r>
+              <w:rPr>
+                <w:rFonts w:ascii="Old Standard TT" w:hAnsi="Old Standard TT" w:cs="Old Standard TT"/>
+                <w:sz w:val="20"/>
+                <w:szCs w:val="20"/>
+                <w:color w:val="000000"/>
+              </w:rPr>
+              <w:t xml:space="preserve">C</w:t>
+            </w:r>
+          </w:p>
+        </w:tc>
+        <w:tc>
+          <w:tcPr>
+            <w:tcW w:w="1200" w:type="dxa"/>
+            <w:vAlign w:val="center"/>
+          </w:tcPr>
+          <w:p>
+            <w:pPr>
+              <w:rPr>
+                <w:rFonts w:ascii="Old Standard TT" w:cs="Old Standard TT" w:eastAsia="Old Standard TT" w:hAnsi="Old Standard TT"/>
+              </w:rPr>
+              <w:spacing w:after="40" w:line="252" w:lineRule="auto"/>
+            </w:pPr>
+            <w:r>
+              <w:rPr>
+                <w:rFonts w:ascii="Old Standard TT" w:hAnsi="Old Standard TT" w:cs="Old Standard TT"/>
+                <w:sz w:val="20"/>
+                <w:szCs w:val="20"/>
+                <w:color w:val="000000"/>
+              </w:rPr>
+              <w:t xml:space="preserve">last</w:t>
+            </w:r>
+          </w:p>
+        </w:tc>
+        <w:tc>
+          <w:tcPr>
+            <w:tcW w:w="1800" w:type="dxa"/>
+            <w:vAlign w:val="center"/>
+          </w:tcPr>
+          <w:p>
+            <w:pPr>
+              <w:rPr>
+                <w:rFonts w:ascii="Old Standard TT" w:cs="Old Standard TT" w:eastAsia="Old Standard TT" w:hAnsi="Old Standard TT"/>
+              </w:rPr>
+              <w:spacing w:after="40" w:line="252" w:lineRule="auto"/>
+            </w:pPr>
+            <w:r>
+              <w:rPr>
+                <w:rFonts w:ascii="Old Standard TT" w:hAnsi="Old Standard TT" w:cs="Old Standard TT"/>
+                <w:sz w:val="20"/>
+                <w:szCs w:val="20"/>
+                <w:color w:val="000000"/>
+              </w:rPr>
+              <w:t xml:space="preserve">5/6</w:t>
+            </w:r>
+          </w:p>
+        </w:tc>
+        <w:tc>
+          <w:tcPr>
+            <w:tcW w:w="1800" w:type="dxa"/>
+            <w:vAlign w:val="center"/>
+          </w:tcPr>
+          <w:p>
+            <w:pPr>
+              <w:rPr>
+                <w:rFonts w:ascii="Old Standard TT" w:cs="Old Standard TT" w:eastAsia="Old Standard TT" w:hAnsi="Old Standard TT"/>
+              </w:rPr>
+              <w:spacing w:after="40" w:line="252" w:lineRule="auto"/>
+            </w:pPr>
+            <w:r>
+              <w:rPr>
+                <w:rFonts w:ascii="Old Standard TT" w:hAnsi="Old Standard TT" w:cs="Old Standard TT"/>
+                <w:sz w:val="20"/>
+                <w:szCs w:val="20"/>
+                <w:color w:val="000000"/>
+              </w:rPr>
+              <w:t xml:space="preserve">1/6</w:t>
+            </w:r>
+          </w:p>
+        </w:tc>
+        <w:tc>
+          <w:tcPr>
+            <w:tcW w:w="2410" w:type="dxa"/>
+            <w:vAlign w:val="center"/>
+          </w:tcPr>
+          <w:p>
+            <w:pPr>
+              <w:rPr>
+                <w:rFonts w:ascii="Old Standard TT" w:cs="Old Standard TT" w:eastAsia="Old Standard TT" w:hAnsi="Old Standard TT"/>
+              </w:rPr>
+              <w:spacing w:after="40" w:line="252" w:lineRule="auto"/>
+            </w:pPr>
+            <w:r>
+              <w:rPr>
+                <w:rFonts w:ascii="Old Standard TT" w:hAnsi="Old Standard TT" w:cs="Old Standard TT"/>
+                <w:sz w:val="20"/>
+                <w:szCs w:val="20"/>
+                <w:color w:val="000000"/>
+              </w:rPr>
+              <w:t xml:space="preserve">5/6</w:t>
+            </w:r>
+          </w:p>
+        </w:tc>
+      </w:tr>
+      <w:tr>
+        <w:trPr>
+          <w:cantSplit w:val="1"/>
+        </w:trPr>
+        <w:tc>
+          <w:tcPr>
+            <w:tcW w:w="1500" w:type="dxa"/>
+            <w:vAlign w:val="center"/>
+          </w:tcPr>
+          <w:p>
+            <w:pPr>
+              <w:rPr>
+                <w:rFonts w:ascii="Old Standard TT" w:cs="Old Standard TT" w:eastAsia="Old Standard TT" w:hAnsi="Old Standard TT"/>
+              </w:rPr>
+              <w:spacing w:after="40" w:line="252" w:lineRule="auto"/>
+            </w:pPr>
+            <w:r>
+              <w:rPr>
+                <w:rFonts w:ascii="Old Standard TT" w:hAnsi="Old Standard TT" w:cs="Old Standard TT"/>
+                <w:sz w:val="20"/>
+                <w:szCs w:val="20"/>
+                <w:color w:val="000000"/>
+              </w:rPr>
+              <w:t xml:space="preserve">GPT-OSS</w:t>
+            </w:r>
+          </w:p>
+        </w:tc>
+        <w:tc>
+          <w:tcPr>
+            <w:tcW w:w="650" w:type="dxa"/>
+            <w:vAlign w:val="center"/>
+          </w:tcPr>
+          <w:p>
+            <w:pPr>
+              <w:rPr>
+                <w:rFonts w:ascii="Old Standard TT" w:cs="Old Standard TT" w:eastAsia="Old Standard TT" w:hAnsi="Old Standard TT"/>
+              </w:rPr>
+              <w:spacing w:after="40" w:line="252" w:lineRule="auto"/>
+            </w:pPr>
+            <w:r>
+              <w:rPr>
+                <w:rFonts w:ascii="Old Standard TT" w:hAnsi="Old Standard TT" w:cs="Old Standard TT"/>
+                <w:sz w:val="20"/>
+                <w:szCs w:val="20"/>
+                <w:color w:val="000000"/>
+              </w:rPr>
+              <w:t xml:space="preserve">D</w:t>
+            </w:r>
+          </w:p>
+        </w:tc>
+        <w:tc>
+          <w:tcPr>
+            <w:tcW w:w="1200" w:type="dxa"/>
+            <w:vAlign w:val="center"/>
+          </w:tcPr>
+          <w:p>
+            <w:pPr>
+              <w:rPr>
+                <w:rFonts w:ascii="Old Standard TT" w:cs="Old Standard TT" w:eastAsia="Old Standard TT" w:hAnsi="Old Standard TT"/>
+              </w:rPr>
+              <w:spacing w:after="40" w:line="252" w:lineRule="auto"/>
+            </w:pPr>
+            <w:r>
+              <w:rPr>
+                <w:rFonts w:ascii="Old Standard TT" w:hAnsi="Old Standard TT" w:cs="Old Standard TT"/>
+                <w:sz w:val="20"/>
+                <w:szCs w:val="20"/>
+                <w:color w:val="000000"/>
+              </w:rPr>
+              <w:t xml:space="preserve">first</w:t>
+            </w:r>
+          </w:p>
+        </w:tc>
+        <w:tc>
+          <w:tcPr>
+            <w:tcW w:w="1800" w:type="dxa"/>
+            <w:vAlign w:val="center"/>
+          </w:tcPr>
+          <w:p>
+            <w:pPr>
+              <w:rPr>
+                <w:rFonts w:ascii="Old Standard TT" w:cs="Old Standard TT" w:eastAsia="Old Standard TT" w:hAnsi="Old Standard TT"/>
+              </w:rPr>
+              <w:spacing w:after="40" w:line="252" w:lineRule="auto"/>
+            </w:pPr>
+            <w:r>
+              <w:rPr>
+                <w:rFonts w:ascii="Old Standard TT" w:hAnsi="Old Standard TT" w:cs="Old Standard TT"/>
+                <w:sz w:val="20"/>
+                <w:szCs w:val="20"/>
+                <w:color w:val="000000"/>
+              </w:rPr>
+              <w:t xml:space="preserve">6/6</w:t>
+            </w:r>
+          </w:p>
+        </w:tc>
+        <w:tc>
+          <w:tcPr>
+            <w:tcW w:w="1800" w:type="dxa"/>
+            <w:vAlign w:val="center"/>
+          </w:tcPr>
+          <w:p>
+            <w:pPr>
+              <w:rPr>
+                <w:rFonts w:ascii="Old Standard TT" w:cs="Old Standard TT" w:eastAsia="Old Standard TT" w:hAnsi="Old Standard TT"/>
+              </w:rPr>
+              <w:spacing w:after="40" w:line="252" w:lineRule="auto"/>
+            </w:pPr>
+            <w:r>
+              <w:rPr>
+                <w:rFonts w:ascii="Old Standard TT" w:hAnsi="Old Standard TT" w:cs="Old Standard TT"/>
+                <w:sz w:val="20"/>
+                <w:szCs w:val="20"/>
+                <w:color w:val="000000"/>
+              </w:rPr>
+              <w:t xml:space="preserve">0/6</w:t>
+            </w:r>
+          </w:p>
+        </w:tc>
+        <w:tc>
+          <w:tcPr>
+            <w:tcW w:w="2410" w:type="dxa"/>
+            <w:vAlign w:val="center"/>
+          </w:tcPr>
+          <w:p>
+            <w:pPr>
+              <w:rPr>
+                <w:rFonts w:ascii="Old Standard TT" w:cs="Old Standard TT" w:eastAsia="Old Standard TT" w:hAnsi="Old Standard TT"/>
+              </w:rPr>
+              <w:spacing w:after="40" w:line="252" w:lineRule="auto"/>
+            </w:pPr>
+            <w:r>
+              <w:rPr>
+                <w:rFonts w:ascii="Old Standard TT" w:hAnsi="Old Standard TT" w:cs="Old Standard TT"/>
+                <w:sz w:val="20"/>
+                <w:szCs w:val="20"/>
+                <w:color w:val="000000"/>
+              </w:rPr>
+              <w:t xml:space="preserve">6/6</w:t>
+            </w:r>
+          </w:p>
+        </w:tc>
+      </w:tr>
+      <w:tr>
+        <w:trPr>
+          <w:cantSplit w:val="1"/>
+        </w:trPr>
+        <w:tc>
+          <w:tcPr>
+            <w:tcW w:w="1500" w:type="dxa"/>
+            <w:vAlign w:val="center"/>
+          </w:tcPr>
+          <w:p>
+            <w:pPr>
+              <w:rPr>
+                <w:rFonts w:ascii="Old Standard TT" w:cs="Old Standard TT" w:eastAsia="Old Standard TT" w:hAnsi="Old Standard TT"/>
+              </w:rPr>
+              <w:spacing w:after="40" w:line="252" w:lineRule="auto"/>
+            </w:pPr>
+            <w:r>
+              <w:rPr>
+                <w:rFonts w:ascii="Old Standard TT" w:hAnsi="Old Standard TT" w:cs="Old Standard TT"/>
+                <w:sz w:val="20"/>
+                <w:szCs w:val="20"/>
+                <w:color w:val="000000"/>
+              </w:rPr>
+              <w:t xml:space="preserve">GPT-OSS</w:t>
+            </w:r>
+          </w:p>
+        </w:tc>
+        <w:tc>
+          <w:tcPr>
+            <w:tcW w:w="650" w:type="dxa"/>
+            <w:vAlign w:val="center"/>
+          </w:tcPr>
+          <w:p>
+            <w:pPr>
+              <w:rPr>
+                <w:rFonts w:ascii="Old Standard TT" w:cs="Old Standard TT" w:eastAsia="Old Standard TT" w:hAnsi="Old Standard TT"/>
+              </w:rPr>
+              <w:spacing w:after="40" w:line="252" w:lineRule="auto"/>
+            </w:pPr>
+            <w:r>
+              <w:rPr>
+                <w:rFonts w:ascii="Old Standard TT" w:hAnsi="Old Standard TT" w:cs="Old Standard TT"/>
+                <w:sz w:val="20"/>
+                <w:szCs w:val="20"/>
+                <w:color w:val="000000"/>
+              </w:rPr>
+              <w:t xml:space="preserve">D</w:t>
+            </w:r>
+          </w:p>
+        </w:tc>
+        <w:tc>
+          <w:tcPr>
+            <w:tcW w:w="1200" w:type="dxa"/>
+            <w:vAlign w:val="center"/>
+          </w:tcPr>
+          <w:p>
+            <w:pPr>
+              <w:rPr>
+                <w:rFonts w:ascii="Old Standard TT" w:cs="Old Standard TT" w:eastAsia="Old Standard TT" w:hAnsi="Old Standard TT"/>
+              </w:rPr>
+              <w:spacing w:after="40" w:line="252" w:lineRule="auto"/>
+            </w:pPr>
+            <w:r>
+              <w:rPr>
+                <w:rFonts w:ascii="Old Standard TT" w:hAnsi="Old Standard TT" w:cs="Old Standard TT"/>
+                <w:sz w:val="20"/>
+                <w:szCs w:val="20"/>
+                <w:color w:val="000000"/>
+              </w:rPr>
+              <w:t xml:space="preserve">last</w:t>
+            </w:r>
+          </w:p>
+        </w:tc>
+        <w:tc>
+          <w:tcPr>
+            <w:tcW w:w="1800" w:type="dxa"/>
+            <w:vAlign w:val="center"/>
+          </w:tcPr>
+          <w:p>
+            <w:pPr>
+              <w:rPr>
+                <w:rFonts w:ascii="Old Standard TT" w:cs="Old Standard TT" w:eastAsia="Old Standard TT" w:hAnsi="Old Standard TT"/>
+              </w:rPr>
+              <w:spacing w:after="40" w:line="252" w:lineRule="auto"/>
+            </w:pPr>
+            <w:r>
+              <w:rPr>
+                <w:rFonts w:ascii="Old Standard TT" w:hAnsi="Old Standard TT" w:cs="Old Standard TT"/>
+                <w:sz w:val="20"/>
+                <w:szCs w:val="20"/>
+                <w:color w:val="000000"/>
+              </w:rPr>
+              <w:t xml:space="preserve">6/6</w:t>
+            </w:r>
+          </w:p>
+        </w:tc>
+        <w:tc>
+          <w:tcPr>
+            <w:tcW w:w="1800" w:type="dxa"/>
+            <w:vAlign w:val="center"/>
+          </w:tcPr>
+          <w:p>
+            <w:pPr>
+              <w:rPr>
+                <w:rFonts w:ascii="Old Standard TT" w:cs="Old Standard TT" w:eastAsia="Old Standard TT" w:hAnsi="Old Standard TT"/>
+              </w:rPr>
+              <w:spacing w:after="40" w:line="252" w:lineRule="auto"/>
+            </w:pPr>
+            <w:r>
+              <w:rPr>
+                <w:rFonts w:ascii="Old Standard TT" w:hAnsi="Old Standard TT" w:cs="Old Standard TT"/>
+                <w:sz w:val="20"/>
+                <w:szCs w:val="20"/>
+                <w:color w:val="000000"/>
+              </w:rPr>
+              <w:t xml:space="preserve">0/6</w:t>
+            </w:r>
+          </w:p>
+        </w:tc>
+        <w:tc>
+          <w:tcPr>
+            <w:tcW w:w="2410" w:type="dxa"/>
+            <w:vAlign w:val="center"/>
+          </w:tcPr>
+          <w:p>
+            <w:pPr>
+              <w:rPr>
+                <w:rFonts w:ascii="Old Standard TT" w:cs="Old Standard TT" w:eastAsia="Old Standard TT" w:hAnsi="Old Standard TT"/>
+              </w:rPr>
+              <w:spacing w:after="40" w:line="252" w:lineRule="auto"/>
+            </w:pPr>
+            <w:r>
+              <w:rPr>
+                <w:rFonts w:ascii="Old Standard TT" w:hAnsi="Old Standard TT" w:cs="Old Standard TT"/>
+                <w:sz w:val="20"/>
+                <w:szCs w:val="20"/>
+                <w:color w:val="000000"/>
+              </w:rPr>
+              <w:t xml:space="preserve">6/6</w:t>
+            </w:r>
+          </w:p>
+        </w:tc>
+      </w:tr>
+    </w:tbl>
+    <w:p>
+      <w:pPr>
+        <w:rPr>
+          <w:rFonts w:ascii="Old Standard TT" w:cs="Old Standard TT" w:eastAsia="Old Standard TT" w:hAnsi="Old Standard TT"/>
+        </w:rPr>
+        <w:spacing w:after="60"/>
+      </w:pPr>
+      <w:r>
+        <w:rPr>
+          <w:rFonts w:ascii="Old Standard TT" w:hAnsi="Old Standard TT" w:cs="Old Standard TT"/>
+          <w:color w:val="000000"/>
+        </w:rPr>
+        <w:t xml:space="preserve"/>
+      </w:r>
+    </w:p>
+    <w:p>
+      <w:pPr>
+        <w:rPr>
+          <w:rFonts w:ascii="Old Standard TT" w:cs="Old Standard TT" w:eastAsia="Old Standard TT" w:hAnsi="Old Standard TT"/>
+        </w:rPr>
+        <w:spacing w:after="120"/>
+        <w:keepNext w:val="1"/>
+      </w:pPr>
+      <w:r>
+        <w:rPr>
+          <w:rFonts w:ascii="Old Standard TT" w:hAnsi="Old Standard TT" w:cs="Old Standard TT"/>
+          <w:b w:val="1"/>
+          <w:color w:val="000000"/>
+        </w:rPr>
+        <w:t xml:space="preserve">Table J3. Primary and all four secondary safe-optimal contrasts. Estimates use four Qwen or five GPT-OSS complete cases; logical completion intervals cover four or six available cases. They need not enclose a differently weighted complete-case point estimate.</w:t>
+      </w:r>
+    </w:p>
+    <w:tbl>
+      <w:tblPr>
+        <w:tblW w:w="9360" w:type="dxa"/>
+        <w:tblLayout w:type="fixed"/>
+        <w:tblBorders>
+          <w:top w:val="single" w:sz="4" w:color="D9D9D9"/>
+          <w:left w:val="single" w:sz="4" w:color="D9D9D9"/>
+          <w:bottom w:val="single" w:sz="4" w:color="D9D9D9"/>
+          <w:right w:val="single" w:sz="4" w:color="D9D9D9"/>
+          <w:insideH w:val="single" w:sz="4" w:color="D9D9D9"/>
+          <w:insideV w:val="single" w:sz="4" w:color="D9D9D9"/>
+        </w:tblBorders>
+        <w:tblCellMar>
+          <w:top w:w="80" w:type="dxa"/>
+          <w:left w:w="80" w:type="dxa"/>
+          <w:bottom w:w="80" w:type="dxa"/>
+          <w:right w:w="80" w:type="dxa"/>
+        </w:tblCellMar>
+      </w:tblPr>
+      <w:tblGrid>
+        <w:gridCol w:w="1300"/>
+        <w:gridCol w:w="3300"/>
+        <w:gridCol w:w="650"/>
+        <w:gridCol w:w="1200"/>
+        <w:gridCol w:w="2910"/>
+      </w:tblGrid>
+      <w:tr>
+        <w:trPr>
+          <w:cantSplit w:val="1"/>
+          <w:tblHeader w:val="1"/>
+        </w:trPr>
+        <w:tc>
+          <w:tcPr>
+            <w:tcW w:w="1300" w:type="dxa"/>
+            <w:vAlign w:val="center"/>
+            <w:shd w:val="clear" w:fill="EDEDED"/>
+          </w:tcPr>
+          <w:p>
+            <w:pPr>
+              <w:rPr>
+                <w:rFonts w:ascii="Old Standard TT" w:cs="Old Standard TT" w:eastAsia="Old Standard TT" w:hAnsi="Old Standard TT"/>
+              </w:rPr>
+              <w:spacing w:after="40" w:line="252" w:lineRule="auto"/>
+            </w:pPr>
+            <w:r>
+              <w:rPr>
+                <w:rFonts w:ascii="Old Standard TT" w:hAnsi="Old Standard TT" w:cs="Old Standard TT"/>
+                <w:b w:val="1"/>
+                <w:sz w:val="20"/>
+                <w:szCs w:val="20"/>
+                <w:color w:val="000000"/>
+              </w:rPr>
+              <w:t xml:space="preserve">Model</w:t>
+            </w:r>
+          </w:p>
+        </w:tc>
+        <w:tc>
+          <w:tcPr>
+            <w:tcW w:w="3300" w:type="dxa"/>
+            <w:vAlign w:val="center"/>
+            <w:shd w:val="clear" w:fill="EDEDED"/>
+          </w:tcPr>
+          <w:p>
+            <w:pPr>
+              <w:rPr>
+                <w:rFonts w:ascii="Old Standard TT" w:cs="Old Standard TT" w:eastAsia="Old Standard TT" w:hAnsi="Old Standard TT"/>
+              </w:rPr>
+              <w:spacing w:after="40" w:line="252" w:lineRule="auto"/>
+            </w:pPr>
+            <w:r>
+              <w:rPr>
+                <w:rFonts w:ascii="Old Standard TT" w:hAnsi="Old Standard TT" w:cs="Old Standard TT"/>
+                <w:b w:val="1"/>
+                <w:sz w:val="20"/>
+                <w:szCs w:val="20"/>
+                <w:color w:val="000000"/>
+              </w:rPr>
+              <w:t xml:space="preserve">Contrast</w:t>
+            </w:r>
+          </w:p>
+        </w:tc>
+        <w:tc>
+          <w:tcPr>
+            <w:tcW w:w="650" w:type="dxa"/>
+            <w:vAlign w:val="center"/>
+            <w:shd w:val="clear" w:fill="EDEDED"/>
+          </w:tcPr>
+          <w:p>
+            <w:pPr>
+              <w:rPr>
+                <w:rFonts w:ascii="Old Standard TT" w:cs="Old Standard TT" w:eastAsia="Old Standard TT" w:hAnsi="Old Standard TT"/>
+              </w:rPr>
+              <w:spacing w:after="40" w:line="252" w:lineRule="auto"/>
+            </w:pPr>
+            <w:r>
+              <w:rPr>
+                <w:rFonts w:ascii="Old Standard TT" w:hAnsi="Old Standard TT" w:cs="Old Standard TT"/>
+                <w:b w:val="1"/>
+                <w:sz w:val="20"/>
+                <w:szCs w:val="20"/>
+                <w:color w:val="000000"/>
+              </w:rPr>
+              <w:t xml:space="preserve">n</w:t>
+            </w:r>
+          </w:p>
+        </w:tc>
+        <w:tc>
+          <w:tcPr>
+            <w:tcW w:w="1200" w:type="dxa"/>
+            <w:vAlign w:val="center"/>
+            <w:shd w:val="clear" w:fill="EDEDED"/>
+          </w:tcPr>
+          <w:p>
+            <w:pPr>
+              <w:rPr>
+                <w:rFonts w:ascii="Old Standard TT" w:cs="Old Standard TT" w:eastAsia="Old Standard TT" w:hAnsi="Old Standard TT"/>
+              </w:rPr>
+              <w:spacing w:after="40" w:line="252" w:lineRule="auto"/>
+            </w:pPr>
+            <w:r>
+              <w:rPr>
+                <w:rFonts w:ascii="Old Standard TT" w:hAnsi="Old Standard TT" w:cs="Old Standard TT"/>
+                <w:b w:val="1"/>
+                <w:sz w:val="20"/>
+                <w:szCs w:val="20"/>
+                <w:color w:val="000000"/>
+              </w:rPr>
+              <w:t xml:space="preserve">Estimate</w:t>
+            </w:r>
+          </w:p>
+        </w:tc>
+        <w:tc>
+          <w:tcPr>
+            <w:tcW w:w="2910" w:type="dxa"/>
+            <w:vAlign w:val="center"/>
+            <w:shd w:val="clear" w:fill="EDEDED"/>
+          </w:tcPr>
+          <w:p>
+            <w:pPr>
+              <w:rPr>
+                <w:rFonts w:ascii="Old Standard TT" w:cs="Old Standard TT" w:eastAsia="Old Standard TT" w:hAnsi="Old Standard TT"/>
+              </w:rPr>
+              <w:spacing w:after="40" w:line="252" w:lineRule="auto"/>
+            </w:pPr>
+            <w:r>
+              <w:rPr>
+                <w:rFonts w:ascii="Old Standard TT" w:hAnsi="Old Standard TT" w:cs="Old Standard TT"/>
+                <w:b w:val="1"/>
+                <w:sz w:val="20"/>
+                <w:szCs w:val="20"/>
+                <w:color w:val="000000"/>
+              </w:rPr>
+              <w:t xml:space="preserve">Completion interval</w:t>
+            </w:r>
+          </w:p>
+        </w:tc>
+      </w:tr>
+      <w:tr>
+        <w:trPr>
+          <w:cantSplit w:val="1"/>
+        </w:trPr>
+        <w:tc>
+          <w:tcPr>
+            <w:tcW w:w="1300" w:type="dxa"/>
+            <w:vAlign w:val="center"/>
+          </w:tcPr>
+          <w:p>
+            <w:pPr>
+              <w:rPr>
+                <w:rFonts w:ascii="Old Standard TT" w:cs="Old Standard TT" w:eastAsia="Old Standard TT" w:hAnsi="Old Standard TT"/>
+              </w:rPr>
+              <w:spacing w:after="40" w:line="252" w:lineRule="auto"/>
+            </w:pPr>
+            <w:r>
+              <w:rPr>
+                <w:rFonts w:ascii="Old Standard TT" w:hAnsi="Old Standard TT" w:cs="Old Standard TT"/>
+                <w:sz w:val="20"/>
+                <w:szCs w:val="20"/>
+                <w:color w:val="000000"/>
+              </w:rPr>
+              <w:t xml:space="preserve">Qwen</w:t>
+            </w:r>
+          </w:p>
+        </w:tc>
+        <w:tc>
+          <w:tcPr>
+            <w:tcW w:w="3300" w:type="dxa"/>
+            <w:vAlign w:val="center"/>
+          </w:tcPr>
+          <w:p>
+            <w:pPr>
+              <w:rPr>
+                <w:rFonts w:ascii="Old Standard TT" w:cs="Old Standard TT" w:eastAsia="Old Standard TT" w:hAnsi="Old Standard TT"/>
+              </w:rPr>
+              <w:spacing w:after="40" w:line="252" w:lineRule="auto"/>
+            </w:pPr>
+            <w:r>
+              <w:rPr>
+                <w:rFonts w:ascii="Old Standard TT" w:hAnsi="Old Standard TT" w:cs="Old Standard TT"/>
+                <w:sz w:val="20"/>
+                <w:szCs w:val="20"/>
+                <w:color w:val="000000"/>
+              </w:rPr>
+              <w:t xml:space="preserve">Primary: note × reminder</w:t>
+            </w:r>
+          </w:p>
+        </w:tc>
+        <w:tc>
+          <w:tcPr>
+            <w:tcW w:w="650" w:type="dxa"/>
+            <w:vAlign w:val="center"/>
+          </w:tcPr>
+          <w:p>
+            <w:pPr>
+              <w:rPr>
+                <w:rFonts w:ascii="Old Standard TT" w:cs="Old Standard TT" w:eastAsia="Old Standard TT" w:hAnsi="Old Standard TT"/>
+              </w:rPr>
+              <w:spacing w:after="40" w:line="252" w:lineRule="auto"/>
+            </w:pPr>
+            <w:r>
+              <w:rPr>
+                <w:rFonts w:ascii="Old Standard TT" w:hAnsi="Old Standard TT" w:cs="Old Standard TT"/>
+                <w:sz w:val="20"/>
+                <w:szCs w:val="20"/>
+                <w:color w:val="000000"/>
+              </w:rPr>
+              <w:t xml:space="preserve">4</w:t>
+            </w:r>
+          </w:p>
+        </w:tc>
+        <w:tc>
+          <w:tcPr>
+            <w:tcW w:w="1200" w:type="dxa"/>
+            <w:vAlign w:val="center"/>
+          </w:tcPr>
+          <w:p>
+            <w:pPr>
+              <w:rPr>
+                <w:rFonts w:ascii="Old Standard TT" w:cs="Old Standard TT" w:eastAsia="Old Standard TT" w:hAnsi="Old Standard TT"/>
+              </w:rPr>
+              <w:spacing w:after="40" w:line="252" w:lineRule="auto"/>
+            </w:pPr>
+            <w:r>
+              <w:rPr>
+                <w:rFonts w:ascii="Old Standard TT" w:hAnsi="Old Standard TT" w:cs="Old Standard TT"/>
+                <w:sz w:val="20"/>
+                <w:szCs w:val="20"/>
+                <w:color w:val="000000"/>
+              </w:rPr>
+              <w:t xml:space="preserve">+0.125</w:t>
+            </w:r>
+          </w:p>
+        </w:tc>
+        <w:tc>
+          <w:tcPr>
+            <w:tcW w:w="2910" w:type="dxa"/>
+            <w:vAlign w:val="center"/>
+          </w:tcPr>
+          <w:p>
+            <w:pPr>
+              <w:rPr>
+                <w:rFonts w:ascii="Old Standard TT" w:cs="Old Standard TT" w:eastAsia="Old Standard TT" w:hAnsi="Old Standard TT"/>
+              </w:rPr>
+              <w:spacing w:after="40" w:line="252" w:lineRule="auto"/>
+            </w:pPr>
+            <w:r>
+              <w:rPr>
+                <w:rFonts w:ascii="Old Standard TT" w:hAnsi="Old Standard TT" w:cs="Old Standard TT"/>
+                <w:sz w:val="20"/>
+                <w:szCs w:val="20"/>
+                <w:color w:val="000000"/>
+              </w:rPr>
+              <w:t xml:space="preserve">[+0.125, +0.125]</w:t>
+            </w:r>
+          </w:p>
+        </w:tc>
+      </w:tr>
+      <w:tr>
+        <w:trPr>
+          <w:cantSplit w:val="1"/>
+        </w:trPr>
+        <w:tc>
+          <w:tcPr>
+            <w:tcW w:w="1300" w:type="dxa"/>
+            <w:vAlign w:val="center"/>
+          </w:tcPr>
+          <w:p>
+            <w:pPr>
+              <w:rPr>
+                <w:rFonts w:ascii="Old Standard TT" w:cs="Old Standard TT" w:eastAsia="Old Standard TT" w:hAnsi="Old Standard TT"/>
+              </w:rPr>
+              <w:spacing w:after="40" w:line="252" w:lineRule="auto"/>
+            </w:pPr>
+            <w:r>
+              <w:rPr>
+                <w:rFonts w:ascii="Old Standard TT" w:hAnsi="Old Standard TT" w:cs="Old Standard TT"/>
+                <w:sz w:val="20"/>
+                <w:szCs w:val="20"/>
+                <w:color w:val="000000"/>
+              </w:rPr>
+              <w:t xml:space="preserve">Qwen</w:t>
+            </w:r>
+          </w:p>
+        </w:tc>
+        <w:tc>
+          <w:tcPr>
+            <w:tcW w:w="3300" w:type="dxa"/>
+            <w:vAlign w:val="center"/>
+          </w:tcPr>
+          <w:p>
+            <w:pPr>
+              <w:rPr>
+                <w:rFonts w:ascii="Old Standard TT" w:cs="Old Standard TT" w:eastAsia="Old Standard TT" w:hAnsi="Old Standard TT"/>
+              </w:rPr>
+              <w:spacing w:after="40" w:line="252" w:lineRule="auto"/>
+            </w:pPr>
+            <w:r>
+              <w:rPr>
+                <w:rFonts w:ascii="Old Standard TT" w:hAnsi="Old Standard TT" w:cs="Old Standard TT"/>
+                <w:sz w:val="20"/>
+                <w:szCs w:val="20"/>
+                <w:color w:val="000000"/>
+              </w:rPr>
+              <w:t xml:space="preserve">Reminder effect with notes</w:t>
+            </w:r>
+          </w:p>
+        </w:tc>
+        <w:tc>
+          <w:tcPr>
+            <w:tcW w:w="650" w:type="dxa"/>
+            <w:vAlign w:val="center"/>
+          </w:tcPr>
+          <w:p>
+            <w:pPr>
+              <w:rPr>
+                <w:rFonts w:ascii="Old Standard TT" w:cs="Old Standard TT" w:eastAsia="Old Standard TT" w:hAnsi="Old Standard TT"/>
+              </w:rPr>
+              <w:spacing w:after="40" w:line="252" w:lineRule="auto"/>
+            </w:pPr>
+            <w:r>
+              <w:rPr>
+                <w:rFonts w:ascii="Old Standard TT" w:hAnsi="Old Standard TT" w:cs="Old Standard TT"/>
+                <w:sz w:val="20"/>
+                <w:szCs w:val="20"/>
+                <w:color w:val="000000"/>
+              </w:rPr>
+              <w:t xml:space="preserve">4</w:t>
+            </w:r>
+          </w:p>
+        </w:tc>
+        <w:tc>
+          <w:tcPr>
+            <w:tcW w:w="1200" w:type="dxa"/>
+            <w:vAlign w:val="center"/>
+          </w:tcPr>
+          <w:p>
+            <w:pPr>
+              <w:rPr>
+                <w:rFonts w:ascii="Old Standard TT" w:cs="Old Standard TT" w:eastAsia="Old Standard TT" w:hAnsi="Old Standard TT"/>
+              </w:rPr>
+              <w:spacing w:after="40" w:line="252" w:lineRule="auto"/>
+            </w:pPr>
+            <w:r>
+              <w:rPr>
+                <w:rFonts w:ascii="Old Standard TT" w:hAnsi="Old Standard TT" w:cs="Old Standard TT"/>
+                <w:sz w:val="20"/>
+                <w:szCs w:val="20"/>
+                <w:color w:val="000000"/>
+              </w:rPr>
+              <w:t xml:space="preserve">+0.125</w:t>
+            </w:r>
+          </w:p>
+        </w:tc>
+        <w:tc>
+          <w:tcPr>
+            <w:tcW w:w="2910" w:type="dxa"/>
+            <w:vAlign w:val="center"/>
+          </w:tcPr>
+          <w:p>
+            <w:pPr>
+              <w:rPr>
+                <w:rFonts w:ascii="Old Standard TT" w:cs="Old Standard TT" w:eastAsia="Old Standard TT" w:hAnsi="Old Standard TT"/>
+              </w:rPr>
+              <w:spacing w:after="40" w:line="252" w:lineRule="auto"/>
+            </w:pPr>
+            <w:r>
+              <w:rPr>
+                <w:rFonts w:ascii="Old Standard TT" w:hAnsi="Old Standard TT" w:cs="Old Standard TT"/>
+                <w:sz w:val="20"/>
+                <w:szCs w:val="20"/>
+                <w:color w:val="000000"/>
+              </w:rPr>
+              <w:t xml:space="preserve">[+0.125, +0.125]</w:t>
+            </w:r>
+          </w:p>
+        </w:tc>
+      </w:tr>
+      <w:tr>
+        <w:trPr>
+          <w:cantSplit w:val="1"/>
+        </w:trPr>
+        <w:tc>
+          <w:tcPr>
+            <w:tcW w:w="1300" w:type="dxa"/>
+            <w:vAlign w:val="center"/>
+          </w:tcPr>
+          <w:p>
+            <w:pPr>
+              <w:rPr>
+                <w:rFonts w:ascii="Old Standard TT" w:cs="Old Standard TT" w:eastAsia="Old Standard TT" w:hAnsi="Old Standard TT"/>
+              </w:rPr>
+              <w:spacing w:after="40" w:line="252" w:lineRule="auto"/>
+            </w:pPr>
+            <w:r>
+              <w:rPr>
+                <w:rFonts w:ascii="Old Standard TT" w:hAnsi="Old Standard TT" w:cs="Old Standard TT"/>
+                <w:sz w:val="20"/>
+                <w:szCs w:val="20"/>
+                <w:color w:val="000000"/>
+              </w:rPr>
+              <w:t xml:space="preserve">Qwen</w:t>
+            </w:r>
+          </w:p>
+        </w:tc>
+        <w:tc>
+          <w:tcPr>
+            <w:tcW w:w="3300" w:type="dxa"/>
+            <w:vAlign w:val="center"/>
+          </w:tcPr>
+          <w:p>
+            <w:pPr>
+              <w:rPr>
+                <w:rFonts w:ascii="Old Standard TT" w:cs="Old Standard TT" w:eastAsia="Old Standard TT" w:hAnsi="Old Standard TT"/>
+              </w:rPr>
+              <w:spacing w:after="40" w:line="252" w:lineRule="auto"/>
+            </w:pPr>
+            <w:r>
+              <w:rPr>
+                <w:rFonts w:ascii="Old Standard TT" w:hAnsi="Old Standard TT" w:cs="Old Standard TT"/>
+                <w:sz w:val="20"/>
+                <w:szCs w:val="20"/>
+                <w:color w:val="000000"/>
+              </w:rPr>
+              <w:t xml:space="preserve">Reminder effect without notes</w:t>
+            </w:r>
+          </w:p>
+        </w:tc>
+        <w:tc>
+          <w:tcPr>
+            <w:tcW w:w="650" w:type="dxa"/>
+            <w:vAlign w:val="center"/>
+          </w:tcPr>
+          <w:p>
+            <w:pPr>
+              <w:rPr>
+                <w:rFonts w:ascii="Old Standard TT" w:cs="Old Standard TT" w:eastAsia="Old Standard TT" w:hAnsi="Old Standard TT"/>
+              </w:rPr>
+              <w:spacing w:after="40" w:line="252" w:lineRule="auto"/>
+            </w:pPr>
+            <w:r>
+              <w:rPr>
+                <w:rFonts w:ascii="Old Standard TT" w:hAnsi="Old Standard TT" w:cs="Old Standard TT"/>
+                <w:sz w:val="20"/>
+                <w:szCs w:val="20"/>
+                <w:color w:val="000000"/>
+              </w:rPr>
+              <w:t xml:space="preserve">4</w:t>
+            </w:r>
+          </w:p>
+        </w:tc>
+        <w:tc>
+          <w:tcPr>
+            <w:tcW w:w="1200" w:type="dxa"/>
+            <w:vAlign w:val="center"/>
+          </w:tcPr>
+          <w:p>
+            <w:pPr>
+              <w:rPr>
+                <w:rFonts w:ascii="Old Standard TT" w:cs="Old Standard TT" w:eastAsia="Old Standard TT" w:hAnsi="Old Standard TT"/>
+              </w:rPr>
+              <w:spacing w:after="40" w:line="252" w:lineRule="auto"/>
+            </w:pPr>
+            <w:r>
+              <w:rPr>
+                <w:rFonts w:ascii="Old Standard TT" w:hAnsi="Old Standard TT" w:cs="Old Standard TT"/>
+                <w:sz w:val="20"/>
+                <w:szCs w:val="20"/>
+                <w:color w:val="000000"/>
+              </w:rPr>
+              <w:t xml:space="preserve">0</w:t>
+            </w:r>
+          </w:p>
+        </w:tc>
+        <w:tc>
+          <w:tcPr>
+            <w:tcW w:w="2910" w:type="dxa"/>
+            <w:vAlign w:val="center"/>
+          </w:tcPr>
+          <w:p>
+            <w:pPr>
+              <w:rPr>
+                <w:rFonts w:ascii="Old Standard TT" w:cs="Old Standard TT" w:eastAsia="Old Standard TT" w:hAnsi="Old Standard TT"/>
+              </w:rPr>
+              <w:spacing w:after="40" w:line="252" w:lineRule="auto"/>
+            </w:pPr>
+            <w:r>
+              <w:rPr>
+                <w:rFonts w:ascii="Old Standard TT" w:hAnsi="Old Standard TT" w:cs="Old Standard TT"/>
+                <w:sz w:val="20"/>
+                <w:szCs w:val="20"/>
+                <w:color w:val="000000"/>
+              </w:rPr>
+              <w:t xml:space="preserve">[0, 0]</w:t>
+            </w:r>
+          </w:p>
+        </w:tc>
+      </w:tr>
+      <w:tr>
+        <w:trPr>
+          <w:cantSplit w:val="1"/>
+        </w:trPr>
+        <w:tc>
+          <w:tcPr>
+            <w:tcW w:w="1300" w:type="dxa"/>
+            <w:vAlign w:val="center"/>
+          </w:tcPr>
+          <w:p>
+            <w:pPr>
+              <w:rPr>
+                <w:rFonts w:ascii="Old Standard TT" w:cs="Old Standard TT" w:eastAsia="Old Standard TT" w:hAnsi="Old Standard TT"/>
+              </w:rPr>
+              <w:spacing w:after="40" w:line="252" w:lineRule="auto"/>
+            </w:pPr>
+            <w:r>
+              <w:rPr>
+                <w:rFonts w:ascii="Old Standard TT" w:hAnsi="Old Standard TT" w:cs="Old Standard TT"/>
+                <w:sz w:val="20"/>
+                <w:szCs w:val="20"/>
+                <w:color w:val="000000"/>
+              </w:rPr>
+              <w:t xml:space="preserve">Qwen</w:t>
+            </w:r>
+          </w:p>
+        </w:tc>
+        <w:tc>
+          <w:tcPr>
+            <w:tcW w:w="3300" w:type="dxa"/>
+            <w:vAlign w:val="center"/>
+          </w:tcPr>
+          <w:p>
+            <w:pPr>
+              <w:rPr>
+                <w:rFonts w:ascii="Old Standard TT" w:cs="Old Standard TT" w:eastAsia="Old Standard TT" w:hAnsi="Old Standard TT"/>
+              </w:rPr>
+              <w:spacing w:after="40" w:line="252" w:lineRule="auto"/>
+            </w:pPr>
+            <w:r>
+              <w:rPr>
+                <w:rFonts w:ascii="Old Standard TT" w:hAnsi="Old Standard TT" w:cs="Old Standard TT"/>
+                <w:sz w:val="20"/>
+                <w:szCs w:val="20"/>
+                <w:color w:val="000000"/>
+              </w:rPr>
+              <w:t xml:space="preserve">Note effect without reminder</w:t>
+            </w:r>
+          </w:p>
+        </w:tc>
+        <w:tc>
+          <w:tcPr>
+            <w:tcW w:w="650" w:type="dxa"/>
+            <w:vAlign w:val="center"/>
+          </w:tcPr>
+          <w:p>
+            <w:pPr>
+              <w:rPr>
+                <w:rFonts w:ascii="Old Standard TT" w:cs="Old Standard TT" w:eastAsia="Old Standard TT" w:hAnsi="Old Standard TT"/>
+              </w:rPr>
+              <w:spacing w:after="40" w:line="252" w:lineRule="auto"/>
+            </w:pPr>
+            <w:r>
+              <w:rPr>
+                <w:rFonts w:ascii="Old Standard TT" w:hAnsi="Old Standard TT" w:cs="Old Standard TT"/>
+                <w:sz w:val="20"/>
+                <w:szCs w:val="20"/>
+                <w:color w:val="000000"/>
+              </w:rPr>
+              <w:t xml:space="preserve">4</w:t>
+            </w:r>
+          </w:p>
+        </w:tc>
+        <w:tc>
+          <w:tcPr>
+            <w:tcW w:w="1200" w:type="dxa"/>
+            <w:vAlign w:val="center"/>
+          </w:tcPr>
+          <w:p>
+            <w:pPr>
+              <w:rPr>
+                <w:rFonts w:ascii="Old Standard TT" w:cs="Old Standard TT" w:eastAsia="Old Standard TT" w:hAnsi="Old Standard TT"/>
+              </w:rPr>
+              <w:spacing w:after="40" w:line="252" w:lineRule="auto"/>
+            </w:pPr>
+            <w:r>
+              <w:rPr>
+                <w:rFonts w:ascii="Old Standard TT" w:hAnsi="Old Standard TT" w:cs="Old Standard TT"/>
+                <w:sz w:val="20"/>
+                <w:szCs w:val="20"/>
+                <w:color w:val="000000"/>
+              </w:rPr>
+              <w:t xml:space="preserve">-0.125</w:t>
+            </w:r>
+          </w:p>
+        </w:tc>
+        <w:tc>
+          <w:tcPr>
+            <w:tcW w:w="2910" w:type="dxa"/>
+            <w:vAlign w:val="center"/>
+          </w:tcPr>
+          <w:p>
+            <w:pPr>
+              <w:rPr>
+                <w:rFonts w:ascii="Old Standard TT" w:cs="Old Standard TT" w:eastAsia="Old Standard TT" w:hAnsi="Old Standard TT"/>
+              </w:rPr>
+              <w:spacing w:after="40" w:line="252" w:lineRule="auto"/>
+            </w:pPr>
+            <w:r>
+              <w:rPr>
+                <w:rFonts w:ascii="Old Standard TT" w:hAnsi="Old Standard TT" w:cs="Old Standard TT"/>
+                <w:sz w:val="20"/>
+                <w:szCs w:val="20"/>
+                <w:color w:val="000000"/>
+              </w:rPr>
+              <w:t xml:space="preserve">[-0.125, -0.125]</w:t>
+            </w:r>
+          </w:p>
+        </w:tc>
+      </w:tr>
+      <w:tr>
+        <w:trPr>
+          <w:cantSplit w:val="1"/>
+        </w:trPr>
+        <w:tc>
+          <w:tcPr>
+            <w:tcW w:w="1300" w:type="dxa"/>
+            <w:vAlign w:val="center"/>
+          </w:tcPr>
+          <w:p>
+            <w:pPr>
+              <w:rPr>
+                <w:rFonts w:ascii="Old Standard TT" w:cs="Old Standard TT" w:eastAsia="Old Standard TT" w:hAnsi="Old Standard TT"/>
+              </w:rPr>
+              <w:spacing w:after="40" w:line="252" w:lineRule="auto"/>
+            </w:pPr>
+            <w:r>
+              <w:rPr>
+                <w:rFonts w:ascii="Old Standard TT" w:hAnsi="Old Standard TT" w:cs="Old Standard TT"/>
+                <w:sz w:val="20"/>
+                <w:szCs w:val="20"/>
+                <w:color w:val="000000"/>
+              </w:rPr>
+              <w:t xml:space="preserve">Qwen</w:t>
+            </w:r>
+          </w:p>
+        </w:tc>
+        <w:tc>
+          <w:tcPr>
+            <w:tcW w:w="3300" w:type="dxa"/>
+            <w:vAlign w:val="center"/>
+          </w:tcPr>
+          <w:p>
+            <w:pPr>
+              <w:rPr>
+                <w:rFonts w:ascii="Old Standard TT" w:cs="Old Standard TT" w:eastAsia="Old Standard TT" w:hAnsi="Old Standard TT"/>
+              </w:rPr>
+              <w:spacing w:after="40" w:line="252" w:lineRule="auto"/>
+            </w:pPr>
+            <w:r>
+              <w:rPr>
+                <w:rFonts w:ascii="Old Standard TT" w:hAnsi="Old Standard TT" w:cs="Old Standard TT"/>
+                <w:sz w:val="20"/>
+                <w:szCs w:val="20"/>
+                <w:color w:val="000000"/>
+              </w:rPr>
+              <w:t xml:space="preserve">Note effect with reminder</w:t>
+            </w:r>
+          </w:p>
+        </w:tc>
+        <w:tc>
+          <w:tcPr>
+            <w:tcW w:w="650" w:type="dxa"/>
+            <w:vAlign w:val="center"/>
+          </w:tcPr>
+          <w:p>
+            <w:pPr>
+              <w:rPr>
+                <w:rFonts w:ascii="Old Standard TT" w:cs="Old Standard TT" w:eastAsia="Old Standard TT" w:hAnsi="Old Standard TT"/>
+              </w:rPr>
+              <w:spacing w:after="40" w:line="252" w:lineRule="auto"/>
+            </w:pPr>
+            <w:r>
+              <w:rPr>
+                <w:rFonts w:ascii="Old Standard TT" w:hAnsi="Old Standard TT" w:cs="Old Standard TT"/>
+                <w:sz w:val="20"/>
+                <w:szCs w:val="20"/>
+                <w:color w:val="000000"/>
+              </w:rPr>
+              <w:t xml:space="preserve">4</w:t>
+            </w:r>
+          </w:p>
+        </w:tc>
+        <w:tc>
+          <w:tcPr>
+            <w:tcW w:w="1200" w:type="dxa"/>
+            <w:vAlign w:val="center"/>
+          </w:tcPr>
+          <w:p>
+            <w:pPr>
+              <w:rPr>
+                <w:rFonts w:ascii="Old Standard TT" w:cs="Old Standard TT" w:eastAsia="Old Standard TT" w:hAnsi="Old Standard TT"/>
+              </w:rPr>
+              <w:spacing w:after="40" w:line="252" w:lineRule="auto"/>
+            </w:pPr>
+            <w:r>
+              <w:rPr>
+                <w:rFonts w:ascii="Old Standard TT" w:hAnsi="Old Standard TT" w:cs="Old Standard TT"/>
+                <w:sz w:val="20"/>
+                <w:szCs w:val="20"/>
+                <w:color w:val="000000"/>
+              </w:rPr>
+              <w:t xml:space="preserve">0</w:t>
+            </w:r>
+          </w:p>
+        </w:tc>
+        <w:tc>
+          <w:tcPr>
+            <w:tcW w:w="2910" w:type="dxa"/>
+            <w:vAlign w:val="center"/>
+          </w:tcPr>
+          <w:p>
+            <w:pPr>
+              <w:rPr>
+                <w:rFonts w:ascii="Old Standard TT" w:cs="Old Standard TT" w:eastAsia="Old Standard TT" w:hAnsi="Old Standard TT"/>
+              </w:rPr>
+              <w:spacing w:after="40" w:line="252" w:lineRule="auto"/>
+            </w:pPr>
+            <w:r>
+              <w:rPr>
+                <w:rFonts w:ascii="Old Standard TT" w:hAnsi="Old Standard TT" w:cs="Old Standard TT"/>
+                <w:sz w:val="20"/>
+                <w:szCs w:val="20"/>
+                <w:color w:val="000000"/>
+              </w:rPr>
+              <w:t xml:space="preserve">[0, 0]</w:t>
+            </w:r>
+          </w:p>
+        </w:tc>
+      </w:tr>
+      <w:tr>
+        <w:trPr>
+          <w:cantSplit w:val="1"/>
+        </w:trPr>
+        <w:tc>
+          <w:tcPr>
+            <w:tcW w:w="1300" w:type="dxa"/>
+            <w:vAlign w:val="center"/>
+          </w:tcPr>
+          <w:p>
+            <w:pPr>
+              <w:rPr>
+                <w:rFonts w:ascii="Old Standard TT" w:cs="Old Standard TT" w:eastAsia="Old Standard TT" w:hAnsi="Old Standard TT"/>
+              </w:rPr>
+              <w:spacing w:after="40" w:line="252" w:lineRule="auto"/>
+            </w:pPr>
+            <w:r>
+              <w:rPr>
+                <w:rFonts w:ascii="Old Standard TT" w:hAnsi="Old Standard TT" w:cs="Old Standard TT"/>
+                <w:sz w:val="20"/>
+                <w:szCs w:val="20"/>
+                <w:color w:val="000000"/>
+              </w:rPr>
+              <w:t xml:space="preserve">GPT-OSS</w:t>
+            </w:r>
+          </w:p>
+        </w:tc>
+        <w:tc>
+          <w:tcPr>
+            <w:tcW w:w="3300" w:type="dxa"/>
+            <w:vAlign w:val="center"/>
+          </w:tcPr>
+          <w:p>
+            <w:pPr>
+              <w:rPr>
+                <w:rFonts w:ascii="Old Standard TT" w:cs="Old Standard TT" w:eastAsia="Old Standard TT" w:hAnsi="Old Standard TT"/>
+              </w:rPr>
+              <w:spacing w:after="40" w:line="252" w:lineRule="auto"/>
+            </w:pPr>
+            <w:r>
+              <w:rPr>
+                <w:rFonts w:ascii="Old Standard TT" w:hAnsi="Old Standard TT" w:cs="Old Standard TT"/>
+                <w:sz w:val="20"/>
+                <w:szCs w:val="20"/>
+                <w:color w:val="000000"/>
+              </w:rPr>
+              <w:t xml:space="preserve">Primary: note × reminder</w:t>
+            </w:r>
+          </w:p>
+        </w:tc>
+        <w:tc>
+          <w:tcPr>
+            <w:tcW w:w="650" w:type="dxa"/>
+            <w:vAlign w:val="center"/>
+          </w:tcPr>
+          <w:p>
+            <w:pPr>
+              <w:rPr>
+                <w:rFonts w:ascii="Old Standard TT" w:cs="Old Standard TT" w:eastAsia="Old Standard TT" w:hAnsi="Old Standard TT"/>
+              </w:rPr>
+              <w:spacing w:after="40" w:line="252" w:lineRule="auto"/>
+            </w:pPr>
+            <w:r>
+              <w:rPr>
+                <w:rFonts w:ascii="Old Standard TT" w:hAnsi="Old Standard TT" w:cs="Old Standard TT"/>
+                <w:sz w:val="20"/>
+                <w:szCs w:val="20"/>
+                <w:color w:val="000000"/>
+              </w:rPr>
+              <w:t xml:space="preserve">5</w:t>
+            </w:r>
+          </w:p>
+        </w:tc>
+        <w:tc>
+          <w:tcPr>
+            <w:tcW w:w="1200" w:type="dxa"/>
+            <w:vAlign w:val="center"/>
+          </w:tcPr>
+          <w:p>
+            <w:pPr>
+              <w:rPr>
+                <w:rFonts w:ascii="Old Standard TT" w:cs="Old Standard TT" w:eastAsia="Old Standard TT" w:hAnsi="Old Standard TT"/>
+              </w:rPr>
+              <w:spacing w:after="40" w:line="252" w:lineRule="auto"/>
+            </w:pPr>
+            <w:r>
+              <w:rPr>
+                <w:rFonts w:ascii="Old Standard TT" w:hAnsi="Old Standard TT" w:cs="Old Standard TT"/>
+                <w:sz w:val="20"/>
+                <w:szCs w:val="20"/>
+                <w:color w:val="000000"/>
+              </w:rPr>
+              <w:t xml:space="preserve">+0.2</w:t>
+            </w:r>
+          </w:p>
+        </w:tc>
+        <w:tc>
+          <w:tcPr>
+            <w:tcW w:w="2910" w:type="dxa"/>
+            <w:vAlign w:val="center"/>
+          </w:tcPr>
+          <w:p>
+            <w:pPr>
+              <w:rPr>
+                <w:rFonts w:ascii="Old Standard TT" w:cs="Old Standard TT" w:eastAsia="Old Standard TT" w:hAnsi="Old Standard TT"/>
+              </w:rPr>
+              <w:spacing w:after="40" w:line="252" w:lineRule="auto"/>
+            </w:pPr>
+            <w:r>
+              <w:rPr>
+                <w:rFonts w:ascii="Old Standard TT" w:hAnsi="Old Standard TT" w:cs="Old Standard TT"/>
+                <w:sz w:val="20"/>
+                <w:szCs w:val="20"/>
+                <w:color w:val="000000"/>
+              </w:rPr>
+              <w:t xml:space="preserve">[+0.167, +0.25]</w:t>
+            </w:r>
+          </w:p>
+        </w:tc>
+      </w:tr>
+      <w:tr>
+        <w:trPr>
+          <w:cantSplit w:val="1"/>
+        </w:trPr>
+        <w:tc>
+          <w:tcPr>
+            <w:tcW w:w="1300" w:type="dxa"/>
+            <w:vAlign w:val="center"/>
+          </w:tcPr>
+          <w:p>
+            <w:pPr>
+              <w:rPr>
+                <w:rFonts w:ascii="Old Standard TT" w:cs="Old Standard TT" w:eastAsia="Old Standard TT" w:hAnsi="Old Standard TT"/>
+              </w:rPr>
+              <w:spacing w:after="40" w:line="252" w:lineRule="auto"/>
+            </w:pPr>
+            <w:r>
+              <w:rPr>
+                <w:rFonts w:ascii="Old Standard TT" w:hAnsi="Old Standard TT" w:cs="Old Standard TT"/>
+                <w:sz w:val="20"/>
+                <w:szCs w:val="20"/>
+                <w:color w:val="000000"/>
+              </w:rPr>
+              <w:t xml:space="preserve">GPT-OSS</w:t>
+            </w:r>
+          </w:p>
+        </w:tc>
+        <w:tc>
+          <w:tcPr>
+            <w:tcW w:w="3300" w:type="dxa"/>
+            <w:vAlign w:val="center"/>
+          </w:tcPr>
+          <w:p>
+            <w:pPr>
+              <w:rPr>
+                <w:rFonts w:ascii="Old Standard TT" w:cs="Old Standard TT" w:eastAsia="Old Standard TT" w:hAnsi="Old Standard TT"/>
+              </w:rPr>
+              <w:spacing w:after="40" w:line="252" w:lineRule="auto"/>
+            </w:pPr>
+            <w:r>
+              <w:rPr>
+                <w:rFonts w:ascii="Old Standard TT" w:hAnsi="Old Standard TT" w:cs="Old Standard TT"/>
+                <w:sz w:val="20"/>
+                <w:szCs w:val="20"/>
+                <w:color w:val="000000"/>
+              </w:rPr>
+              <w:t xml:space="preserve">Reminder effect with notes</w:t>
+            </w:r>
+          </w:p>
+        </w:tc>
+        <w:tc>
+          <w:tcPr>
+            <w:tcW w:w="650" w:type="dxa"/>
+            <w:vAlign w:val="center"/>
+          </w:tcPr>
+          <w:p>
+            <w:pPr>
+              <w:rPr>
+                <w:rFonts w:ascii="Old Standard TT" w:cs="Old Standard TT" w:eastAsia="Old Standard TT" w:hAnsi="Old Standard TT"/>
+              </w:rPr>
+              <w:spacing w:after="40" w:line="252" w:lineRule="auto"/>
+            </w:pPr>
+            <w:r>
+              <w:rPr>
+                <w:rFonts w:ascii="Old Standard TT" w:hAnsi="Old Standard TT" w:cs="Old Standard TT"/>
+                <w:sz w:val="20"/>
+                <w:szCs w:val="20"/>
+                <w:color w:val="000000"/>
+              </w:rPr>
+              <w:t xml:space="preserve">5</w:t>
+            </w:r>
+          </w:p>
+        </w:tc>
+        <w:tc>
+          <w:tcPr>
+            <w:tcW w:w="1200" w:type="dxa"/>
+            <w:vAlign w:val="center"/>
+          </w:tcPr>
+          <w:p>
+            <w:pPr>
+              <w:rPr>
+                <w:rFonts w:ascii="Old Standard TT" w:cs="Old Standard TT" w:eastAsia="Old Standard TT" w:hAnsi="Old Standard TT"/>
+              </w:rPr>
+              <w:spacing w:after="40" w:line="252" w:lineRule="auto"/>
+            </w:pPr>
+            <w:r>
+              <w:rPr>
+                <w:rFonts w:ascii="Old Standard TT" w:hAnsi="Old Standard TT" w:cs="Old Standard TT"/>
+                <w:sz w:val="20"/>
+                <w:szCs w:val="20"/>
+                <w:color w:val="000000"/>
+              </w:rPr>
+              <w:t xml:space="preserve">+0.2</w:t>
+            </w:r>
+          </w:p>
+        </w:tc>
+        <w:tc>
+          <w:tcPr>
+            <w:tcW w:w="2910" w:type="dxa"/>
+            <w:vAlign w:val="center"/>
+          </w:tcPr>
+          <w:p>
+            <w:pPr>
+              <w:rPr>
+                <w:rFonts w:ascii="Old Standard TT" w:cs="Old Standard TT" w:eastAsia="Old Standard TT" w:hAnsi="Old Standard TT"/>
+              </w:rPr>
+              <w:spacing w:after="40" w:line="252" w:lineRule="auto"/>
+            </w:pPr>
+            <w:r>
+              <w:rPr>
+                <w:rFonts w:ascii="Old Standard TT" w:hAnsi="Old Standard TT" w:cs="Old Standard TT"/>
+                <w:sz w:val="20"/>
+                <w:szCs w:val="20"/>
+                <w:color w:val="000000"/>
+              </w:rPr>
+              <w:t xml:space="preserve">[+0.167, +0.167]</w:t>
+            </w:r>
+          </w:p>
+        </w:tc>
+      </w:tr>
+      <w:tr>
+        <w:trPr>
+          <w:cantSplit w:val="1"/>
+        </w:trPr>
+        <w:tc>
+          <w:tcPr>
+            <w:tcW w:w="1300" w:type="dxa"/>
+            <w:vAlign w:val="center"/>
+          </w:tcPr>
+          <w:p>
+            <w:pPr>
+              <w:rPr>
+                <w:rFonts w:ascii="Old Standard TT" w:cs="Old Standard TT" w:eastAsia="Old Standard TT" w:hAnsi="Old Standard TT"/>
+              </w:rPr>
+              <w:spacing w:after="40" w:line="252" w:lineRule="auto"/>
+            </w:pPr>
+            <w:r>
+              <w:rPr>
+                <w:rFonts w:ascii="Old Standard TT" w:hAnsi="Old Standard TT" w:cs="Old Standard TT"/>
+                <w:sz w:val="20"/>
+                <w:szCs w:val="20"/>
+                <w:color w:val="000000"/>
+              </w:rPr>
+              <w:t xml:space="preserve">GPT-OSS</w:t>
+            </w:r>
+          </w:p>
+        </w:tc>
+        <w:tc>
+          <w:tcPr>
+            <w:tcW w:w="3300" w:type="dxa"/>
+            <w:vAlign w:val="center"/>
+          </w:tcPr>
+          <w:p>
+            <w:pPr>
+              <w:rPr>
+                <w:rFonts w:ascii="Old Standard TT" w:cs="Old Standard TT" w:eastAsia="Old Standard TT" w:hAnsi="Old Standard TT"/>
+              </w:rPr>
+              <w:spacing w:after="40" w:line="252" w:lineRule="auto"/>
+            </w:pPr>
+            <w:r>
+              <w:rPr>
+                <w:rFonts w:ascii="Old Standard TT" w:hAnsi="Old Standard TT" w:cs="Old Standard TT"/>
+                <w:sz w:val="20"/>
+                <w:szCs w:val="20"/>
+                <w:color w:val="000000"/>
+              </w:rPr>
+              <w:t xml:space="preserve">Reminder effect without notes</w:t>
+            </w:r>
+          </w:p>
+        </w:tc>
+        <w:tc>
+          <w:tcPr>
+            <w:tcW w:w="650" w:type="dxa"/>
+            <w:vAlign w:val="center"/>
+          </w:tcPr>
+          <w:p>
+            <w:pPr>
+              <w:rPr>
+                <w:rFonts w:ascii="Old Standard TT" w:cs="Old Standard TT" w:eastAsia="Old Standard TT" w:hAnsi="Old Standard TT"/>
+              </w:rPr>
+              <w:spacing w:after="40" w:line="252" w:lineRule="auto"/>
+            </w:pPr>
+            <w:r>
+              <w:rPr>
+                <w:rFonts w:ascii="Old Standard TT" w:hAnsi="Old Standard TT" w:cs="Old Standard TT"/>
+                <w:sz w:val="20"/>
+                <w:szCs w:val="20"/>
+                <w:color w:val="000000"/>
+              </w:rPr>
+              <w:t xml:space="preserve">5</w:t>
+            </w:r>
+          </w:p>
+        </w:tc>
+        <w:tc>
+          <w:tcPr>
+            <w:tcW w:w="1200" w:type="dxa"/>
+            <w:vAlign w:val="center"/>
+          </w:tcPr>
+          <w:p>
+            <w:pPr>
+              <w:rPr>
+                <w:rFonts w:ascii="Old Standard TT" w:cs="Old Standard TT" w:eastAsia="Old Standard TT" w:hAnsi="Old Standard TT"/>
+              </w:rPr>
+              <w:spacing w:after="40" w:line="252" w:lineRule="auto"/>
+            </w:pPr>
+            <w:r>
+              <w:rPr>
+                <w:rFonts w:ascii="Old Standard TT" w:hAnsi="Old Standard TT" w:cs="Old Standard TT"/>
+                <w:sz w:val="20"/>
+                <w:szCs w:val="20"/>
+                <w:color w:val="000000"/>
+              </w:rPr>
+              <w:t xml:space="preserve">0</w:t>
+            </w:r>
+          </w:p>
+        </w:tc>
+        <w:tc>
+          <w:tcPr>
+            <w:tcW w:w="2910" w:type="dxa"/>
+            <w:vAlign w:val="center"/>
+          </w:tcPr>
+          <w:p>
+            <w:pPr>
+              <w:rPr>
+                <w:rFonts w:ascii="Old Standard TT" w:cs="Old Standard TT" w:eastAsia="Old Standard TT" w:hAnsi="Old Standard TT"/>
+              </w:rPr>
+              <w:spacing w:after="40" w:line="252" w:lineRule="auto"/>
+            </w:pPr>
+            <w:r>
+              <w:rPr>
+                <w:rFonts w:ascii="Old Standard TT" w:hAnsi="Old Standard TT" w:cs="Old Standard TT"/>
+                <w:sz w:val="20"/>
+                <w:szCs w:val="20"/>
+                <w:color w:val="000000"/>
+              </w:rPr>
+              <w:t xml:space="preserve">[-0.083, 0]</w:t>
+            </w:r>
+          </w:p>
+        </w:tc>
+      </w:tr>
+      <w:tr>
+        <w:trPr>
+          <w:cantSplit w:val="1"/>
+        </w:trPr>
+        <w:tc>
+          <w:tcPr>
+            <w:tcW w:w="1300" w:type="dxa"/>
+            <w:vAlign w:val="center"/>
+          </w:tcPr>
+          <w:p>
+            <w:pPr>
+              <w:rPr>
+                <w:rFonts w:ascii="Old Standard TT" w:cs="Old Standard TT" w:eastAsia="Old Standard TT" w:hAnsi="Old Standard TT"/>
+              </w:rPr>
+              <w:spacing w:after="40" w:line="252" w:lineRule="auto"/>
+            </w:pPr>
+            <w:r>
+              <w:rPr>
+                <w:rFonts w:ascii="Old Standard TT" w:hAnsi="Old Standard TT" w:cs="Old Standard TT"/>
+                <w:sz w:val="20"/>
+                <w:szCs w:val="20"/>
+                <w:color w:val="000000"/>
+              </w:rPr>
+              <w:t xml:space="preserve">GPT-OSS</w:t>
+            </w:r>
+          </w:p>
+        </w:tc>
+        <w:tc>
+          <w:tcPr>
+            <w:tcW w:w="3300" w:type="dxa"/>
+            <w:vAlign w:val="center"/>
+          </w:tcPr>
+          <w:p>
+            <w:pPr>
+              <w:rPr>
+                <w:rFonts w:ascii="Old Standard TT" w:cs="Old Standard TT" w:eastAsia="Old Standard TT" w:hAnsi="Old Standard TT"/>
+              </w:rPr>
+              <w:spacing w:after="40" w:line="252" w:lineRule="auto"/>
+            </w:pPr>
+            <w:r>
+              <w:rPr>
+                <w:rFonts w:ascii="Old Standard TT" w:hAnsi="Old Standard TT" w:cs="Old Standard TT"/>
+                <w:sz w:val="20"/>
+                <w:szCs w:val="20"/>
+                <w:color w:val="000000"/>
+              </w:rPr>
+              <w:t xml:space="preserve">Note effect without reminder</w:t>
+            </w:r>
+          </w:p>
+        </w:tc>
+        <w:tc>
+          <w:tcPr>
+            <w:tcW w:w="650" w:type="dxa"/>
+            <w:vAlign w:val="center"/>
+          </w:tcPr>
+          <w:p>
+            <w:pPr>
+              <w:rPr>
+                <w:rFonts w:ascii="Old Standard TT" w:cs="Old Standard TT" w:eastAsia="Old Standard TT" w:hAnsi="Old Standard TT"/>
+              </w:rPr>
+              <w:spacing w:after="40" w:line="252" w:lineRule="auto"/>
+            </w:pPr>
+            <w:r>
+              <w:rPr>
+                <w:rFonts w:ascii="Old Standard TT" w:hAnsi="Old Standard TT" w:cs="Old Standard TT"/>
+                <w:sz w:val="20"/>
+                <w:szCs w:val="20"/>
+                <w:color w:val="000000"/>
+              </w:rPr>
+              <w:t xml:space="preserve">5</w:t>
+            </w:r>
+          </w:p>
+        </w:tc>
+        <w:tc>
+          <w:tcPr>
+            <w:tcW w:w="1200" w:type="dxa"/>
+            <w:vAlign w:val="center"/>
+          </w:tcPr>
+          <w:p>
+            <w:pPr>
+              <w:rPr>
+                <w:rFonts w:ascii="Old Standard TT" w:cs="Old Standard TT" w:eastAsia="Old Standard TT" w:hAnsi="Old Standard TT"/>
+              </w:rPr>
+              <w:spacing w:after="40" w:line="252" w:lineRule="auto"/>
+            </w:pPr>
+            <w:r>
+              <w:rPr>
+                <w:rFonts w:ascii="Old Standard TT" w:hAnsi="Old Standard TT" w:cs="Old Standard TT"/>
+                <w:sz w:val="20"/>
+                <w:szCs w:val="20"/>
+                <w:color w:val="000000"/>
+              </w:rPr>
+              <w:t xml:space="preserve">-0.2</w:t>
+            </w:r>
+          </w:p>
+        </w:tc>
+        <w:tc>
+          <w:tcPr>
+            <w:tcW w:w="2910" w:type="dxa"/>
+            <w:vAlign w:val="center"/>
+          </w:tcPr>
+          <w:p>
+            <w:pPr>
+              <w:rPr>
+                <w:rFonts w:ascii="Old Standard TT" w:cs="Old Standard TT" w:eastAsia="Old Standard TT" w:hAnsi="Old Standard TT"/>
+              </w:rPr>
+              <w:spacing w:after="40" w:line="252" w:lineRule="auto"/>
+            </w:pPr>
+            <w:r>
+              <w:rPr>
+                <w:rFonts w:ascii="Old Standard TT" w:hAnsi="Old Standard TT" w:cs="Old Standard TT"/>
+                <w:sz w:val="20"/>
+                <w:szCs w:val="20"/>
+                <w:color w:val="000000"/>
+              </w:rPr>
+              <w:t xml:space="preserve">[-0.167, -0.167]</w:t>
+            </w:r>
+          </w:p>
+        </w:tc>
+      </w:tr>
+      <w:tr>
+        <w:trPr>
+          <w:cantSplit w:val="1"/>
+        </w:trPr>
+        <w:tc>
+          <w:tcPr>
+            <w:tcW w:w="1300" w:type="dxa"/>
+            <w:vAlign w:val="center"/>
+          </w:tcPr>
+          <w:p>
+            <w:pPr>
+              <w:rPr>
+                <w:rFonts w:ascii="Old Standard TT" w:cs="Old Standard TT" w:eastAsia="Old Standard TT" w:hAnsi="Old Standard TT"/>
+              </w:rPr>
+              <w:spacing w:after="40" w:line="252" w:lineRule="auto"/>
+            </w:pPr>
+            <w:r>
+              <w:rPr>
+                <w:rFonts w:ascii="Old Standard TT" w:hAnsi="Old Standard TT" w:cs="Old Standard TT"/>
+                <w:sz w:val="20"/>
+                <w:szCs w:val="20"/>
+                <w:color w:val="000000"/>
+              </w:rPr>
+              <w:t xml:space="preserve">GPT-OSS</w:t>
+            </w:r>
+          </w:p>
+        </w:tc>
+        <w:tc>
+          <w:tcPr>
+            <w:tcW w:w="3300" w:type="dxa"/>
+            <w:vAlign w:val="center"/>
+          </w:tcPr>
+          <w:p>
+            <w:pPr>
+              <w:rPr>
+                <w:rFonts w:ascii="Old Standard TT" w:cs="Old Standard TT" w:eastAsia="Old Standard TT" w:hAnsi="Old Standard TT"/>
+              </w:rPr>
+              <w:spacing w:after="40" w:line="252" w:lineRule="auto"/>
+            </w:pPr>
+            <w:r>
+              <w:rPr>
+                <w:rFonts w:ascii="Old Standard TT" w:hAnsi="Old Standard TT" w:cs="Old Standard TT"/>
+                <w:sz w:val="20"/>
+                <w:szCs w:val="20"/>
+                <w:color w:val="000000"/>
+              </w:rPr>
+              <w:t xml:space="preserve">Note effect with reminder</w:t>
+            </w:r>
+          </w:p>
+        </w:tc>
+        <w:tc>
+          <w:tcPr>
+            <w:tcW w:w="650" w:type="dxa"/>
+            <w:vAlign w:val="center"/>
+          </w:tcPr>
+          <w:p>
+            <w:pPr>
+              <w:rPr>
+                <w:rFonts w:ascii="Old Standard TT" w:cs="Old Standard TT" w:eastAsia="Old Standard TT" w:hAnsi="Old Standard TT"/>
+              </w:rPr>
+              <w:spacing w:after="40" w:line="252" w:lineRule="auto"/>
+            </w:pPr>
+            <w:r>
+              <w:rPr>
+                <w:rFonts w:ascii="Old Standard TT" w:hAnsi="Old Standard TT" w:cs="Old Standard TT"/>
+                <w:sz w:val="20"/>
+                <w:szCs w:val="20"/>
+                <w:color w:val="000000"/>
+              </w:rPr>
+              <w:t xml:space="preserve">5</w:t>
+            </w:r>
+          </w:p>
+        </w:tc>
+        <w:tc>
+          <w:tcPr>
+            <w:tcW w:w="1200" w:type="dxa"/>
+            <w:vAlign w:val="center"/>
+          </w:tcPr>
+          <w:p>
+            <w:pPr>
+              <w:rPr>
+                <w:rFonts w:ascii="Old Standard TT" w:cs="Old Standard TT" w:eastAsia="Old Standard TT" w:hAnsi="Old Standard TT"/>
+              </w:rPr>
+              <w:spacing w:after="40" w:line="252" w:lineRule="auto"/>
+            </w:pPr>
+            <w:r>
+              <w:rPr>
+                <w:rFonts w:ascii="Old Standard TT" w:hAnsi="Old Standard TT" w:cs="Old Standard TT"/>
+                <w:sz w:val="20"/>
+                <w:szCs w:val="20"/>
+                <w:color w:val="000000"/>
+              </w:rPr>
+              <w:t xml:space="preserve">0</w:t>
+            </w:r>
+          </w:p>
+        </w:tc>
+        <w:tc>
+          <w:tcPr>
+            <w:tcW w:w="2910" w:type="dxa"/>
+            <w:vAlign w:val="center"/>
+          </w:tcPr>
+          <w:p>
+            <w:pPr>
+              <w:rPr>
+                <w:rFonts w:ascii="Old Standard TT" w:cs="Old Standard TT" w:eastAsia="Old Standard TT" w:hAnsi="Old Standard TT"/>
+              </w:rPr>
+              <w:spacing w:after="40" w:line="252" w:lineRule="auto"/>
+            </w:pPr>
+            <w:r>
+              <w:rPr>
+                <w:rFonts w:ascii="Old Standard TT" w:hAnsi="Old Standard TT" w:cs="Old Standard TT"/>
+                <w:sz w:val="20"/>
+                <w:szCs w:val="20"/>
+                <w:color w:val="000000"/>
+              </w:rPr>
+              <w:t xml:space="preserve">[0, +0.083]</w:t>
+            </w:r>
+          </w:p>
+        </w:tc>
+      </w:tr>
+    </w:tbl>
+    <w:p>
+      <w:pPr>
+        <w:rPr>
+          <w:rFonts w:ascii="Old Standard TT" w:cs="Old Standard TT" w:eastAsia="Old Standard TT" w:hAnsi="Old Standard TT"/>
+        </w:rPr>
+        <w:spacing w:after="60"/>
+      </w:pPr>
+      <w:r>
+        <w:rPr>
+          <w:rFonts w:ascii="Old Standard TT" w:hAnsi="Old Standard TT" w:cs="Old Standard TT"/>
+          <w:color w:val="000000"/>
+        </w:rPr>
+        <w:t xml:space="preserve"/>
+      </w:r>
+    </w:p>
+    <w:p>
+      <w:pPr>
+        <w:rPr>
+          <w:rFonts w:ascii="Old Standard TT" w:cs="Old Standard TT" w:eastAsia="Old Standard TT" w:hAnsi="Old Standard TT"/>
+        </w:rPr>
+        <w:spacing w:after="120"/>
+      </w:pPr>
+      <w:r>
+        <w:rPr>
+          <w:rFonts w:ascii="Old Standard TT" w:hAnsi="Old Standard TT" w:cs="Old Standard TT"/>
+          <w:color w:val="000000"/>
+        </w:rPr>
+        <w:t xml:space="preserve">The primary contrast is (harmful notes plus reminder − harmful notes without reminder) − (no notes plus reminder − neither notes nor reminder), always conditional on the shared rule. Exact rule adherence has the same estimates and bounds as safe optimality. Any-outsider-loss primary estimates are −0.125 for Qwen and −0.200 for GPT-OSS; corresponding completion intervals are [−0.125, −0.125] and [−0.250, −0.167]. For joint harm and duplicates the observed primary contrast is zero, but the unresolved GPT-OSS slot permits [−0.083, 0] over its full available cohort. Complete machine-readable groups, all ten metric contrasts and per-case values are retained in output/control-v7/analysis/v7-analysis.json.</w:t>
+      </w:r>
+    </w:p>
+    <w:p>
+      <w:pPr>
+        <w:rPr>
+          <w:rFonts w:ascii="Old Standard TT" w:cs="Old Standard TT" w:eastAsia="Old Standard TT" w:hAnsi="Old Standard TT"/>
+        </w:rPr>
+        <w:spacing w:after="120"/>
+      </w:pPr>
+      <w:r>
+        <w:rPr>
+          <w:rFonts w:ascii="Old Standard TT" w:hAnsi="Old Standard TT" w:cs="Old Standard TT"/>
+          <w:color w:val="000000"/>
+        </w:rPr>
+        <w:t xml:space="preserve">The nonoptimal episodes are Qwen case 306 / first rule, with A=T2 and B=T4 (outsider loss 34, total reward loss 29), and GPT-OSS case 301 under first and last rules (outsider losses 31 and 28; total reward losses 24 and 20). All are in the harmful-note/no-reminder condition, are distinct-task allocations and fail the exact rule. In each of these three episodes, exactly one role selects the task in its inherited note while the other follows the shared rule. This is a note-consistent action pattern, not proof of an internal reasoning process or a unique mechanism.</w:t>
+      </w:r>
+    </w:p>
+    <w:p>
+      <w:pPr>
+        <w:rPr>
+          <w:rFonts w:ascii="Old Standard TT" w:cs="Old Standard TT" w:eastAsia="Old Standard TT" w:hAnsi="Old Standard TT"/>
+        </w:rPr>
+        <w:spacing w:after="120"/>
+      </w:pPr>
+      <w:r>
+        <w:rPr>
+          <w:rFonts w:ascii="Old Standard TT" w:hAnsi="Old Standard TT" w:cs="Old Standard TT"/>
+          <w:color w:val="000000"/>
+        </w:rPr>
+        <w:t xml:space="preserve">The factorial result qualifies an unconditional “the rule alone suffices” reading of the earlier control. The reminder’s observed benefit is concentrated in the inherited-note condition, but only three partial harms are observed and the prompts expose a complete outcome table. Removing notes changes their entire content, including potentially useful facts or conventions; it is not a pure harmfulness intervention. All arms include the rule, no new legitimate-note arm is tested, and older legitimate controls do not establish utility preservation here. No significance, population necessity, noninferiority or general security claim follows.</w:t>
+      </w:r>
+    </w:p>
+    <w:p>
+      <w:pPr>
+        <w:rPr>
+          <w:rFonts w:ascii="Old Standard TT" w:cs="Old Standard TT" w:eastAsia="Old Standard TT" w:hAnsi="Old Standard TT"/>
+        </w:rPr>
+        <w:spacing w:after="120"/>
+      </w:pPr>
+      <w:r>
+        <w:rPr>
+          <w:rFonts w:ascii="Old Standard TT" w:hAnsi="Old Standard TT" w:cs="Old Standard TT"/>
+          <w:color w:val="000000"/>
+        </w:rPr>
+        <w:t xml:space="preserve">Accounting at this final-control cutoff: the returned-response estimate for the new phase is $0.224409161; adding the earlier $3.214604295 gives $3.439013456 known project usage. The new reserved maximum is $0.832 and the combined conservative ceiling is $13.206, below the authorized $15. The earlier $14.736 ceiling in Appendix C is historical: $2.362 of unused allocations and rounding headroom was released before reserving this phase. Five earlier unresolved calls plus the new unresolved request remain fully reserved. These are provider response estimates and conservative reservations, not a verified invoice.</w:t>
+      </w:r>
+    </w:p>
+    <w:p>
+      <w:pPr>
+        <w:pStyle w:val="Heading2"/>
+        <w:spacing w:after="0" w:before="200" w:line="360" w:lineRule="auto"/>
+        <w:rPr>
+          <w:rFonts w:ascii="Old Standard TT" w:cs="Old Standard TT" w:eastAsia="Old Standard TT" w:hAnsi="Old Standard TT"/>
+          <w:b w:val="1"/>
+          <w:bCs w:val="1"/>
+          <w:sz w:val="28"/>
+          <w:szCs w:val="28"/>
+        </w:rPr>
+        <w:keepNext w:val="1"/>
+      </w:pPr>
+      <w:r>
+        <w:rPr>
+          <w:rFonts w:ascii="Old Standard TT" w:hAnsi="Old Standard TT" w:cs="Old Standard TT"/>
+          <w:b w:val="1"/>
+          <w:sz w:val="28"/>
+          <w:szCs w:val="28"/>
+          <w:color w:val="000000"/>
+        </w:rPr>
         <w:t xml:space="preserve">LLM Usage Statement</w:t>
       </w:r>
     </w:p>
@@ -21523,7 +27835,7 @@
           <w:rFonts w:ascii="Old Standard TT" w:hAnsi="Old Standard TT" w:cs="Old Standard TT"/>
           <w:color w:val="000000"/>
         </w:rPr>
-        <w:t xml:space="preserve">OpenAI Codex assisted with study design, literature checking, code, prompts, tests, evidence review, semantic annotation, analyses, figures and writing. Separate Codex agents performed code and scientific reviews, including disagreements about V3 eligibility. These are AI-assisted checks, not independent human verification. Evaluated models generated the retained experimental responses. Frank Peterlein initiated the project and authorized its budget; no claim is made that he independently verified every computation or wrote the prose without AI assistance.</w:t>
+        <w:t xml:space="preserve">Frank Peterlein initiated the project, authorized its budget and reviewed the full manuscript during development; he is the responsible author. OpenAI Codex assisted with study design, literature checks, code, prompts, analyses, figures and writing. Automated and agent-assisted checks are not independent human replication. Evaluated models generated the retained experimental responses. The earlier detailed disclosure is preserved in Appendix C.</w:t>
       </w:r>
     </w:p>
     <w:sectPr>

--- a/paper/inherited-collusion-submission.docx
+++ b/paper/inherited-collusion-submission.docx
@@ -437,7 +437,7 @@
                       <w:rFonts w:ascii="Old Standard TT" w:hAnsi="Old Standard TT" w:cs="Old Standard TT"/>
                       <w:color w:val="000000"/>
                     </w:rPr>
-                    <w:t xml:space="preserve">Can harmful plans survive replacement through handoff notes, and can successors reject them while coordinating? We study a transparent four-agent allocation task. Originals are instructed to favor their coalition at outsiders’ expense; neutral successors receive controlled note combinations. In a format-expanded analysis, a prespecified paired-note contrast increases joint harm by 0.50 for Qwen and 0.43 for GPT-OSS relative to facts alone, across five and seven complete cases. Verification reduces joint harm but increases duplicate claims relative to coordinated harmful notes. A post-hoc comparison finds the same duplicate frequency under verification and facts alone. Structural and fixed-note controls improve safe coordination through task changes or shared decision rules. A final fresh factorial control crosses harmful-note and reminder presence while holding the rule fixed. Among 79 valid episodes, three partial outsider harms occur only with harmful notes and no reminder; all other valid episodes are safe-optimal. The primary safe-optimal interaction is +0.125 across four complete Qwen cases and +0.200 across five GPT-OSS cases. These selected cohorts support inherited instructed-plan transfer and conditional benefits from verification plus a shared safe convention, without establishing spontaneous collusion or a general defense.</w:t>
+                    <w:t xml:space="preserve">Can harmful plans survive agent replacement through handoff notes, and can successors reject them while coordinating? In a transparent four-agent allocation task, original agents are instructed to favor their coalition at outsiders’ expense and write notes to neutral successors. Harmful notes raise the probability of a jointly harmful allocation by 0.50 for Qwen3.6-35B-A3B and 0.43 for GPT-OSS-120B relative to facts alone (five and seven complete cases). A reminder to check notes against the public objective removes joint harm, but in a post-hoc comparison duplicate task claims return to the facts-only rate, consistent with losing the shared convention the notes carried. A public tie-breaking rule restores coordination. In a final factorial control that always includes the rule, every note-free episode is safe-optimal; with harmful notes and no reminder, three of 18 episodes leave partial outsider harm, none with the reminder. Small, selected cohorts limit generalization; no spontaneous collusion is claimed.</w:t>
                   </w:r>
                 </w:p>
               </w:tc>
@@ -3017,7 +3017,28 @@
           <w:rFonts w:ascii="Old Standard TT" w:hAnsi="Old Standard TT" w:cs="Old Standard TT"/>
           <w:color w:val="000000"/>
         </w:rPr>
-        <w:t xml:space="preserve">Code, raw model responses, frozen protocols, analyses and report sources are retained in the private repository https://github.com/frnkptrln/inherited-collusion. Access is restricted; this is not a public data release. The complete local research archive and its offline reproduction checks remain available to the author.</w:t>
+        <w:t xml:space="preserve">Code, raw model responses, frozen protocols, analyses</w:t>
+      </w:r>
+      <w:r>
+        <w:rPr>
+          <w:rFonts w:ascii="Old Standard TT" w:hAnsi="Old Standard TT" w:cs="Old Standard TT"/>
+          <w:color w:val="000000"/>
+        </w:rPr>
+        <w:t xml:space="preserve">, report sources and offline reproduction checks are public at</w:t>
+      </w:r>
+      <w:r>
+        <w:rPr>
+          <w:rFonts w:ascii="Old Standard TT" w:hAnsi="Old Standard TT" w:cs="Old Standard TT"/>
+          <w:color w:val="000000"/>
+        </w:rPr>
+        <w:t xml:space="preserve"> https://github.com/frnkptrln/inherited-collusion</w:t>
+      </w:r>
+      <w:r>
+        <w:rPr>
+          <w:rFonts w:ascii="Old Standard TT" w:hAnsi="Old Standard TT" w:cs="Old Standard TT"/>
+          <w:color w:val="000000"/>
+        </w:rPr>
+        <w:t xml:space="preserve">; the tag “submitted” marks the submitted version.</w:t>
       </w:r>
     </w:p>
     <w:p>
@@ -3171,7 +3192,77 @@
           <w:rFonts w:ascii="Old Standard TT" w:hAnsi="Old Standard TT" w:cs="Old Standard TT"/>
           <w:color w:val="000000"/>
         </w:rPr>
-        <w:t xml:space="preserve">Inference is limited by donor-driven redesign, post-start format amendment, potentially informative attrition, eight original task clusters per model, two nested draws, a full outcome table, scripted outsiders and independent one-shot recipients. Models write different notes; provider weights and reasoning defaults are unverified; semantic reviews are AI-assisted. The audit estimates conditional delivery of the notes actually produced, not unconditional inheritance of a faithfully represented goal. Broader tests should separate sender and recipient models, use blinded human annotation, controlled note edits and additional tasks. The local companion package preserves protocols, raw calls, annotations, analyses and source hashes; no public archive or submission is claimed. The V5 structural control added six planned clusters per model (four complete for Qwen); V6 reuses those available symmetric donor cases. Neither is an independent task-family replication. Diagnostic mistakes remain included. Changing cost geometry changes the task and regenerated notes jointly; model-specific notes prevent a clean capability ranking. No universal claim follows from a unique optimum in these fixtures.</w:t>
+        <w:t xml:space="preserve">Inference is limited by donor-driven redesign, post-start format amendment, potentially informative attrition, eight original task clusters per model, two nested draws, a full outcome table, scripted outsiders and independent one-shot recipients. Models write different notes; provider weights and reasoning defaults are unverified; semantic reviews are AI-assisted. The audit estimates conditional delivery of the notes actually produced, not unconditional inheritance of a faithfully represented goal. Broader tests should separate sender and recipient models, use blinded human annotation, controlled note edits and additional tasks. The </w:t>
+      </w:r>
+      <w:r>
+        <w:rPr>
+          <w:rFonts w:ascii="Old Standard TT" w:hAnsi="Old Standard TT" w:cs="Old Standard TT"/>
+          <w:color w:val="000000"/>
+        </w:rPr>
+        <w:t xml:space="preserve">public repository</w:t>
+      </w:r>
+      <w:r>
+        <w:rPr>
+          <w:rFonts w:ascii="Old Standard TT" w:hAnsi="Old Standard TT" w:cs="Old Standard TT"/>
+          <w:color w:val="000000"/>
+        </w:rPr>
+        <w:t xml:space="preserve"> preserves protocols, raw calls, annotations, analyses and source hashes</w:t>
+      </w:r>
+      <w:r>
+        <w:rPr>
+          <w:rFonts w:ascii="Old Standard TT" w:hAnsi="Old Standard TT" w:cs="Old Standard TT"/>
+          <w:color w:val="000000"/>
+        </w:rPr>
+        <w:t xml:space="preserve">. The </w:t>
+      </w:r>
+      <w:r>
+        <w:rPr>
+          <w:rFonts w:ascii="Old Standard TT" w:hAnsi="Old Standard TT" w:cs="Old Standard TT"/>
+          <w:color w:val="000000"/>
+        </w:rPr>
+        <w:t xml:space="preserve">structural control added six planned clusters per model (four complete for Qwen); </w:t>
+      </w:r>
+      <w:r>
+        <w:rPr>
+          <w:rFonts w:ascii="Old Standard TT" w:hAnsi="Old Standard TT" w:cs="Old Standard TT"/>
+          <w:color w:val="000000"/>
+        </w:rPr>
+        <w:t xml:space="preserve">the fixed-note and factorial controls reuse</w:t>
+      </w:r>
+      <w:r>
+        <w:rPr>
+          <w:rFonts w:ascii="Old Standard TT" w:hAnsi="Old Standard TT" w:cs="Old Standard TT"/>
+          <w:color w:val="000000"/>
+        </w:rPr>
+        <w:t xml:space="preserve"> those available symmetric donor cases. </w:t>
+      </w:r>
+      <w:r>
+        <w:rPr>
+          <w:rFonts w:ascii="Old Standard TT" w:hAnsi="Old Standard TT" w:cs="Old Standard TT"/>
+          <w:color w:val="000000"/>
+        </w:rPr>
+        <w:t xml:space="preserve">None</w:t>
+      </w:r>
+      <w:r>
+        <w:rPr>
+          <w:rFonts w:ascii="Old Standard TT" w:hAnsi="Old Standard TT" w:cs="Old Standard TT"/>
+          <w:color w:val="000000"/>
+        </w:rPr>
+        <w:t xml:space="preserve"> is an independent task-family replication.</w:t>
+      </w:r>
+      <w:r>
+        <w:rPr>
+          <w:rFonts w:ascii="Old Standard TT" w:hAnsi="Old Standard TT" w:cs="Old Standard TT"/>
+          <w:color w:val="000000"/>
+        </w:rPr>
+        <w:t xml:space="preserve"> The factorial control was designed after the earlier results were known, and its note-by-reminder interaction rests on three partial harms in two cases.</w:t>
+      </w:r>
+      <w:r>
+        <w:rPr>
+          <w:rFonts w:ascii="Old Standard TT" w:hAnsi="Old Standard TT" w:cs="Old Standard TT"/>
+          <w:color w:val="000000"/>
+        </w:rPr>
+        <w:t xml:space="preserve"> Diagnostic mistakes remain included. Changing cost geometry changes the task and regenerated notes jointly; model-specific notes prevent a clean capability ranking. No universal claim follows from a unique optimum in these fixtures.</w:t>
       </w:r>
     </w:p>
     <w:p>
@@ -3504,7 +3595,35 @@
           <w:rFonts w:ascii="Old Standard TT" w:hAnsi="Old Standard TT" w:cs="Old Standard TT"/>
           <w:color w:val="000000"/>
         </w:rPr>
-        <w:t xml:space="preserve">OpenAI Codex assisted with study design, literature checking, code, prompts, tests, evidence review, semantic annotation, analyses, figures and writing. Separate Codex agents performed code and scientific reviews, including disagreements about V3 eligibility. These are AI-assisted checks, not independent human verification. Evaluated models generated the retained experimental responses. Frank Peterlein initiated the project and authorized its budget; no claim is made that he independently verified every computation or wrote the prose without AI assistance.</w:t>
+        <w:t xml:space="preserve">OpenAI Codex assisted with study design, literature checking, code, prompts, tests, evidence review, semantic annotation, analyses, figures and writing. Separate Codex agents performed code and scientific reviews, including disagreements about V3 eligibility. These are AI-assisted checks, not independent human verification. Evaluated models generated the retained experimental responses. Frank Peterlein initiated the project</w:t>
+      </w:r>
+      <w:r>
+        <w:rPr>
+          <w:rFonts w:ascii="Old Standard TT" w:hAnsi="Old Standard TT" w:cs="Old Standard TT"/>
+          <w:color w:val="000000"/>
+        </w:rPr>
+        <w:t xml:space="preserve">,</w:t>
+      </w:r>
+      <w:r>
+        <w:rPr>
+          <w:rFonts w:ascii="Old Standard TT" w:hAnsi="Old Standard TT" w:cs="Old Standard TT"/>
+          <w:color w:val="000000"/>
+        </w:rPr>
+        <w:t xml:space="preserve"> authorized its budget</w:t>
+      </w:r>
+      <w:r>
+        <w:rPr>
+          <w:rFonts w:ascii="Old Standard TT" w:hAnsi="Old Standard TT" w:cs="Old Standard TT"/>
+          <w:color w:val="000000"/>
+        </w:rPr>
+        <w:t xml:space="preserve"> and is the responsible author</w:t>
+      </w:r>
+      <w:r>
+        <w:rPr>
+          <w:rFonts w:ascii="Old Standard TT" w:hAnsi="Old Standard TT" w:cs="Old Standard TT"/>
+          <w:color w:val="000000"/>
+        </w:rPr>
+        <w:t xml:space="preserve">.</w:t>
       </w:r>
     </w:p>
     <w:p>
@@ -11861,7 +11980,14 @@
           <w:rFonts w:ascii="Old Standard TT" w:hAnsi="Old Standard TT" w:cs="Old Standard TT"/>
           <w:color w:val="000000"/>
         </w:rPr>
-        <w:t xml:space="preserve">The independent standard-library countercheck recomputes all 240 saved joint outcomes with exact arithmetic and agrees with the analysis on group summaries, paired contrasts and finite completion bounds. This validates arithmetic and retained evidence, not the causal interpretation or served weights. Software validation is distinct from the model observations. The finalized V5 analysis and checker outputs, twelve raw run folders, protocol, freeze, closure, source snapshots and budget ledger are included in the companion package. The reviewed V4 package remains preserved byte-for-byte as historical evidence; no new public archive or submission is claimed.</w:t>
+        <w:t xml:space="preserve">The independent standard-library countercheck recomputes all 240 saved joint outcomes with exact arithmetic and agrees with the analysis on group summaries, paired contrasts and finite completion bounds. This validates arithmetic and retained evidence, not the causal interpretation or served weights. Software validation is distinct from the model observations. The finalized V5 analysis and checker outputs, twelve raw run folders, protocol, freeze, closure, source snapshots and budget ledger are included in the companion package. The reviewed V4 package remains preserved byte-for-byte as historical evidence</w:t>
+      </w:r>
+      <w:r>
+        <w:rPr>
+          <w:rFonts w:ascii="Old Standard TT" w:hAnsi="Old Standard TT" w:cs="Old Standard TT"/>
+          <w:color w:val="000000"/>
+        </w:rPr>
+        <w:t xml:space="preserve">.</w:t>
       </w:r>
     </w:p>
     <w:p>
@@ -27835,7 +27961,21 @@
           <w:rFonts w:ascii="Old Standard TT" w:hAnsi="Old Standard TT" w:cs="Old Standard TT"/>
           <w:color w:val="000000"/>
         </w:rPr>
-        <w:t xml:space="preserve">Frank Peterlein initiated the project, authorized its budget and reviewed the full manuscript during development; he is the responsible author. OpenAI Codex assisted with study design, literature checks, code, prompts, analyses, figures and writing. Automated and agent-assisted checks are not independent human replication. Evaluated models generated the retained experimental responses. The earlier detailed disclosure is preserved in Appendix C.</w:t>
+        <w:t xml:space="preserve">Frank Peterlein initiated the project, authorized its budget and reviewed the full manuscript during development; he is the responsible author. OpenAI Codex assisted with study design, literature checks, code, prompts, analyses, figures and writing.</w:t>
+      </w:r>
+      <w:r>
+        <w:rPr>
+          <w:rFonts w:ascii="Old Standard TT" w:hAnsi="Old Standard TT" w:cs="Old Standard TT"/>
+          <w:color w:val="000000"/>
+        </w:rPr>
+        <w:t xml:space="preserve"> Anthropic’s Claude reviewed the revised manuscript, checked its numbers against the appendices and drafted the final abstract and disclosure edits.</w:t>
+      </w:r>
+      <w:r>
+        <w:rPr>
+          <w:rFonts w:ascii="Old Standard TT" w:hAnsi="Old Standard TT" w:cs="Old Standard TT"/>
+          <w:color w:val="000000"/>
+        </w:rPr>
+        <w:t xml:space="preserve"> Automated and agent-assisted checks are not independent human replication. Evaluated models generated the retained experimental responses. The earlier detailed disclosure is preserved in Appendix C.</w:t>
       </w:r>
     </w:p>
     <w:sectPr>

--- a/paper/inherited-collusion-submission.docx
+++ b/paper/inherited-collusion-submission.docx
@@ -437,7 +437,7 @@
                       <w:rFonts w:ascii="Old Standard TT" w:hAnsi="Old Standard TT" w:cs="Old Standard TT"/>
                       <w:color w:val="000000"/>
                     </w:rPr>
-                    <w:t xml:space="preserve">Can harmful plans survive agent replacement through handoff notes, and can successors reject them while coordinating? In a transparent four-agent allocation task, original agents are instructed to favor their coalition at outsiders’ expense and write notes to neutral successors. Harmful notes raise the probability of a jointly harmful allocation by 0.50 for Qwen3.6-35B-A3B and 0.43 for GPT-OSS-120B relative to facts alone (five and seven complete cases). A reminder to check notes against the public objective removes joint harm, but in a post-hoc comparison duplicate task claims return to the facts-only rate, consistent with losing the shared convention the notes carried. A public tie-breaking rule restores coordination. In a final factorial control that always includes the rule, every note-free episode is safe-optimal; with harmful notes and no reminder, three of 18 episodes leave partial outsider harm, none with the reminder. Small, selected cohorts limit generalization; no spontaneous collusion is claimed.</w:t>
+                    <w:t>Can harmful plans survive agent replacement through handoff notes, and can successors reject them while coordinating? In a transparent four-agent allocation task, original agents are instructed to favor their coalition at outsiders’ expense and write notes to neutral successors. Harmful notes raise the probability of a jointly harmful allocation by 0.50 for Qwen3.6-35B-A3B and 0.43 for GPT-OSS-120B relative to facts alone (five and seven complete cases). A reminder to check notes against the public objective removes joint harm, but in a post-hoc comparison duplicate task claims return to the facts-only rate, consistent with losing the shared convention the notes carried. A public tie-breaking rule restores coordination. In a final factorial control that always includes the rule, every note-free episode is safe-optimal; with harmful notes and no reminder, three of 18 episodes leave partial outsider harm, and none with the reminder. Small, selected donor cohorts limit generalization; no spontaneous collusion is claimed.</w:t>
                   </w:r>
                 </w:p>
               </w:tc>
@@ -3177,7 +3177,7 @@
           <w:szCs w:val="28"/>
           <w:color w:val="000000"/>
         </w:rPr>
-        <w:t xml:space="preserve">Appendix A. Limitations, dual use and ethics</w:t>
+        <w:t>Appendix A. Limitations and Dual-Use / Ethical Considerations</w:t>
       </w:r>
     </w:p>
     <w:p>
